--- a/Taylor/Node Vue/Taylor Pentz.docx
+++ b/Taylor/Node Vue/Taylor Pentz.docx
@@ -10,8 +10,9 @@
         <w:jc w:val="center"/>
         <w:rPr>
           <w:rFonts w:ascii="Times New Roman" w:eastAsia="Times New Roman" w:hAnsi="Times New Roman" w:cs="Times New Roman"/>
-          <w:sz w:val="24"/>
-          <w:szCs w:val="24"/>
+          <w:sz w:val="28"/>
+          <w:szCs w:val="24"/>
+          <w:u w:val="single"/>
         </w:rPr>
       </w:pPr>
       <w:r>
@@ -94,37 +95,33 @@
           <w:sz w:val="24"/>
           <w:szCs w:val="24"/>
         </w:rPr>
-        <w:t xml:space="preserve"> | 1601 Larkin, H</w:t>
-      </w:r>
-      <w:r>
-        <w:rPr>
-          <w:rFonts w:ascii="Times New Roman" w:eastAsia="Times New Roman" w:hAnsi="Times New Roman" w:cs="Times New Roman"/>
-          <w:sz w:val="24"/>
-          <w:szCs w:val="24"/>
-        </w:rPr>
-        <w:t>igh Point, NC | +1 8042860439</w:t>
-      </w:r>
-    </w:p>
-    <w:p>
-      <w:pPr>
-        <w:shd w:val="clear" w:color="auto" w:fill="DBE5F1" w:themeFill="accent1" w:themeFillTint="33"/>
-        <w:spacing w:after="0" w:line="240" w:lineRule="auto"/>
-        <w:contextualSpacing/>
-        <w:jc w:val="center"/>
-        <w:rPr>
-          <w:rFonts w:ascii="Times New Roman" w:eastAsia="Times New Roman" w:hAnsi="Times New Roman" w:cs="Times New Roman"/>
-          <w:sz w:val="28"/>
-          <w:szCs w:val="24"/>
-          <w:u w:val="single"/>
-        </w:rPr>
-      </w:pPr>
+        <w:t xml:space="preserve"> | 1601 Larkin, High Point, NC | </w:t>
+      </w:r>
+      <w:r>
+        <w:rPr>
+          <w:rFonts w:ascii="Times New Roman" w:eastAsia="Times New Roman" w:hAnsi="Times New Roman" w:cs="Times New Roman"/>
+          <w:sz w:val="24"/>
+          <w:szCs w:val="24"/>
+        </w:rPr>
+        <w:t>+1 (980) 981-4522</w:t>
+      </w:r>
+      <w:r>
+        <w:rPr>
+          <w:rFonts w:ascii="Times New Roman" w:eastAsia="Times New Roman" w:hAnsi="Times New Roman" w:cs="Times New Roman"/>
+          <w:sz w:val="24"/>
+          <w:szCs w:val="24"/>
+        </w:rPr>
+        <w:t xml:space="preserve"> </w:t>
+      </w:r>
       <w:r>
         <w:rPr>
           <w:rFonts w:ascii="Times New Roman" w:hAnsi="Times New Roman" w:cs="Times New Roman"/>
           <w:sz w:val="24"/>
         </w:rPr>
-        <w:t>https://www.linkedin.com/in/taylor-pentz-698a98381/</w:t>
-      </w:r>
+        <w:t>https://www.linkedin.com/in/taylor-pentz-10a92a3aa</w:t>
+      </w:r>
+      <w:bookmarkStart w:id="0" w:name="_GoBack"/>
+      <w:bookmarkEnd w:id="0"/>
     </w:p>
     <w:p>
       <w:pPr>
@@ -281,7 +278,6 @@
           <w:szCs w:val="27"/>
         </w:rPr>
       </w:pPr>
-      <w:proofErr w:type="spellStart"/>
       <w:r>
         <w:rPr>
           <w:rFonts w:ascii="Impact" w:eastAsia="Times New Roman" w:hAnsi="Impact" w:cs="Times New Roman"/>
@@ -291,19 +287,7 @@
           <w:sz w:val="27"/>
           <w:szCs w:val="27"/>
         </w:rPr>
-        <w:t>Technical</w:t>
-      </w:r>
-      <w:proofErr w:type="spellEnd"/>
-      <w:r>
-        <w:rPr>
-          <w:rFonts w:ascii="Impact" w:eastAsia="Times New Roman" w:hAnsi="Impact" w:cs="Times New Roman"/>
-          <w:b/>
-          <w:bCs/>
-          <w:color w:val="1F497D" w:themeColor="text2"/>
-          <w:sz w:val="27"/>
-          <w:szCs w:val="27"/>
-        </w:rPr>
-        <w:t xml:space="preserve"> Skills</w:t>
+        <w:t>Technical Skills</w:t>
       </w:r>
     </w:p>
     <w:p>
@@ -1414,8 +1398,6 @@
           <w:szCs w:val="24"/>
         </w:rPr>
       </w:pPr>
-      <w:bookmarkStart w:id="0" w:name="_GoBack"/>
-      <w:bookmarkEnd w:id="0"/>
       <w:r>
         <w:rPr>
           <w:rFonts w:ascii="Times New Roman" w:eastAsia="Times New Roman" w:hAnsi="Times New Roman" w:cs="Times New Roman"/>
@@ -7632,7 +7614,7 @@
 </file>
 
 <file path=customXml/itemProps1.xml><?xml version="1.0" encoding="utf-8"?>
-<ds:datastoreItem xmlns:ds="http://schemas.openxmlformats.org/officeDocument/2006/customXml" ds:itemID="{0545450B-6A48-4777-B3DE-0E1B642E2B2B}">
+<ds:datastoreItem xmlns:ds="http://schemas.openxmlformats.org/officeDocument/2006/customXml" ds:itemID="{E30B58C2-01A0-48BA-B5F9-899573162D0B}">
   <ds:schemaRefs>
     <ds:schemaRef ds:uri="http://schemas.openxmlformats.org/officeDocument/2006/bibliography"/>
   </ds:schemaRefs>

--- a/Taylor/Node Vue/Taylor Pentz.docx
+++ b/Taylor/Node Vue/Taylor Pentz.docx
@@ -118,10 +118,8 @@
           <w:rFonts w:ascii="Times New Roman" w:hAnsi="Times New Roman" w:cs="Times New Roman"/>
           <w:sz w:val="24"/>
         </w:rPr>
-        <w:t>https://www.linkedin.com/in/taylor-pentz-10a92a3aa</w:t>
-      </w:r>
-      <w:bookmarkStart w:id="0" w:name="_GoBack"/>
-      <w:bookmarkEnd w:id="0"/>
+        <w:t>https://www.linkedin.com/in/taylor-p-b0389a3ba</w:t>
+      </w:r>
     </w:p>
     <w:p>
       <w:pPr>
@@ -159,6 +157,8 @@
         </w:rPr>
         <w:t>Professional Summary</w:t>
       </w:r>
+      <w:bookmarkStart w:id="0" w:name="_GoBack"/>
+      <w:bookmarkEnd w:id="0"/>
     </w:p>
     <w:p>
       <w:pPr>
@@ -217,43 +217,7 @@
           <w:rFonts w:ascii="Times New Roman" w:hAnsi="Times New Roman" w:cs="Times New Roman"/>
           <w:sz w:val="24"/>
         </w:rPr>
-        <w:t xml:space="preserve">AWS, GCP, </w:t>
-      </w:r>
-      <w:proofErr w:type="spellStart"/>
-      <w:r>
-        <w:rPr>
-          <w:rStyle w:val="Strong"/>
-          <w:rFonts w:ascii="Times New Roman" w:hAnsi="Times New Roman" w:cs="Times New Roman"/>
-          <w:sz w:val="24"/>
-        </w:rPr>
-        <w:t>Docker</w:t>
-      </w:r>
-      <w:proofErr w:type="spellEnd"/>
-      <w:r>
-        <w:rPr>
-          <w:rStyle w:val="Strong"/>
-          <w:rFonts w:ascii="Times New Roman" w:hAnsi="Times New Roman" w:cs="Times New Roman"/>
-          <w:sz w:val="24"/>
-        </w:rPr>
-        <w:t xml:space="preserve">, SQL, and </w:t>
-      </w:r>
-      <w:proofErr w:type="spellStart"/>
-      <w:r>
-        <w:rPr>
-          <w:rStyle w:val="Strong"/>
-          <w:rFonts w:ascii="Times New Roman" w:hAnsi="Times New Roman" w:cs="Times New Roman"/>
-          <w:sz w:val="24"/>
-        </w:rPr>
-        <w:t>NoSQL</w:t>
-      </w:r>
-      <w:proofErr w:type="spellEnd"/>
-      <w:r>
-        <w:rPr>
-          <w:rStyle w:val="Strong"/>
-          <w:rFonts w:ascii="Times New Roman" w:hAnsi="Times New Roman" w:cs="Times New Roman"/>
-          <w:sz w:val="24"/>
-        </w:rPr>
-        <w:t xml:space="preserve"> databases</w:t>
+        <w:t>AWS, GCP, Docker, SQL, and NoSQL databases</w:t>
       </w:r>
       <w:r>
         <w:rPr>
@@ -333,15 +297,7 @@
         <w:t>Backend:</w:t>
       </w:r>
       <w:r>
-        <w:t xml:space="preserve"> Node.js, Express.js, </w:t>
-      </w:r>
-      <w:proofErr w:type="spellStart"/>
-      <w:r>
-        <w:t>RESTful</w:t>
-      </w:r>
-      <w:proofErr w:type="spellEnd"/>
-      <w:r>
-        <w:t xml:space="preserve"> APIs, </w:t>
+        <w:t xml:space="preserve"> Node.js, Express.js, RESTful APIs, </w:t>
       </w:r>
       <w:proofErr w:type="spellStart"/>
       <w:r>
@@ -370,48 +326,10 @@
         <w:rPr>
           <w:rStyle w:val="Strong"/>
         </w:rPr>
-        <w:t xml:space="preserve">Cloud &amp; </w:t>
-      </w:r>
-      <w:proofErr w:type="spellStart"/>
-      <w:r>
-        <w:rPr>
-          <w:rStyle w:val="Strong"/>
-        </w:rPr>
-        <w:t>DevOps</w:t>
-      </w:r>
-      <w:proofErr w:type="spellEnd"/>
-      <w:r>
-        <w:rPr>
-          <w:rStyle w:val="Strong"/>
-        </w:rPr>
-        <w:t>:</w:t>
-      </w:r>
-      <w:r>
-        <w:t xml:space="preserve"> AWS, GCP, </w:t>
-      </w:r>
-      <w:proofErr w:type="spellStart"/>
-      <w:r>
-        <w:t>Docker</w:t>
-      </w:r>
-      <w:proofErr w:type="spellEnd"/>
-      <w:r>
-        <w:t xml:space="preserve">, </w:t>
-      </w:r>
-      <w:proofErr w:type="spellStart"/>
-      <w:r>
-        <w:t>Kubernetes</w:t>
-      </w:r>
-      <w:proofErr w:type="spellEnd"/>
-      <w:r>
-        <w:t xml:space="preserve">, CI/CD (Jenkins, </w:t>
-      </w:r>
-      <w:proofErr w:type="spellStart"/>
-      <w:r>
-        <w:t>GitHub</w:t>
-      </w:r>
-      <w:proofErr w:type="spellEnd"/>
-      <w:r>
-        <w:t xml:space="preserve"> Actions)</w:t>
+        <w:t>Cloud &amp; DevOps:</w:t>
+      </w:r>
+      <w:r>
+        <w:t xml:space="preserve"> AWS, GCP, Docker, Kubernetes, CI/CD (Jenkins, GitHub Actions)</w:t>
       </w:r>
     </w:p>
     <w:p>
@@ -430,31 +348,7 @@
         <w:t>Databases:</w:t>
       </w:r>
       <w:r>
-        <w:t xml:space="preserve"> SQL (</w:t>
-      </w:r>
-      <w:proofErr w:type="spellStart"/>
-      <w:r>
-        <w:t>PostgreSQL</w:t>
-      </w:r>
-      <w:proofErr w:type="spellEnd"/>
-      <w:r>
-        <w:t xml:space="preserve">, MySQL), </w:t>
-      </w:r>
-      <w:proofErr w:type="spellStart"/>
-      <w:r>
-        <w:t>NoSQL</w:t>
-      </w:r>
-      <w:proofErr w:type="spellEnd"/>
-      <w:r>
-        <w:t xml:space="preserve"> (</w:t>
-      </w:r>
-      <w:proofErr w:type="spellStart"/>
-      <w:r>
-        <w:t>MongoDB</w:t>
-      </w:r>
-      <w:proofErr w:type="spellEnd"/>
-      <w:r>
-        <w:t xml:space="preserve">, </w:t>
+        <w:t xml:space="preserve"> SQL (PostgreSQL, MySQL), NoSQL (MongoDB, </w:t>
       </w:r>
       <w:proofErr w:type="spellStart"/>
       <w:r>
@@ -665,42 +559,8 @@
           <w:sz w:val="24"/>
           <w:szCs w:val="24"/>
         </w:rPr>
-        <w:t xml:space="preserve"> with </w:t>
-      </w:r>
-      <w:proofErr w:type="spellStart"/>
-      <w:r>
-        <w:rPr>
-          <w:rFonts w:ascii="Times New Roman" w:eastAsia="Times New Roman" w:hAnsi="Times New Roman" w:cs="Times New Roman"/>
-          <w:b/>
-          <w:bCs/>
-          <w:sz w:val="24"/>
-          <w:szCs w:val="24"/>
-        </w:rPr>
-        <w:t>Docker</w:t>
-      </w:r>
-      <w:proofErr w:type="spellEnd"/>
-      <w:r>
-        <w:rPr>
-          <w:rFonts w:ascii="Times New Roman" w:eastAsia="Times New Roman" w:hAnsi="Times New Roman" w:cs="Times New Roman"/>
-          <w:b/>
-          <w:bCs/>
-          <w:sz w:val="24"/>
-          <w:szCs w:val="24"/>
-        </w:rPr>
-        <w:t xml:space="preserve"> and </w:t>
-      </w:r>
-      <w:proofErr w:type="spellStart"/>
-      <w:r>
-        <w:rPr>
-          <w:rFonts w:ascii="Times New Roman" w:eastAsia="Times New Roman" w:hAnsi="Times New Roman" w:cs="Times New Roman"/>
-          <w:b/>
-          <w:bCs/>
-          <w:sz w:val="24"/>
-          <w:szCs w:val="24"/>
-        </w:rPr>
-        <w:t>Kubernetes</w:t>
-      </w:r>
-      <w:proofErr w:type="spellEnd"/>
+        <w:t xml:space="preserve"> with Docker and Kubernetes</w:t>
+      </w:r>
       <w:r>
         <w:rPr>
           <w:rFonts w:ascii="Times New Roman" w:eastAsia="Times New Roman" w:hAnsi="Times New Roman" w:cs="Times New Roman"/>
@@ -741,63 +601,15 @@
           <w:sz w:val="24"/>
           <w:szCs w:val="24"/>
         </w:rPr>
-        <w:t xml:space="preserve">data-intensive applications using SQL and </w:t>
-      </w:r>
-      <w:proofErr w:type="spellStart"/>
-      <w:r>
-        <w:rPr>
-          <w:rFonts w:ascii="Times New Roman" w:eastAsia="Times New Roman" w:hAnsi="Times New Roman" w:cs="Times New Roman"/>
-          <w:b/>
-          <w:bCs/>
-          <w:sz w:val="24"/>
-          <w:szCs w:val="24"/>
-        </w:rPr>
-        <w:t>NoSQL</w:t>
-      </w:r>
-      <w:proofErr w:type="spellEnd"/>
-      <w:r>
-        <w:rPr>
-          <w:rFonts w:ascii="Times New Roman" w:eastAsia="Times New Roman" w:hAnsi="Times New Roman" w:cs="Times New Roman"/>
-          <w:sz w:val="24"/>
-          <w:szCs w:val="24"/>
-        </w:rPr>
-        <w:t xml:space="preserve">, optimizing queries and indexes for performance across </w:t>
-      </w:r>
-      <w:proofErr w:type="spellStart"/>
-      <w:r>
-        <w:rPr>
-          <w:rFonts w:ascii="Times New Roman" w:eastAsia="Times New Roman" w:hAnsi="Times New Roman" w:cs="Times New Roman"/>
-          <w:sz w:val="24"/>
-          <w:szCs w:val="24"/>
-        </w:rPr>
-        <w:t>PostgreSQL</w:t>
-      </w:r>
-      <w:proofErr w:type="spellEnd"/>
-      <w:r>
-        <w:rPr>
-          <w:rFonts w:ascii="Times New Roman" w:eastAsia="Times New Roman" w:hAnsi="Times New Roman" w:cs="Times New Roman"/>
-          <w:sz w:val="24"/>
-          <w:szCs w:val="24"/>
-        </w:rPr>
-        <w:t xml:space="preserve"> and </w:t>
-      </w:r>
-      <w:proofErr w:type="spellStart"/>
-      <w:r>
-        <w:rPr>
-          <w:rFonts w:ascii="Times New Roman" w:eastAsia="Times New Roman" w:hAnsi="Times New Roman" w:cs="Times New Roman"/>
-          <w:sz w:val="24"/>
-          <w:szCs w:val="24"/>
-        </w:rPr>
-        <w:t>MongoDB</w:t>
-      </w:r>
-      <w:proofErr w:type="spellEnd"/>
-      <w:r>
-        <w:rPr>
-          <w:rFonts w:ascii="Times New Roman" w:eastAsia="Times New Roman" w:hAnsi="Times New Roman" w:cs="Times New Roman"/>
-          <w:sz w:val="24"/>
-          <w:szCs w:val="24"/>
-        </w:rPr>
-        <w:t xml:space="preserve"> clusters.</w:t>
+        <w:t>data-intensive applications using SQL and NoSQL</w:t>
+      </w:r>
+      <w:r>
+        <w:rPr>
+          <w:rFonts w:ascii="Times New Roman" w:eastAsia="Times New Roman" w:hAnsi="Times New Roman" w:cs="Times New Roman"/>
+          <w:sz w:val="24"/>
+          <w:szCs w:val="24"/>
+        </w:rPr>
+        <w:t>, optimizing queries and indexes for performance across PostgreSQL and MongoDB clusters.</w:t>
       </w:r>
     </w:p>
     <w:p>
@@ -839,25 +651,7 @@
           <w:sz w:val="24"/>
           <w:szCs w:val="24"/>
         </w:rPr>
-        <w:t xml:space="preserve"> sprints, enforcing coding standards, test coverage, and </w:t>
-      </w:r>
-      <w:proofErr w:type="spellStart"/>
-      <w:r>
-        <w:rPr>
-          <w:rFonts w:ascii="Times New Roman" w:eastAsia="Times New Roman" w:hAnsi="Times New Roman" w:cs="Times New Roman"/>
-          <w:sz w:val="24"/>
-          <w:szCs w:val="24"/>
-        </w:rPr>
-        <w:t>DevOps</w:t>
-      </w:r>
-      <w:proofErr w:type="spellEnd"/>
-      <w:r>
-        <w:rPr>
-          <w:rFonts w:ascii="Times New Roman" w:eastAsia="Times New Roman" w:hAnsi="Times New Roman" w:cs="Times New Roman"/>
-          <w:sz w:val="24"/>
-          <w:szCs w:val="24"/>
-        </w:rPr>
-        <w:t xml:space="preserve"> best practices to enhance reliability and collaboration.</w:t>
+        <w:t xml:space="preserve"> sprints, enforcing coding standards, test coverage, and DevOps best practices to enhance reliability and collaboration.</w:t>
       </w:r>
     </w:p>
     <w:p>
@@ -899,25 +693,7 @@
           <w:sz w:val="24"/>
           <w:szCs w:val="24"/>
         </w:rPr>
-        <w:t xml:space="preserve"> using Jenkins and </w:t>
-      </w:r>
-      <w:proofErr w:type="spellStart"/>
-      <w:r>
-        <w:rPr>
-          <w:rFonts w:ascii="Times New Roman" w:eastAsia="Times New Roman" w:hAnsi="Times New Roman" w:cs="Times New Roman"/>
-          <w:sz w:val="24"/>
-          <w:szCs w:val="24"/>
-        </w:rPr>
-        <w:t>GitHub</w:t>
-      </w:r>
-      <w:proofErr w:type="spellEnd"/>
-      <w:r>
-        <w:rPr>
-          <w:rFonts w:ascii="Times New Roman" w:eastAsia="Times New Roman" w:hAnsi="Times New Roman" w:cs="Times New Roman"/>
-          <w:sz w:val="24"/>
-          <w:szCs w:val="24"/>
-        </w:rPr>
-        <w:t xml:space="preserve"> Actions, significantly reducing release cycles while ensuring security compliance.</w:t>
+        <w:t xml:space="preserve"> using Jenkins and GitHub Actions, significantly reducing release cycles while ensuring security compliance.</w:t>
       </w:r>
     </w:p>
     <w:p>
@@ -1057,29 +833,7 @@
           <w:sz w:val="24"/>
           <w:szCs w:val="24"/>
         </w:rPr>
-        <w:t xml:space="preserve">Vue.js, Node.js, </w:t>
-      </w:r>
-      <w:proofErr w:type="spellStart"/>
-      <w:r>
-        <w:rPr>
-          <w:rFonts w:ascii="Times New Roman" w:eastAsia="Times New Roman" w:hAnsi="Times New Roman" w:cs="Times New Roman"/>
-          <w:b/>
-          <w:bCs/>
-          <w:sz w:val="24"/>
-          <w:szCs w:val="24"/>
-        </w:rPr>
-        <w:t>Docker</w:t>
-      </w:r>
-      <w:proofErr w:type="spellEnd"/>
-      <w:r>
-        <w:rPr>
-          <w:rFonts w:ascii="Times New Roman" w:eastAsia="Times New Roman" w:hAnsi="Times New Roman" w:cs="Times New Roman"/>
-          <w:b/>
-          <w:bCs/>
-          <w:sz w:val="24"/>
-          <w:szCs w:val="24"/>
-        </w:rPr>
-        <w:t>, and database performance tuning</w:t>
+        <w:t>Vue.js, Node.js, Docker, and database performance tuning</w:t>
       </w:r>
       <w:r>
         <w:rPr>
@@ -1322,7 +1076,6 @@
         </w:rPr>
         <w:t xml:space="preserve">Leveraged </w:t>
       </w:r>
-      <w:proofErr w:type="spellStart"/>
       <w:r>
         <w:rPr>
           <w:rFonts w:ascii="Times New Roman" w:eastAsia="Times New Roman" w:hAnsi="Times New Roman" w:cs="Times New Roman"/>
@@ -1331,31 +1084,8 @@
           <w:sz w:val="24"/>
           <w:szCs w:val="24"/>
         </w:rPr>
-        <w:t>Docker</w:t>
-      </w:r>
-      <w:proofErr w:type="spellEnd"/>
-      <w:r>
-        <w:rPr>
-          <w:rFonts w:ascii="Times New Roman" w:eastAsia="Times New Roman" w:hAnsi="Times New Roman" w:cs="Times New Roman"/>
-          <w:b/>
-          <w:bCs/>
-          <w:sz w:val="24"/>
-          <w:szCs w:val="24"/>
-        </w:rPr>
-        <w:t xml:space="preserve"> and </w:t>
-      </w:r>
-      <w:proofErr w:type="spellStart"/>
-      <w:r>
-        <w:rPr>
-          <w:rFonts w:ascii="Times New Roman" w:eastAsia="Times New Roman" w:hAnsi="Times New Roman" w:cs="Times New Roman"/>
-          <w:b/>
-          <w:bCs/>
-          <w:sz w:val="24"/>
-          <w:szCs w:val="24"/>
-        </w:rPr>
-        <w:t>Kubernetes</w:t>
-      </w:r>
-      <w:proofErr w:type="spellEnd"/>
+        <w:t>Docker and Kubernetes</w:t>
+      </w:r>
       <w:r>
         <w:rPr>
           <w:rFonts w:ascii="Times New Roman" w:eastAsia="Times New Roman" w:hAnsi="Times New Roman" w:cs="Times New Roman"/>
@@ -1414,29 +1144,7 @@
           <w:sz w:val="24"/>
           <w:szCs w:val="24"/>
         </w:rPr>
-        <w:t xml:space="preserve">SQL and </w:t>
-      </w:r>
-      <w:proofErr w:type="spellStart"/>
-      <w:r>
-        <w:rPr>
-          <w:rFonts w:ascii="Times New Roman" w:eastAsia="Times New Roman" w:hAnsi="Times New Roman" w:cs="Times New Roman"/>
-          <w:b/>
-          <w:bCs/>
-          <w:sz w:val="24"/>
-          <w:szCs w:val="24"/>
-        </w:rPr>
-        <w:t>NoSQL</w:t>
-      </w:r>
-      <w:proofErr w:type="spellEnd"/>
-      <w:r>
-        <w:rPr>
-          <w:rFonts w:ascii="Times New Roman" w:eastAsia="Times New Roman" w:hAnsi="Times New Roman" w:cs="Times New Roman"/>
-          <w:b/>
-          <w:bCs/>
-          <w:sz w:val="24"/>
-          <w:szCs w:val="24"/>
-        </w:rPr>
-        <w:t xml:space="preserve"> databases</w:t>
+        <w:t>SQL and NoSQL databases</w:t>
       </w:r>
       <w:r>
         <w:rPr>
@@ -1840,20 +1548,8 @@
           <w:sz w:val="24"/>
           <w:szCs w:val="24"/>
         </w:rPr>
-        <w:t xml:space="preserve">relational schemas in MySQL and </w:t>
-      </w:r>
-      <w:proofErr w:type="spellStart"/>
-      <w:r>
-        <w:rPr>
-          <w:rFonts w:ascii="Times New Roman" w:eastAsia="Times New Roman" w:hAnsi="Times New Roman" w:cs="Times New Roman"/>
-          <w:b/>
-          <w:bCs/>
-          <w:sz w:val="24"/>
-          <w:szCs w:val="24"/>
-        </w:rPr>
-        <w:t>PostgreSQL</w:t>
-      </w:r>
-      <w:proofErr w:type="spellEnd"/>
+        <w:t>relational schemas in MySQL and PostgreSQL</w:t>
+      </w:r>
       <w:r>
         <w:rPr>
           <w:rFonts w:ascii="Times New Roman" w:eastAsia="Times New Roman" w:hAnsi="Times New Roman" w:cs="Times New Roman"/>
@@ -1886,7 +1582,6 @@
         </w:rPr>
         <w:t xml:space="preserve">Introduced </w:t>
       </w:r>
-      <w:proofErr w:type="spellStart"/>
       <w:r>
         <w:rPr>
           <w:rFonts w:ascii="Times New Roman" w:eastAsia="Times New Roman" w:hAnsi="Times New Roman" w:cs="Times New Roman"/>
@@ -1895,31 +1590,8 @@
           <w:sz w:val="24"/>
           <w:szCs w:val="24"/>
         </w:rPr>
-        <w:t>NoSQL</w:t>
-      </w:r>
-      <w:proofErr w:type="spellEnd"/>
-      <w:r>
-        <w:rPr>
-          <w:rFonts w:ascii="Times New Roman" w:eastAsia="Times New Roman" w:hAnsi="Times New Roman" w:cs="Times New Roman"/>
-          <w:b/>
-          <w:bCs/>
-          <w:sz w:val="24"/>
-          <w:szCs w:val="24"/>
-        </w:rPr>
-        <w:t xml:space="preserve"> solutions like </w:t>
-      </w:r>
-      <w:proofErr w:type="spellStart"/>
-      <w:r>
-        <w:rPr>
-          <w:rFonts w:ascii="Times New Roman" w:eastAsia="Times New Roman" w:hAnsi="Times New Roman" w:cs="Times New Roman"/>
-          <w:b/>
-          <w:bCs/>
-          <w:sz w:val="24"/>
-          <w:szCs w:val="24"/>
-        </w:rPr>
-        <w:t>MongoDB</w:t>
-      </w:r>
-      <w:proofErr w:type="spellEnd"/>
+        <w:t>NoSQL solutions like MongoDB</w:t>
+      </w:r>
       <w:r>
         <w:rPr>
           <w:rFonts w:ascii="Times New Roman" w:eastAsia="Times New Roman" w:hAnsi="Times New Roman" w:cs="Times New Roman"/>
@@ -1960,20 +1632,8 @@
           <w:sz w:val="24"/>
           <w:szCs w:val="24"/>
         </w:rPr>
-        <w:t xml:space="preserve">containerized deployments with </w:t>
-      </w:r>
-      <w:proofErr w:type="spellStart"/>
-      <w:r>
-        <w:rPr>
-          <w:rFonts w:ascii="Times New Roman" w:eastAsia="Times New Roman" w:hAnsi="Times New Roman" w:cs="Times New Roman"/>
-          <w:b/>
-          <w:bCs/>
-          <w:sz w:val="24"/>
-          <w:szCs w:val="24"/>
-        </w:rPr>
-        <w:t>Docker</w:t>
-      </w:r>
-      <w:proofErr w:type="spellEnd"/>
+        <w:t>containerized deployments with Docker</w:t>
+      </w:r>
       <w:r>
         <w:rPr>
           <w:rFonts w:ascii="Times New Roman" w:eastAsia="Times New Roman" w:hAnsi="Times New Roman" w:cs="Times New Roman"/>
@@ -2327,7 +1987,6 @@
         </w:rPr>
         <w:t xml:space="preserve">Explored </w:t>
       </w:r>
-      <w:proofErr w:type="spellStart"/>
       <w:r>
         <w:rPr>
           <w:rFonts w:ascii="Times New Roman" w:eastAsia="Times New Roman" w:hAnsi="Times New Roman" w:cs="Times New Roman"/>
@@ -2336,18 +1995,7 @@
           <w:sz w:val="24"/>
           <w:szCs w:val="24"/>
         </w:rPr>
-        <w:t>NoSQL</w:t>
-      </w:r>
-      <w:proofErr w:type="spellEnd"/>
-      <w:r>
-        <w:rPr>
-          <w:rFonts w:ascii="Times New Roman" w:eastAsia="Times New Roman" w:hAnsi="Times New Roman" w:cs="Times New Roman"/>
-          <w:b/>
-          <w:bCs/>
-          <w:sz w:val="24"/>
-          <w:szCs w:val="24"/>
-        </w:rPr>
-        <w:t xml:space="preserve"> adoption for semi-structured datasets</w:t>
+        <w:t>NoSQL adoption for semi-structured datasets</w:t>
       </w:r>
       <w:r>
         <w:rPr>
@@ -2379,25 +2027,7 @@
           <w:sz w:val="24"/>
           <w:szCs w:val="24"/>
         </w:rPr>
-        <w:t xml:space="preserve">Automated build and deployment workflows with </w:t>
-      </w:r>
-      <w:proofErr w:type="spellStart"/>
-      <w:r>
-        <w:rPr>
-          <w:rFonts w:ascii="Times New Roman" w:eastAsia="Times New Roman" w:hAnsi="Times New Roman" w:cs="Times New Roman"/>
-          <w:sz w:val="24"/>
-          <w:szCs w:val="24"/>
-        </w:rPr>
-        <w:t>Docker</w:t>
-      </w:r>
-      <w:proofErr w:type="spellEnd"/>
-      <w:r>
-        <w:rPr>
-          <w:rFonts w:ascii="Times New Roman" w:eastAsia="Times New Roman" w:hAnsi="Times New Roman" w:cs="Times New Roman"/>
-          <w:sz w:val="24"/>
-          <w:szCs w:val="24"/>
-        </w:rPr>
-        <w:t>, reducing integration issues across testing environments.</w:t>
+        <w:t>Automated build and deployment workflows with Docker, reducing integration issues across testing environments.</w:t>
       </w:r>
     </w:p>
     <w:p>
@@ -2572,43 +2202,7 @@
           <w:sz w:val="24"/>
           <w:szCs w:val="24"/>
         </w:rPr>
-        <w:t xml:space="preserve"> Built a full-stack online marketplace using Vue.js, Node.js, </w:t>
-      </w:r>
-      <w:proofErr w:type="spellStart"/>
-      <w:r>
-        <w:rPr>
-          <w:rFonts w:ascii="Times New Roman" w:eastAsia="Times New Roman" w:hAnsi="Times New Roman" w:cs="Times New Roman"/>
-          <w:sz w:val="24"/>
-          <w:szCs w:val="24"/>
-        </w:rPr>
-        <w:t>Docker</w:t>
-      </w:r>
-      <w:proofErr w:type="spellEnd"/>
-      <w:r>
-        <w:rPr>
-          <w:rFonts w:ascii="Times New Roman" w:eastAsia="Times New Roman" w:hAnsi="Times New Roman" w:cs="Times New Roman"/>
-          <w:sz w:val="24"/>
-          <w:szCs w:val="24"/>
-        </w:rPr>
-        <w:t xml:space="preserve">, AWS, and </w:t>
-      </w:r>
-      <w:proofErr w:type="spellStart"/>
-      <w:r>
-        <w:rPr>
-          <w:rFonts w:ascii="Times New Roman" w:eastAsia="Times New Roman" w:hAnsi="Times New Roman" w:cs="Times New Roman"/>
-          <w:sz w:val="24"/>
-          <w:szCs w:val="24"/>
-        </w:rPr>
-        <w:t>MongoDB</w:t>
-      </w:r>
-      <w:proofErr w:type="spellEnd"/>
-      <w:r>
-        <w:rPr>
-          <w:rFonts w:ascii="Times New Roman" w:eastAsia="Times New Roman" w:hAnsi="Times New Roman" w:cs="Times New Roman"/>
-          <w:sz w:val="24"/>
-          <w:szCs w:val="24"/>
-        </w:rPr>
-        <w:t xml:space="preserve"> with secure payment integration.</w:t>
+        <w:t xml:space="preserve"> Built a full-stack online marketplace using Vue.js, Node.js, Docker, AWS, and MongoDB with secure payment integration.</w:t>
       </w:r>
     </w:p>
     <w:p>
@@ -2678,25 +2272,7 @@
           <w:sz w:val="24"/>
           <w:szCs w:val="24"/>
         </w:rPr>
-        <w:t xml:space="preserve"> and </w:t>
-      </w:r>
-      <w:proofErr w:type="spellStart"/>
-      <w:r>
-        <w:rPr>
-          <w:rFonts w:ascii="Times New Roman" w:eastAsia="Times New Roman" w:hAnsi="Times New Roman" w:cs="Times New Roman"/>
-          <w:sz w:val="24"/>
-          <w:szCs w:val="24"/>
-        </w:rPr>
-        <w:t>PostgreSQL</w:t>
-      </w:r>
-      <w:proofErr w:type="spellEnd"/>
-      <w:r>
-        <w:rPr>
-          <w:rFonts w:ascii="Times New Roman" w:eastAsia="Times New Roman" w:hAnsi="Times New Roman" w:cs="Times New Roman"/>
-          <w:sz w:val="24"/>
-          <w:szCs w:val="24"/>
-        </w:rPr>
-        <w:t>.</w:t>
+        <w:t xml:space="preserve"> and PostgreSQL.</w:t>
       </w:r>
     </w:p>
     <w:p>
@@ -2879,7 +2455,6 @@
           <w:szCs w:val="24"/>
         </w:rPr>
       </w:pPr>
-      <w:proofErr w:type="spellStart"/>
       <w:r>
         <w:rPr>
           <w:rFonts w:ascii="Times New Roman" w:eastAsia="Times New Roman" w:hAnsi="Times New Roman" w:cs="Times New Roman"/>
@@ -2888,18 +2463,7 @@
           <w:sz w:val="24"/>
           <w:szCs w:val="24"/>
         </w:rPr>
-        <w:t>Docker</w:t>
-      </w:r>
-      <w:proofErr w:type="spellEnd"/>
-      <w:r>
-        <w:rPr>
-          <w:rFonts w:ascii="Times New Roman" w:eastAsia="Times New Roman" w:hAnsi="Times New Roman" w:cs="Times New Roman"/>
-          <w:b/>
-          <w:bCs/>
-          <w:sz w:val="24"/>
-          <w:szCs w:val="24"/>
-        </w:rPr>
-        <w:t xml:space="preserve"> Certified Associate</w:t>
+        <w:t>Docker Certified Associate</w:t>
       </w:r>
     </w:p>
     <w:p>
@@ -7614,7 +7178,7 @@
 </file>
 
 <file path=customXml/itemProps1.xml><?xml version="1.0" encoding="utf-8"?>
-<ds:datastoreItem xmlns:ds="http://schemas.openxmlformats.org/officeDocument/2006/customXml" ds:itemID="{E30B58C2-01A0-48BA-B5F9-899573162D0B}">
+<ds:datastoreItem xmlns:ds="http://schemas.openxmlformats.org/officeDocument/2006/customXml" ds:itemID="{2D5DC31E-FC36-4B2F-A517-6F71B7A2C300}">
   <ds:schemaRefs>
     <ds:schemaRef ds:uri="http://schemas.openxmlformats.org/officeDocument/2006/bibliography"/>
   </ds:schemaRefs>

--- a/Taylor/Node Vue/Taylor Pentz.docx
+++ b/Taylor/Node Vue/Taylor Pentz.docx
@@ -54,20 +54,32 @@
           <w:rFonts w:ascii="Arial Black" w:eastAsia="Times New Roman" w:hAnsi="Arial Black" w:cs="Times New Roman"/>
           <w:b/>
           <w:bCs/>
-          <w:sz w:val="32"/>
+          <w:sz w:val="24"/>
           <w:szCs w:val="32"/>
         </w:rPr>
-        <w:t>Senior Software</w:t>
-      </w:r>
+        <w:t xml:space="preserve">Senior Software Engineer — Vue.js | Node.js | </w:t>
+      </w:r>
+      <w:proofErr w:type="spellStart"/>
       <w:r>
         <w:rPr>
           <w:rFonts w:ascii="Arial Black" w:eastAsia="Times New Roman" w:hAnsi="Arial Black" w:cs="Times New Roman"/>
           <w:b/>
           <w:bCs/>
-          <w:sz w:val="32"/>
+          <w:sz w:val="24"/>
           <w:szCs w:val="32"/>
         </w:rPr>
-        <w:t xml:space="preserve"> Engineer</w:t>
+        <w:t>TypeScript</w:t>
+      </w:r>
+      <w:proofErr w:type="spellEnd"/>
+      <w:r>
+        <w:rPr>
+          <w:rFonts w:ascii="Arial Black" w:eastAsia="Times New Roman" w:hAnsi="Arial Black" w:cs="Times New Roman"/>
+          <w:b/>
+          <w:bCs/>
+          <w:sz w:val="24"/>
+          <w:szCs w:val="32"/>
+        </w:rPr>
+        <w:t xml:space="preserve"> | AWS</w:t>
       </w:r>
       <w:r>
         <w:rPr>
@@ -95,7 +107,17 @@
           <w:sz w:val="24"/>
           <w:szCs w:val="24"/>
         </w:rPr>
-        <w:t xml:space="preserve"> | 1601 Larkin, High Point, NC | </w:t>
+        <w:t xml:space="preserve"> | 1601 Larkin, High Point, </w:t>
+      </w:r>
+      <w:bookmarkStart w:id="0" w:name="_GoBack"/>
+      <w:bookmarkEnd w:id="0"/>
+      <w:r>
+        <w:rPr>
+          <w:rFonts w:ascii="Times New Roman" w:eastAsia="Times New Roman" w:hAnsi="Times New Roman" w:cs="Times New Roman"/>
+          <w:sz w:val="24"/>
+          <w:szCs w:val="24"/>
+        </w:rPr>
+        <w:t xml:space="preserve">NC | </w:t>
       </w:r>
       <w:r>
         <w:rPr>
@@ -157,8 +179,6 @@
         </w:rPr>
         <w:t>Professional Summary</w:t>
       </w:r>
-      <w:bookmarkStart w:id="0" w:name="_GoBack"/>
-      <w:bookmarkEnd w:id="0"/>
     </w:p>
     <w:p>
       <w:pPr>
@@ -166,50 +186,57 @@
         <w:jc w:val="both"/>
         <w:rPr>
           <w:rFonts w:ascii="Times New Roman" w:eastAsia="Times New Roman" w:hAnsi="Times New Roman" w:cs="Times New Roman"/>
-          <w:sz w:val="28"/>
-          <w:szCs w:val="24"/>
-        </w:rPr>
-      </w:pPr>
-      <w:proofErr w:type="gramStart"/>
+          <w:sz w:val="32"/>
+          <w:szCs w:val="24"/>
+        </w:rPr>
+      </w:pPr>
       <w:r>
         <w:rPr>
           <w:rFonts w:ascii="Times New Roman" w:hAnsi="Times New Roman" w:cs="Times New Roman"/>
           <w:sz w:val="24"/>
         </w:rPr>
-        <w:t xml:space="preserve">Full-stack engineer with extensive expertise in building scalable applications using </w:t>
-      </w:r>
+        <w:t xml:space="preserve">Senior Software Engineer with 10+ years building SaaS, </w:t>
+      </w:r>
+      <w:proofErr w:type="spellStart"/>
+      <w:r>
+        <w:rPr>
+          <w:rFonts w:ascii="Times New Roman" w:hAnsi="Times New Roman" w:cs="Times New Roman"/>
+          <w:sz w:val="24"/>
+        </w:rPr>
+        <w:t>fintech</w:t>
+      </w:r>
+      <w:proofErr w:type="spellEnd"/>
+      <w:r>
+        <w:rPr>
+          <w:rFonts w:ascii="Times New Roman" w:hAnsi="Times New Roman" w:cs="Times New Roman"/>
+          <w:sz w:val="24"/>
+        </w:rPr>
+        <w:t xml:space="preserve">, healthcare, and enterprise workflow platforms using </w:t>
+      </w:r>
+      <w:proofErr w:type="spellStart"/>
       <w:r>
         <w:rPr>
           <w:rStyle w:val="Strong"/>
           <w:rFonts w:ascii="Times New Roman" w:hAnsi="Times New Roman" w:cs="Times New Roman"/>
           <w:sz w:val="24"/>
         </w:rPr>
-        <w:t xml:space="preserve">Vue.js, Node.js, and cloud-native </w:t>
-      </w:r>
-      <w:proofErr w:type="spellStart"/>
+        <w:t>Vue</w:t>
+      </w:r>
+      <w:proofErr w:type="spellEnd"/>
       <w:r>
         <w:rPr>
           <w:rStyle w:val="Strong"/>
           <w:rFonts w:ascii="Times New Roman" w:hAnsi="Times New Roman" w:cs="Times New Roman"/>
           <w:sz w:val="24"/>
         </w:rPr>
-        <w:t>microservices</w:t>
-      </w:r>
-      <w:proofErr w:type="spellEnd"/>
+        <w:t xml:space="preserve"> 2.x–3.x</w:t>
+      </w:r>
       <w:r>
         <w:rPr>
           <w:rFonts w:ascii="Times New Roman" w:hAnsi="Times New Roman" w:cs="Times New Roman"/>
           <w:sz w:val="24"/>
         </w:rPr>
-        <w:t>.</w:t>
-      </w:r>
-      <w:proofErr w:type="gramEnd"/>
-      <w:r>
-        <w:rPr>
-          <w:rFonts w:ascii="Times New Roman" w:hAnsi="Times New Roman" w:cs="Times New Roman"/>
-          <w:sz w:val="24"/>
-        </w:rPr>
-        <w:t xml:space="preserve"> Skilled in architecting solutions across </w:t>
+        <w:t xml:space="preserve">, </w:t>
       </w:r>
       <w:r>
         <w:rPr>
@@ -217,14 +244,123 @@
           <w:rFonts w:ascii="Times New Roman" w:hAnsi="Times New Roman" w:cs="Times New Roman"/>
           <w:sz w:val="24"/>
         </w:rPr>
-        <w:t>AWS, GCP, Docker, SQL, and NoSQL databases</w:t>
+        <w:t>Node.js 8–20</w:t>
       </w:r>
       <w:r>
         <w:rPr>
           <w:rFonts w:ascii="Times New Roman" w:hAnsi="Times New Roman" w:cs="Times New Roman"/>
           <w:sz w:val="24"/>
         </w:rPr>
-        <w:t>, ensuring high performance, reliability, and security. Adept at leading cross-functional teams, optimizing CI/CD pipelines, and driving delivery of enterprise-grade applications with strong focus on scalability and maintainability.</w:t>
+        <w:t xml:space="preserve">, </w:t>
+      </w:r>
+      <w:proofErr w:type="spellStart"/>
+      <w:r>
+        <w:rPr>
+          <w:rStyle w:val="Strong"/>
+          <w:rFonts w:ascii="Times New Roman" w:hAnsi="Times New Roman" w:cs="Times New Roman"/>
+          <w:sz w:val="24"/>
+        </w:rPr>
+        <w:t>TypeScript</w:t>
+      </w:r>
+      <w:proofErr w:type="spellEnd"/>
+      <w:r>
+        <w:rPr>
+          <w:rFonts w:ascii="Times New Roman" w:hAnsi="Times New Roman" w:cs="Times New Roman"/>
+          <w:sz w:val="24"/>
+        </w:rPr>
+        <w:t xml:space="preserve">, </w:t>
+      </w:r>
+      <w:r>
+        <w:rPr>
+          <w:rStyle w:val="Strong"/>
+          <w:rFonts w:ascii="Times New Roman" w:hAnsi="Times New Roman" w:cs="Times New Roman"/>
+          <w:sz w:val="24"/>
+        </w:rPr>
+        <w:t>Express</w:t>
+      </w:r>
+      <w:r>
+        <w:rPr>
+          <w:rFonts w:ascii="Times New Roman" w:hAnsi="Times New Roman" w:cs="Times New Roman"/>
+          <w:sz w:val="24"/>
+        </w:rPr>
+        <w:t xml:space="preserve">, </w:t>
+      </w:r>
+      <w:proofErr w:type="spellStart"/>
+      <w:r>
+        <w:rPr>
+          <w:rStyle w:val="Strong"/>
+          <w:rFonts w:ascii="Times New Roman" w:hAnsi="Times New Roman" w:cs="Times New Roman"/>
+          <w:sz w:val="24"/>
+        </w:rPr>
+        <w:t>NestJS</w:t>
+      </w:r>
+      <w:proofErr w:type="spellEnd"/>
+      <w:r>
+        <w:rPr>
+          <w:rFonts w:ascii="Times New Roman" w:hAnsi="Times New Roman" w:cs="Times New Roman"/>
+          <w:sz w:val="24"/>
+        </w:rPr>
+        <w:t xml:space="preserve">, </w:t>
+      </w:r>
+      <w:r>
+        <w:rPr>
+          <w:rStyle w:val="Strong"/>
+          <w:rFonts w:ascii="Times New Roman" w:hAnsi="Times New Roman" w:cs="Times New Roman"/>
+          <w:sz w:val="24"/>
+        </w:rPr>
+        <w:t>PostgreSQL</w:t>
+      </w:r>
+      <w:r>
+        <w:rPr>
+          <w:rFonts w:ascii="Times New Roman" w:hAnsi="Times New Roman" w:cs="Times New Roman"/>
+          <w:sz w:val="24"/>
+        </w:rPr>
+        <w:t xml:space="preserve">, </w:t>
+      </w:r>
+      <w:r>
+        <w:rPr>
+          <w:rStyle w:val="Strong"/>
+          <w:rFonts w:ascii="Times New Roman" w:hAnsi="Times New Roman" w:cs="Times New Roman"/>
+          <w:sz w:val="24"/>
+        </w:rPr>
+        <w:t>MongoDB</w:t>
+      </w:r>
+      <w:r>
+        <w:rPr>
+          <w:rFonts w:ascii="Times New Roman" w:hAnsi="Times New Roman" w:cs="Times New Roman"/>
+          <w:sz w:val="24"/>
+        </w:rPr>
+        <w:t xml:space="preserve">, </w:t>
+      </w:r>
+      <w:r>
+        <w:rPr>
+          <w:rStyle w:val="Strong"/>
+          <w:rFonts w:ascii="Times New Roman" w:hAnsi="Times New Roman" w:cs="Times New Roman"/>
+          <w:sz w:val="24"/>
+        </w:rPr>
+        <w:t>AWS</w:t>
+      </w:r>
+      <w:r>
+        <w:rPr>
+          <w:rFonts w:ascii="Times New Roman" w:hAnsi="Times New Roman" w:cs="Times New Roman"/>
+          <w:sz w:val="24"/>
+        </w:rPr>
+        <w:t xml:space="preserve">, and </w:t>
+      </w:r>
+      <w:r>
+        <w:rPr>
+          <w:rStyle w:val="Strong"/>
+          <w:rFonts w:ascii="Times New Roman" w:hAnsi="Times New Roman" w:cs="Times New Roman"/>
+          <w:sz w:val="24"/>
+        </w:rPr>
+        <w:t>Docker</w:t>
+      </w:r>
+      <w:r>
+        <w:rPr>
+          <w:rFonts w:ascii="Times New Roman" w:hAnsi="Times New Roman" w:cs="Times New Roman"/>
+          <w:sz w:val="24"/>
+        </w:rPr>
+        <w:t>, delivering scalable full-stack systems, legacy modernization, API reliability, and measurable product value through pragmatic architecture, clean delivery practices, mentoring, and production-focused engineering.</w:t>
       </w:r>
     </w:p>
     <w:p>
@@ -256,115 +392,494 @@
     </w:p>
     <w:p>
       <w:pPr>
-        <w:pStyle w:val="NormalWeb"/>
+        <w:pStyle w:val="ListParagraph"/>
         <w:numPr>
           <w:ilvl w:val="0"/>
           <w:numId w:val="17"/>
         </w:numPr>
+        <w:spacing w:before="100" w:beforeAutospacing="1" w:after="100" w:afterAutospacing="1" w:line="240" w:lineRule="auto"/>
         <w:jc w:val="both"/>
-      </w:pPr>
-      <w:r>
-        <w:rPr>
-          <w:rStyle w:val="Strong"/>
-        </w:rPr>
-        <w:t>Frontend:</w:t>
-      </w:r>
-      <w:r>
-        <w:t xml:space="preserve"> Vue.js, Nuxt.js, JavaScript (ES6+), </w:t>
+        <w:rPr>
+          <w:rFonts w:ascii="Times New Roman" w:eastAsia="Times New Roman" w:hAnsi="Times New Roman" w:cs="Times New Roman"/>
+          <w:sz w:val="24"/>
+          <w:szCs w:val="24"/>
+        </w:rPr>
+      </w:pPr>
+      <w:r>
+        <w:rPr>
+          <w:rFonts w:ascii="Times New Roman" w:eastAsia="Times New Roman" w:hAnsi="Times New Roman" w:cs="Times New Roman"/>
+          <w:b/>
+          <w:bCs/>
+          <w:sz w:val="24"/>
+          <w:szCs w:val="24"/>
+        </w:rPr>
+        <w:t>Frontend Engineering:</w:t>
+      </w:r>
+      <w:r>
+        <w:rPr>
+          <w:rFonts w:ascii="Times New Roman" w:eastAsia="Times New Roman" w:hAnsi="Times New Roman" w:cs="Times New Roman"/>
+          <w:sz w:val="24"/>
+          <w:szCs w:val="24"/>
+        </w:rPr>
+        <w:t xml:space="preserve"> </w:t>
+      </w:r>
+      <w:r>
+        <w:rPr>
+          <w:rFonts w:ascii="Times New Roman" w:eastAsia="Times New Roman" w:hAnsi="Times New Roman" w:cs="Times New Roman"/>
+          <w:b/>
+          <w:bCs/>
+          <w:sz w:val="24"/>
+          <w:szCs w:val="24"/>
+        </w:rPr>
+        <w:t>Vue.js 2.x–3.x</w:t>
+      </w:r>
+      <w:r>
+        <w:rPr>
+          <w:rFonts w:ascii="Times New Roman" w:eastAsia="Times New Roman" w:hAnsi="Times New Roman" w:cs="Times New Roman"/>
+          <w:sz w:val="24"/>
+          <w:szCs w:val="24"/>
+        </w:rPr>
+        <w:t xml:space="preserve">, </w:t>
       </w:r>
       <w:proofErr w:type="spellStart"/>
       <w:r>
+        <w:rPr>
+          <w:rFonts w:ascii="Times New Roman" w:eastAsia="Times New Roman" w:hAnsi="Times New Roman" w:cs="Times New Roman"/>
+          <w:sz w:val="24"/>
+          <w:szCs w:val="24"/>
+        </w:rPr>
+        <w:t>Vue</w:t>
+      </w:r>
+      <w:proofErr w:type="spellEnd"/>
+      <w:r>
+        <w:rPr>
+          <w:rFonts w:ascii="Times New Roman" w:eastAsia="Times New Roman" w:hAnsi="Times New Roman" w:cs="Times New Roman"/>
+          <w:sz w:val="24"/>
+          <w:szCs w:val="24"/>
+        </w:rPr>
+        <w:t xml:space="preserve"> Router, </w:t>
+      </w:r>
+      <w:proofErr w:type="spellStart"/>
+      <w:r>
+        <w:rPr>
+          <w:rFonts w:ascii="Times New Roman" w:eastAsia="Times New Roman" w:hAnsi="Times New Roman" w:cs="Times New Roman"/>
+          <w:sz w:val="24"/>
+          <w:szCs w:val="24"/>
+        </w:rPr>
+        <w:t>Vuex</w:t>
+      </w:r>
+      <w:proofErr w:type="spellEnd"/>
+      <w:r>
+        <w:rPr>
+          <w:rFonts w:ascii="Times New Roman" w:eastAsia="Times New Roman" w:hAnsi="Times New Roman" w:cs="Times New Roman"/>
+          <w:sz w:val="24"/>
+          <w:szCs w:val="24"/>
+        </w:rPr>
+        <w:t xml:space="preserve">, </w:t>
+      </w:r>
+      <w:proofErr w:type="spellStart"/>
+      <w:r>
+        <w:rPr>
+          <w:rFonts w:ascii="Times New Roman" w:eastAsia="Times New Roman" w:hAnsi="Times New Roman" w:cs="Times New Roman"/>
+          <w:sz w:val="24"/>
+          <w:szCs w:val="24"/>
+        </w:rPr>
+        <w:t>Pinia</w:t>
+      </w:r>
+      <w:proofErr w:type="spellEnd"/>
+      <w:r>
+        <w:rPr>
+          <w:rFonts w:ascii="Times New Roman" w:eastAsia="Times New Roman" w:hAnsi="Times New Roman" w:cs="Times New Roman"/>
+          <w:sz w:val="24"/>
+          <w:szCs w:val="24"/>
+        </w:rPr>
+        <w:t xml:space="preserve">, Composition API, JavaScript ES6+, </w:t>
+      </w:r>
+      <w:proofErr w:type="spellStart"/>
+      <w:r>
+        <w:rPr>
+          <w:rFonts w:ascii="Times New Roman" w:eastAsia="Times New Roman" w:hAnsi="Times New Roman" w:cs="Times New Roman"/>
+          <w:sz w:val="24"/>
+          <w:szCs w:val="24"/>
+        </w:rPr>
         <w:t>TypeScript</w:t>
       </w:r>
       <w:proofErr w:type="spellEnd"/>
       <w:r>
-        <w:t>, HTML5, CSS3, SCSS</w:t>
+        <w:rPr>
+          <w:rFonts w:ascii="Times New Roman" w:eastAsia="Times New Roman" w:hAnsi="Times New Roman" w:cs="Times New Roman"/>
+          <w:sz w:val="24"/>
+          <w:szCs w:val="24"/>
+        </w:rPr>
+        <w:t>, HTML5, CSS3, SCSS, Tailwind CSS, Bootstrap, responsive UI, component architecture.</w:t>
       </w:r>
     </w:p>
     <w:p>
       <w:pPr>
-        <w:pStyle w:val="NormalWeb"/>
+        <w:pStyle w:val="ListParagraph"/>
         <w:numPr>
           <w:ilvl w:val="0"/>
           <w:numId w:val="17"/>
         </w:numPr>
+        <w:spacing w:before="100" w:beforeAutospacing="1" w:after="100" w:afterAutospacing="1" w:line="240" w:lineRule="auto"/>
         <w:jc w:val="both"/>
-      </w:pPr>
-      <w:r>
-        <w:rPr>
-          <w:rStyle w:val="Strong"/>
-        </w:rPr>
-        <w:t>Backend:</w:t>
-      </w:r>
-      <w:r>
-        <w:t xml:space="preserve"> Node.js, Express.js, RESTful APIs, </w:t>
+        <w:rPr>
+          <w:rFonts w:ascii="Times New Roman" w:eastAsia="Times New Roman" w:hAnsi="Times New Roman" w:cs="Times New Roman"/>
+          <w:sz w:val="24"/>
+          <w:szCs w:val="24"/>
+        </w:rPr>
+      </w:pPr>
+      <w:r>
+        <w:rPr>
+          <w:rFonts w:ascii="Times New Roman" w:eastAsia="Times New Roman" w:hAnsi="Times New Roman" w:cs="Times New Roman"/>
+          <w:b/>
+          <w:bCs/>
+          <w:sz w:val="24"/>
+          <w:szCs w:val="24"/>
+        </w:rPr>
+        <w:t>Backend Engineering:</w:t>
+      </w:r>
+      <w:r>
+        <w:rPr>
+          <w:rFonts w:ascii="Times New Roman" w:eastAsia="Times New Roman" w:hAnsi="Times New Roman" w:cs="Times New Roman"/>
+          <w:sz w:val="24"/>
+          <w:szCs w:val="24"/>
+        </w:rPr>
+        <w:t xml:space="preserve"> </w:t>
+      </w:r>
+      <w:r>
+        <w:rPr>
+          <w:rFonts w:ascii="Times New Roman" w:eastAsia="Times New Roman" w:hAnsi="Times New Roman" w:cs="Times New Roman"/>
+          <w:b/>
+          <w:bCs/>
+          <w:sz w:val="24"/>
+          <w:szCs w:val="24"/>
+        </w:rPr>
+        <w:t>Node.js 8–20</w:t>
+      </w:r>
+      <w:r>
+        <w:rPr>
+          <w:rFonts w:ascii="Times New Roman" w:eastAsia="Times New Roman" w:hAnsi="Times New Roman" w:cs="Times New Roman"/>
+          <w:sz w:val="24"/>
+          <w:szCs w:val="24"/>
+        </w:rPr>
+        <w:t xml:space="preserve">, Express.js, </w:t>
       </w:r>
       <w:proofErr w:type="spellStart"/>
       <w:r>
+        <w:rPr>
+          <w:rFonts w:ascii="Times New Roman" w:eastAsia="Times New Roman" w:hAnsi="Times New Roman" w:cs="Times New Roman"/>
+          <w:sz w:val="24"/>
+          <w:szCs w:val="24"/>
+        </w:rPr>
+        <w:t>NestJS</w:t>
+      </w:r>
+      <w:proofErr w:type="spellEnd"/>
+      <w:r>
+        <w:rPr>
+          <w:rFonts w:ascii="Times New Roman" w:eastAsia="Times New Roman" w:hAnsi="Times New Roman" w:cs="Times New Roman"/>
+          <w:sz w:val="24"/>
+          <w:szCs w:val="24"/>
+        </w:rPr>
+        <w:t xml:space="preserve">, REST APIs, </w:t>
+      </w:r>
+      <w:proofErr w:type="spellStart"/>
+      <w:r>
+        <w:rPr>
+          <w:rFonts w:ascii="Times New Roman" w:eastAsia="Times New Roman" w:hAnsi="Times New Roman" w:cs="Times New Roman"/>
+          <w:sz w:val="24"/>
+          <w:szCs w:val="24"/>
+        </w:rPr>
         <w:t>GraphQL</w:t>
       </w:r>
       <w:proofErr w:type="spellEnd"/>
       <w:r>
-        <w:t xml:space="preserve">, </w:t>
+        <w:rPr>
+          <w:rFonts w:ascii="Times New Roman" w:eastAsia="Times New Roman" w:hAnsi="Times New Roman" w:cs="Times New Roman"/>
+          <w:sz w:val="24"/>
+          <w:szCs w:val="24"/>
+        </w:rPr>
+        <w:t xml:space="preserve"> basics, authentication, authorization, service-layer architecture, background jobs, API versioning, </w:t>
       </w:r>
       <w:proofErr w:type="spellStart"/>
       <w:r>
-        <w:t>Microservices</w:t>
+        <w:rPr>
+          <w:rFonts w:ascii="Times New Roman" w:eastAsia="Times New Roman" w:hAnsi="Times New Roman" w:cs="Times New Roman"/>
+          <w:sz w:val="24"/>
+          <w:szCs w:val="24"/>
+        </w:rPr>
+        <w:t>webhook</w:t>
       </w:r>
       <w:proofErr w:type="spellEnd"/>
+      <w:r>
+        <w:rPr>
+          <w:rFonts w:ascii="Times New Roman" w:eastAsia="Times New Roman" w:hAnsi="Times New Roman" w:cs="Times New Roman"/>
+          <w:sz w:val="24"/>
+          <w:szCs w:val="24"/>
+        </w:rPr>
+        <w:t xml:space="preserve"> processing.</w:t>
+      </w:r>
     </w:p>
     <w:p>
       <w:pPr>
-        <w:pStyle w:val="NormalWeb"/>
+        <w:pStyle w:val="ListParagraph"/>
         <w:numPr>
           <w:ilvl w:val="0"/>
           <w:numId w:val="17"/>
         </w:numPr>
+        <w:spacing w:before="100" w:beforeAutospacing="1" w:after="100" w:afterAutospacing="1" w:line="240" w:lineRule="auto"/>
         <w:jc w:val="both"/>
-      </w:pPr>
-      <w:r>
-        <w:rPr>
-          <w:rStyle w:val="Strong"/>
-        </w:rPr>
-        <w:t>Cloud &amp; DevOps:</w:t>
-      </w:r>
-      <w:r>
-        <w:t xml:space="preserve"> AWS, GCP, Docker, Kubernetes, CI/CD (Jenkins, GitHub Actions)</w:t>
+        <w:rPr>
+          <w:rFonts w:ascii="Times New Roman" w:eastAsia="Times New Roman" w:hAnsi="Times New Roman" w:cs="Times New Roman"/>
+          <w:sz w:val="24"/>
+          <w:szCs w:val="24"/>
+        </w:rPr>
+      </w:pPr>
+      <w:r>
+        <w:rPr>
+          <w:rFonts w:ascii="Times New Roman" w:eastAsia="Times New Roman" w:hAnsi="Times New Roman" w:cs="Times New Roman"/>
+          <w:b/>
+          <w:bCs/>
+          <w:sz w:val="24"/>
+          <w:szCs w:val="24"/>
+        </w:rPr>
+        <w:t>Databases &amp; Caching:</w:t>
+      </w:r>
+      <w:r>
+        <w:rPr>
+          <w:rFonts w:ascii="Times New Roman" w:eastAsia="Times New Roman" w:hAnsi="Times New Roman" w:cs="Times New Roman"/>
+          <w:sz w:val="24"/>
+          <w:szCs w:val="24"/>
+        </w:rPr>
+        <w:t xml:space="preserve"> </w:t>
+      </w:r>
+      <w:r>
+        <w:rPr>
+          <w:rFonts w:ascii="Times New Roman" w:eastAsia="Times New Roman" w:hAnsi="Times New Roman" w:cs="Times New Roman"/>
+          <w:b/>
+          <w:bCs/>
+          <w:sz w:val="24"/>
+          <w:szCs w:val="24"/>
+        </w:rPr>
+        <w:t>PostgreSQL</w:t>
+      </w:r>
+      <w:r>
+        <w:rPr>
+          <w:rFonts w:ascii="Times New Roman" w:eastAsia="Times New Roman" w:hAnsi="Times New Roman" w:cs="Times New Roman"/>
+          <w:sz w:val="24"/>
+          <w:szCs w:val="24"/>
+        </w:rPr>
+        <w:t xml:space="preserve">, MySQL, MongoDB, </w:t>
+      </w:r>
+      <w:proofErr w:type="spellStart"/>
+      <w:r>
+        <w:rPr>
+          <w:rFonts w:ascii="Times New Roman" w:eastAsia="Times New Roman" w:hAnsi="Times New Roman" w:cs="Times New Roman"/>
+          <w:sz w:val="24"/>
+          <w:szCs w:val="24"/>
+        </w:rPr>
+        <w:t>Redis</w:t>
+      </w:r>
+      <w:proofErr w:type="spellEnd"/>
+      <w:r>
+        <w:rPr>
+          <w:rFonts w:ascii="Times New Roman" w:eastAsia="Times New Roman" w:hAnsi="Times New Roman" w:cs="Times New Roman"/>
+          <w:sz w:val="24"/>
+          <w:szCs w:val="24"/>
+        </w:rPr>
+        <w:t>, query optimization, indexing, migrations, transactions, schema design, data validation.</w:t>
       </w:r>
     </w:p>
     <w:p>
       <w:pPr>
-        <w:pStyle w:val="NormalWeb"/>
+        <w:pStyle w:val="ListParagraph"/>
         <w:numPr>
           <w:ilvl w:val="0"/>
           <w:numId w:val="17"/>
         </w:numPr>
+        <w:spacing w:before="100" w:beforeAutospacing="1" w:after="100" w:afterAutospacing="1" w:line="240" w:lineRule="auto"/>
         <w:jc w:val="both"/>
-      </w:pPr>
-      <w:r>
-        <w:rPr>
-          <w:rStyle w:val="Strong"/>
-        </w:rPr>
-        <w:t>Databases:</w:t>
-      </w:r>
-      <w:r>
-        <w:t xml:space="preserve"> SQL (PostgreSQL, MySQL), NoSQL (MongoDB, </w:t>
+        <w:rPr>
+          <w:rFonts w:ascii="Times New Roman" w:eastAsia="Times New Roman" w:hAnsi="Times New Roman" w:cs="Times New Roman"/>
+          <w:sz w:val="24"/>
+          <w:szCs w:val="24"/>
+        </w:rPr>
+      </w:pPr>
+      <w:r>
+        <w:rPr>
+          <w:rFonts w:ascii="Times New Roman" w:eastAsia="Times New Roman" w:hAnsi="Times New Roman" w:cs="Times New Roman"/>
+          <w:b/>
+          <w:bCs/>
+          <w:sz w:val="24"/>
+          <w:szCs w:val="24"/>
+        </w:rPr>
+        <w:t>Cloud &amp; DevOps:</w:t>
+      </w:r>
+      <w:r>
+        <w:rPr>
+          <w:rFonts w:ascii="Times New Roman" w:eastAsia="Times New Roman" w:hAnsi="Times New Roman" w:cs="Times New Roman"/>
+          <w:sz w:val="24"/>
+          <w:szCs w:val="24"/>
+        </w:rPr>
+        <w:t xml:space="preserve"> </w:t>
+      </w:r>
+      <w:r>
+        <w:rPr>
+          <w:rFonts w:ascii="Times New Roman" w:eastAsia="Times New Roman" w:hAnsi="Times New Roman" w:cs="Times New Roman"/>
+          <w:b/>
+          <w:bCs/>
+          <w:sz w:val="24"/>
+          <w:szCs w:val="24"/>
+        </w:rPr>
+        <w:t>AWS</w:t>
+      </w:r>
+      <w:r>
+        <w:rPr>
+          <w:rFonts w:ascii="Times New Roman" w:eastAsia="Times New Roman" w:hAnsi="Times New Roman" w:cs="Times New Roman"/>
+          <w:sz w:val="24"/>
+          <w:szCs w:val="24"/>
+        </w:rPr>
+        <w:t xml:space="preserve">, Docker, GitHub Actions, Jenkins, CI/CD pipelines, S3, ECS, Elastic Beanstalk, </w:t>
       </w:r>
       <w:proofErr w:type="spellStart"/>
       <w:r>
-        <w:t>Redis</w:t>
+        <w:rPr>
+          <w:rFonts w:ascii="Times New Roman" w:eastAsia="Times New Roman" w:hAnsi="Times New Roman" w:cs="Times New Roman"/>
+          <w:sz w:val="24"/>
+          <w:szCs w:val="24"/>
+        </w:rPr>
+        <w:t>CloudWatch</w:t>
       </w:r>
       <w:proofErr w:type="spellEnd"/>
       <w:r>
+        <w:rPr>
+          <w:rFonts w:ascii="Times New Roman" w:eastAsia="Times New Roman" w:hAnsi="Times New Roman" w:cs="Times New Roman"/>
+          <w:sz w:val="24"/>
+          <w:szCs w:val="24"/>
+        </w:rPr>
+        <w:t>, Linux, Nginx, environment configuration.</w:t>
+      </w:r>
+    </w:p>
+    <w:p>
+      <w:pPr>
+        <w:pStyle w:val="ListParagraph"/>
+        <w:numPr>
+          <w:ilvl w:val="0"/>
+          <w:numId w:val="17"/>
+        </w:numPr>
+        <w:spacing w:before="100" w:beforeAutospacing="1" w:after="100" w:afterAutospacing="1" w:line="240" w:lineRule="auto"/>
+        <w:jc w:val="both"/>
+        <w:rPr>
+          <w:rFonts w:ascii="Times New Roman" w:eastAsia="Times New Roman" w:hAnsi="Times New Roman" w:cs="Times New Roman"/>
+          <w:sz w:val="24"/>
+          <w:szCs w:val="24"/>
+        </w:rPr>
+      </w:pPr>
+      <w:r>
+        <w:rPr>
+          <w:rFonts w:ascii="Times New Roman" w:eastAsia="Times New Roman" w:hAnsi="Times New Roman" w:cs="Times New Roman"/>
+          <w:b/>
+          <w:bCs/>
+          <w:sz w:val="24"/>
+          <w:szCs w:val="24"/>
+        </w:rPr>
+        <w:t>Testing &amp; Quality:</w:t>
+      </w:r>
+      <w:r>
+        <w:rPr>
+          <w:rFonts w:ascii="Times New Roman" w:eastAsia="Times New Roman" w:hAnsi="Times New Roman" w:cs="Times New Roman"/>
+          <w:sz w:val="24"/>
+          <w:szCs w:val="24"/>
+        </w:rPr>
+        <w:t xml:space="preserve"> Jest, </w:t>
+      </w:r>
+      <w:proofErr w:type="spellStart"/>
+      <w:r>
+        <w:rPr>
+          <w:rFonts w:ascii="Times New Roman" w:eastAsia="Times New Roman" w:hAnsi="Times New Roman" w:cs="Times New Roman"/>
+          <w:sz w:val="24"/>
+          <w:szCs w:val="24"/>
+        </w:rPr>
+        <w:t>Vitest</w:t>
+      </w:r>
+      <w:proofErr w:type="spellEnd"/>
+      <w:r>
+        <w:rPr>
+          <w:rFonts w:ascii="Times New Roman" w:eastAsia="Times New Roman" w:hAnsi="Times New Roman" w:cs="Times New Roman"/>
+          <w:sz w:val="24"/>
+          <w:szCs w:val="24"/>
+        </w:rPr>
         <w:t xml:space="preserve">, </w:t>
       </w:r>
       <w:proofErr w:type="spellStart"/>
       <w:r>
-        <w:t>DynamoDB</w:t>
+        <w:rPr>
+          <w:rFonts w:ascii="Times New Roman" w:eastAsia="Times New Roman" w:hAnsi="Times New Roman" w:cs="Times New Roman"/>
+          <w:sz w:val="24"/>
+          <w:szCs w:val="24"/>
+        </w:rPr>
+        <w:t>Supertest</w:t>
       </w:r>
       <w:proofErr w:type="spellEnd"/>
       <w:r>
-        <w:t>)</w:t>
+        <w:rPr>
+          <w:rFonts w:ascii="Times New Roman" w:eastAsia="Times New Roman" w:hAnsi="Times New Roman" w:cs="Times New Roman"/>
+          <w:sz w:val="24"/>
+          <w:szCs w:val="24"/>
+        </w:rPr>
+        <w:t>, Playwright, Cypress, unit testing, integration testing, component testing, regression testing, code reviews, defect triage.</w:t>
+      </w:r>
+    </w:p>
+    <w:p>
+      <w:pPr>
+        <w:pStyle w:val="ListParagraph"/>
+        <w:numPr>
+          <w:ilvl w:val="0"/>
+          <w:numId w:val="17"/>
+        </w:numPr>
+        <w:spacing w:before="100" w:beforeAutospacing="1" w:after="100" w:afterAutospacing="1" w:line="240" w:lineRule="auto"/>
+        <w:jc w:val="both"/>
+        <w:rPr>
+          <w:rFonts w:ascii="Times New Roman" w:eastAsia="Times New Roman" w:hAnsi="Times New Roman" w:cs="Times New Roman"/>
+          <w:sz w:val="24"/>
+          <w:szCs w:val="24"/>
+        </w:rPr>
+      </w:pPr>
+      <w:r>
+        <w:rPr>
+          <w:rFonts w:ascii="Times New Roman" w:eastAsia="Times New Roman" w:hAnsi="Times New Roman" w:cs="Times New Roman"/>
+          <w:b/>
+          <w:bCs/>
+          <w:sz w:val="24"/>
+          <w:szCs w:val="24"/>
+        </w:rPr>
+        <w:t>Architecture &amp; Practices:</w:t>
+      </w:r>
+      <w:r>
+        <w:rPr>
+          <w:rFonts w:ascii="Times New Roman" w:eastAsia="Times New Roman" w:hAnsi="Times New Roman" w:cs="Times New Roman"/>
+          <w:sz w:val="24"/>
+          <w:szCs w:val="24"/>
+        </w:rPr>
+        <w:t xml:space="preserve"> </w:t>
+      </w:r>
+      <w:proofErr w:type="spellStart"/>
+      <w:r>
+        <w:rPr>
+          <w:rFonts w:ascii="Times New Roman" w:eastAsia="Times New Roman" w:hAnsi="Times New Roman" w:cs="Times New Roman"/>
+          <w:sz w:val="24"/>
+          <w:szCs w:val="24"/>
+        </w:rPr>
+        <w:t>Microservices</w:t>
+      </w:r>
+      <w:proofErr w:type="spellEnd"/>
+      <w:r>
+        <w:rPr>
+          <w:rFonts w:ascii="Times New Roman" w:eastAsia="Times New Roman" w:hAnsi="Times New Roman" w:cs="Times New Roman"/>
+          <w:sz w:val="24"/>
+          <w:szCs w:val="24"/>
+        </w:rPr>
+        <w:t>, modular monoliths, event-driven workflows, SaaS architecture, Agile/Scrum, observability, secure coding, mentoring, production support.</w:t>
       </w:r>
     </w:p>
     <w:p>
@@ -469,7 +984,7 @@
         <w:pStyle w:val="ListParagraph"/>
         <w:numPr>
           <w:ilvl w:val="0"/>
-          <w:numId w:val="18"/>
+          <w:numId w:val="30"/>
         </w:numPr>
         <w:spacing w:before="100" w:beforeAutospacing="1" w:after="100" w:afterAutospacing="1" w:line="240" w:lineRule="auto"/>
         <w:jc w:val="both"/>
@@ -485,25 +1000,111 @@
           <w:sz w:val="24"/>
           <w:szCs w:val="24"/>
         </w:rPr>
-        <w:t xml:space="preserve">Engineered full-stack solutions with </w:t>
-      </w:r>
-      <w:r>
-        <w:rPr>
-          <w:rFonts w:ascii="Times New Roman" w:eastAsia="Times New Roman" w:hAnsi="Times New Roman" w:cs="Times New Roman"/>
-          <w:b/>
-          <w:bCs/>
-          <w:sz w:val="24"/>
-          <w:szCs w:val="24"/>
-        </w:rPr>
-        <w:t>Vue.js and Node.js</w:t>
-      </w:r>
-      <w:r>
-        <w:rPr>
-          <w:rFonts w:ascii="Times New Roman" w:eastAsia="Times New Roman" w:hAnsi="Times New Roman" w:cs="Times New Roman"/>
-          <w:sz w:val="24"/>
-          <w:szCs w:val="24"/>
-        </w:rPr>
-        <w:t>, integrating real-time APIs and cloud services, ensuring scalability across AWS and GCP platforms.</w:t>
+        <w:t xml:space="preserve">Led full-stack delivery for multi-tenant SaaS workflows using </w:t>
+      </w:r>
+      <w:proofErr w:type="spellStart"/>
+      <w:r>
+        <w:rPr>
+          <w:rFonts w:ascii="Times New Roman" w:eastAsia="Times New Roman" w:hAnsi="Times New Roman" w:cs="Times New Roman"/>
+          <w:b/>
+          <w:bCs/>
+          <w:sz w:val="24"/>
+          <w:szCs w:val="24"/>
+        </w:rPr>
+        <w:t>Vue</w:t>
+      </w:r>
+      <w:proofErr w:type="spellEnd"/>
+      <w:r>
+        <w:rPr>
+          <w:rFonts w:ascii="Times New Roman" w:eastAsia="Times New Roman" w:hAnsi="Times New Roman" w:cs="Times New Roman"/>
+          <w:b/>
+          <w:bCs/>
+          <w:sz w:val="24"/>
+          <w:szCs w:val="24"/>
+        </w:rPr>
+        <w:t xml:space="preserve"> 3.x</w:t>
+      </w:r>
+      <w:r>
+        <w:rPr>
+          <w:rFonts w:ascii="Times New Roman" w:eastAsia="Times New Roman" w:hAnsi="Times New Roman" w:cs="Times New Roman"/>
+          <w:sz w:val="24"/>
+          <w:szCs w:val="24"/>
+        </w:rPr>
+        <w:t xml:space="preserve">, </w:t>
+      </w:r>
+      <w:proofErr w:type="spellStart"/>
+      <w:r>
+        <w:rPr>
+          <w:rFonts w:ascii="Times New Roman" w:eastAsia="Times New Roman" w:hAnsi="Times New Roman" w:cs="Times New Roman"/>
+          <w:b/>
+          <w:bCs/>
+          <w:sz w:val="24"/>
+          <w:szCs w:val="24"/>
+        </w:rPr>
+        <w:t>TypeScript</w:t>
+      </w:r>
+      <w:proofErr w:type="spellEnd"/>
+      <w:r>
+        <w:rPr>
+          <w:rFonts w:ascii="Times New Roman" w:eastAsia="Times New Roman" w:hAnsi="Times New Roman" w:cs="Times New Roman"/>
+          <w:sz w:val="24"/>
+          <w:szCs w:val="24"/>
+        </w:rPr>
+        <w:t xml:space="preserve">, </w:t>
+      </w:r>
+      <w:r>
+        <w:rPr>
+          <w:rFonts w:ascii="Times New Roman" w:eastAsia="Times New Roman" w:hAnsi="Times New Roman" w:cs="Times New Roman"/>
+          <w:b/>
+          <w:bCs/>
+          <w:sz w:val="24"/>
+          <w:szCs w:val="24"/>
+        </w:rPr>
+        <w:t>Node.js 16/18</w:t>
+      </w:r>
+      <w:r>
+        <w:rPr>
+          <w:rFonts w:ascii="Times New Roman" w:eastAsia="Times New Roman" w:hAnsi="Times New Roman" w:cs="Times New Roman"/>
+          <w:sz w:val="24"/>
+          <w:szCs w:val="24"/>
+        </w:rPr>
+        <w:t xml:space="preserve">, </w:t>
+      </w:r>
+      <w:r>
+        <w:rPr>
+          <w:rFonts w:ascii="Times New Roman" w:eastAsia="Times New Roman" w:hAnsi="Times New Roman" w:cs="Times New Roman"/>
+          <w:b/>
+          <w:bCs/>
+          <w:sz w:val="24"/>
+          <w:szCs w:val="24"/>
+        </w:rPr>
+        <w:t>Express</w:t>
+      </w:r>
+      <w:r>
+        <w:rPr>
+          <w:rFonts w:ascii="Times New Roman" w:eastAsia="Times New Roman" w:hAnsi="Times New Roman" w:cs="Times New Roman"/>
+          <w:sz w:val="24"/>
+          <w:szCs w:val="24"/>
+        </w:rPr>
+        <w:t xml:space="preserve">, and </w:t>
+      </w:r>
+      <w:r>
+        <w:rPr>
+          <w:rFonts w:ascii="Times New Roman" w:eastAsia="Times New Roman" w:hAnsi="Times New Roman" w:cs="Times New Roman"/>
+          <w:b/>
+          <w:bCs/>
+          <w:sz w:val="24"/>
+          <w:szCs w:val="24"/>
+        </w:rPr>
+        <w:t>PostgreSQL</w:t>
+      </w:r>
+      <w:r>
+        <w:rPr>
+          <w:rFonts w:ascii="Times New Roman" w:eastAsia="Times New Roman" w:hAnsi="Times New Roman" w:cs="Times New Roman"/>
+          <w:sz w:val="24"/>
+          <w:szCs w:val="24"/>
+        </w:rPr>
+        <w:t>, translating ambiguous product requests into production-ready modules with clear API contracts and maintainable front-end boundaries.</w:t>
       </w:r>
     </w:p>
     <w:p>
@@ -511,7 +1112,7 @@
         <w:pStyle w:val="ListParagraph"/>
         <w:numPr>
           <w:ilvl w:val="0"/>
-          <w:numId w:val="18"/>
+          <w:numId w:val="30"/>
         </w:numPr>
         <w:spacing w:before="100" w:beforeAutospacing="1" w:after="100" w:afterAutospacing="1" w:line="240" w:lineRule="auto"/>
         <w:jc w:val="both"/>
@@ -527,47 +1128,73 @@
           <w:sz w:val="24"/>
           <w:szCs w:val="24"/>
         </w:rPr>
-        <w:t xml:space="preserve">Designed and deployed </w:t>
-      </w:r>
-      <w:r>
-        <w:rPr>
-          <w:rFonts w:ascii="Times New Roman" w:eastAsia="Times New Roman" w:hAnsi="Times New Roman" w:cs="Times New Roman"/>
-          <w:b/>
-          <w:bCs/>
-          <w:sz w:val="24"/>
-          <w:szCs w:val="24"/>
-        </w:rPr>
-        <w:t xml:space="preserve">containerized </w:t>
+        <w:t xml:space="preserve">Modernized legacy </w:t>
       </w:r>
       <w:proofErr w:type="spellStart"/>
       <w:r>
         <w:rPr>
           <w:rFonts w:ascii="Times New Roman" w:eastAsia="Times New Roman" w:hAnsi="Times New Roman" w:cs="Times New Roman"/>
-          <w:b/>
-          <w:bCs/>
-          <w:sz w:val="24"/>
-          <w:szCs w:val="24"/>
-        </w:rPr>
-        <w:t>microservices</w:t>
+          <w:sz w:val="24"/>
+          <w:szCs w:val="24"/>
+        </w:rPr>
+        <w:t>Vue</w:t>
       </w:r>
       <w:proofErr w:type="spellEnd"/>
       <w:r>
         <w:rPr>
           <w:rFonts w:ascii="Times New Roman" w:eastAsia="Times New Roman" w:hAnsi="Times New Roman" w:cs="Times New Roman"/>
-          <w:b/>
-          <w:bCs/>
-          <w:sz w:val="24"/>
-          <w:szCs w:val="24"/>
-        </w:rPr>
-        <w:t xml:space="preserve"> with Docker and Kubernetes</w:t>
-      </w:r>
-      <w:r>
-        <w:rPr>
-          <w:rFonts w:ascii="Times New Roman" w:eastAsia="Times New Roman" w:hAnsi="Times New Roman" w:cs="Times New Roman"/>
-          <w:sz w:val="24"/>
-          <w:szCs w:val="24"/>
-        </w:rPr>
-        <w:t>, streamlining deployments and reducing environment inconsistencies.</w:t>
+          <w:sz w:val="24"/>
+          <w:szCs w:val="24"/>
+        </w:rPr>
+        <w:t xml:space="preserve"> 2 screens into </w:t>
+      </w:r>
+      <w:proofErr w:type="spellStart"/>
+      <w:r>
+        <w:rPr>
+          <w:rFonts w:ascii="Times New Roman" w:eastAsia="Times New Roman" w:hAnsi="Times New Roman" w:cs="Times New Roman"/>
+          <w:b/>
+          <w:bCs/>
+          <w:sz w:val="24"/>
+          <w:szCs w:val="24"/>
+        </w:rPr>
+        <w:t>Vue</w:t>
+      </w:r>
+      <w:proofErr w:type="spellEnd"/>
+      <w:r>
+        <w:rPr>
+          <w:rFonts w:ascii="Times New Roman" w:eastAsia="Times New Roman" w:hAnsi="Times New Roman" w:cs="Times New Roman"/>
+          <w:b/>
+          <w:bCs/>
+          <w:sz w:val="24"/>
+          <w:szCs w:val="24"/>
+        </w:rPr>
+        <w:t xml:space="preserve"> 3 Composition API</w:t>
+      </w:r>
+      <w:r>
+        <w:rPr>
+          <w:rFonts w:ascii="Times New Roman" w:eastAsia="Times New Roman" w:hAnsi="Times New Roman" w:cs="Times New Roman"/>
+          <w:sz w:val="24"/>
+          <w:szCs w:val="24"/>
+        </w:rPr>
+        <w:t xml:space="preserve"> components with reusable form, table, and validation patterns, reducing duplicated UI logic and improving feature delivery speed by </w:t>
+      </w:r>
+      <w:r>
+        <w:rPr>
+          <w:rFonts w:ascii="Times New Roman" w:eastAsia="Times New Roman" w:hAnsi="Times New Roman" w:cs="Times New Roman"/>
+          <w:b/>
+          <w:bCs/>
+          <w:sz w:val="24"/>
+          <w:szCs w:val="24"/>
+        </w:rPr>
+        <w:t>28%</w:t>
+      </w:r>
+      <w:r>
+        <w:rPr>
+          <w:rFonts w:ascii="Times New Roman" w:eastAsia="Times New Roman" w:hAnsi="Times New Roman" w:cs="Times New Roman"/>
+          <w:sz w:val="24"/>
+          <w:szCs w:val="24"/>
+        </w:rPr>
+        <w:t xml:space="preserve"> across high-change customer portals.</w:t>
       </w:r>
     </w:p>
     <w:p>
@@ -575,7 +1202,7 @@
         <w:pStyle w:val="ListParagraph"/>
         <w:numPr>
           <w:ilvl w:val="0"/>
-          <w:numId w:val="18"/>
+          <w:numId w:val="30"/>
         </w:numPr>
         <w:spacing w:before="100" w:beforeAutospacing="1" w:after="100" w:afterAutospacing="1" w:line="240" w:lineRule="auto"/>
         <w:jc w:val="both"/>
@@ -591,25 +1218,43 @@
           <w:sz w:val="24"/>
           <w:szCs w:val="24"/>
         </w:rPr>
-        <w:t xml:space="preserve">Built </w:t>
-      </w:r>
-      <w:r>
-        <w:rPr>
-          <w:rFonts w:ascii="Times New Roman" w:eastAsia="Times New Roman" w:hAnsi="Times New Roman" w:cs="Times New Roman"/>
-          <w:b/>
-          <w:bCs/>
-          <w:sz w:val="24"/>
-          <w:szCs w:val="24"/>
-        </w:rPr>
-        <w:t>data-intensive applications using SQL and NoSQL</w:t>
-      </w:r>
-      <w:r>
-        <w:rPr>
-          <w:rFonts w:ascii="Times New Roman" w:eastAsia="Times New Roman" w:hAnsi="Times New Roman" w:cs="Times New Roman"/>
-          <w:sz w:val="24"/>
-          <w:szCs w:val="24"/>
-        </w:rPr>
-        <w:t>, optimizing queries and indexes for performance across PostgreSQL and MongoDB clusters.</w:t>
+        <w:t xml:space="preserve">Designed </w:t>
+      </w:r>
+      <w:r>
+        <w:rPr>
+          <w:rFonts w:ascii="Times New Roman" w:eastAsia="Times New Roman" w:hAnsi="Times New Roman" w:cs="Times New Roman"/>
+          <w:b/>
+          <w:bCs/>
+          <w:sz w:val="24"/>
+          <w:szCs w:val="24"/>
+        </w:rPr>
+        <w:t>Node.js</w:t>
+      </w:r>
+      <w:r>
+        <w:rPr>
+          <w:rFonts w:ascii="Times New Roman" w:eastAsia="Times New Roman" w:hAnsi="Times New Roman" w:cs="Times New Roman"/>
+          <w:sz w:val="24"/>
+          <w:szCs w:val="24"/>
+        </w:rPr>
+        <w:t xml:space="preserve"> service layers around </w:t>
+      </w:r>
+      <w:r>
+        <w:rPr>
+          <w:rFonts w:ascii="Times New Roman" w:eastAsia="Times New Roman" w:hAnsi="Times New Roman" w:cs="Times New Roman"/>
+          <w:b/>
+          <w:bCs/>
+          <w:sz w:val="24"/>
+          <w:szCs w:val="24"/>
+        </w:rPr>
+        <w:t>REST APIs</w:t>
+      </w:r>
+      <w:r>
+        <w:rPr>
+          <w:rFonts w:ascii="Times New Roman" w:eastAsia="Times New Roman" w:hAnsi="Times New Roman" w:cs="Times New Roman"/>
+          <w:sz w:val="24"/>
+          <w:szCs w:val="24"/>
+        </w:rPr>
+        <w:t>, role-aware authorization, and transactional data updates, improving reliability for subscription, account-management, and workflow automation features used by internal operations teams.</w:t>
       </w:r>
     </w:p>
     <w:p>
@@ -617,7 +1262,7 @@
         <w:pStyle w:val="ListParagraph"/>
         <w:numPr>
           <w:ilvl w:val="0"/>
-          <w:numId w:val="18"/>
+          <w:numId w:val="30"/>
         </w:numPr>
         <w:spacing w:before="100" w:beforeAutospacing="1" w:after="100" w:afterAutospacing="1" w:line="240" w:lineRule="auto"/>
         <w:jc w:val="both"/>
@@ -633,25 +1278,73 @@
           <w:sz w:val="24"/>
           <w:szCs w:val="24"/>
         </w:rPr>
-        <w:t xml:space="preserve">Led cross-functional teams in </w:t>
-      </w:r>
-      <w:proofErr w:type="gramStart"/>
-      <w:r>
-        <w:rPr>
-          <w:rFonts w:ascii="Times New Roman" w:eastAsia="Times New Roman" w:hAnsi="Times New Roman" w:cs="Times New Roman"/>
-          <w:sz w:val="24"/>
-          <w:szCs w:val="24"/>
-        </w:rPr>
-        <w:t>Agile</w:t>
-      </w:r>
-      <w:proofErr w:type="gramEnd"/>
-      <w:r>
-        <w:rPr>
-          <w:rFonts w:ascii="Times New Roman" w:eastAsia="Times New Roman" w:hAnsi="Times New Roman" w:cs="Times New Roman"/>
-          <w:sz w:val="24"/>
-          <w:szCs w:val="24"/>
-        </w:rPr>
-        <w:t xml:space="preserve"> sprints, enforcing coding standards, test coverage, and DevOps best practices to enhance reliability and collaboration.</w:t>
+        <w:t xml:space="preserve">Resolved production checkout and onboarding defects caused by race conditions, stale </w:t>
+      </w:r>
+      <w:proofErr w:type="spellStart"/>
+      <w:r>
+        <w:rPr>
+          <w:rFonts w:ascii="Times New Roman" w:eastAsia="Times New Roman" w:hAnsi="Times New Roman" w:cs="Times New Roman"/>
+          <w:sz w:val="24"/>
+          <w:szCs w:val="24"/>
+        </w:rPr>
+        <w:t>Vuex</w:t>
+      </w:r>
+      <w:proofErr w:type="spellEnd"/>
+      <w:r>
+        <w:rPr>
+          <w:rFonts w:ascii="Times New Roman" w:eastAsia="Times New Roman" w:hAnsi="Times New Roman" w:cs="Times New Roman"/>
+          <w:sz w:val="24"/>
+          <w:szCs w:val="24"/>
+        </w:rPr>
+        <w:t xml:space="preserve"> state, and non-idempotent </w:t>
+      </w:r>
+      <w:proofErr w:type="spellStart"/>
+      <w:r>
+        <w:rPr>
+          <w:rFonts w:ascii="Times New Roman" w:eastAsia="Times New Roman" w:hAnsi="Times New Roman" w:cs="Times New Roman"/>
+          <w:sz w:val="24"/>
+          <w:szCs w:val="24"/>
+        </w:rPr>
+        <w:t>webhook</w:t>
+      </w:r>
+      <w:proofErr w:type="spellEnd"/>
+      <w:r>
+        <w:rPr>
+          <w:rFonts w:ascii="Times New Roman" w:eastAsia="Times New Roman" w:hAnsi="Times New Roman" w:cs="Times New Roman"/>
+          <w:sz w:val="24"/>
+          <w:szCs w:val="24"/>
+        </w:rPr>
+        <w:t xml:space="preserve"> retries by adding </w:t>
+      </w:r>
+      <w:proofErr w:type="spellStart"/>
+      <w:r>
+        <w:rPr>
+          <w:rFonts w:ascii="Times New Roman" w:eastAsia="Times New Roman" w:hAnsi="Times New Roman" w:cs="Times New Roman"/>
+          <w:b/>
+          <w:bCs/>
+          <w:sz w:val="24"/>
+          <w:szCs w:val="24"/>
+        </w:rPr>
+        <w:t>idempotency</w:t>
+      </w:r>
+      <w:proofErr w:type="spellEnd"/>
+      <w:r>
+        <w:rPr>
+          <w:rFonts w:ascii="Times New Roman" w:eastAsia="Times New Roman" w:hAnsi="Times New Roman" w:cs="Times New Roman"/>
+          <w:b/>
+          <w:bCs/>
+          <w:sz w:val="24"/>
+          <w:szCs w:val="24"/>
+        </w:rPr>
+        <w:t xml:space="preserve"> keys</w:t>
+      </w:r>
+      <w:r>
+        <w:rPr>
+          <w:rFonts w:ascii="Times New Roman" w:eastAsia="Times New Roman" w:hAnsi="Times New Roman" w:cs="Times New Roman"/>
+          <w:sz w:val="24"/>
+          <w:szCs w:val="24"/>
+        </w:rPr>
+        <w:t>, optimistic-lock checks, and structured error handling.</w:t>
       </w:r>
     </w:p>
     <w:p>
@@ -659,7 +1352,7 @@
         <w:pStyle w:val="ListParagraph"/>
         <w:numPr>
           <w:ilvl w:val="0"/>
-          <w:numId w:val="18"/>
+          <w:numId w:val="30"/>
         </w:numPr>
         <w:spacing w:before="100" w:beforeAutospacing="1" w:after="100" w:afterAutospacing="1" w:line="240" w:lineRule="auto"/>
         <w:jc w:val="both"/>
@@ -675,25 +1368,74 @@
           <w:sz w:val="24"/>
           <w:szCs w:val="24"/>
         </w:rPr>
-        <w:t xml:space="preserve">Spearheaded </w:t>
-      </w:r>
-      <w:r>
-        <w:rPr>
-          <w:rFonts w:ascii="Times New Roman" w:eastAsia="Times New Roman" w:hAnsi="Times New Roman" w:cs="Times New Roman"/>
-          <w:b/>
-          <w:bCs/>
-          <w:sz w:val="24"/>
-          <w:szCs w:val="24"/>
-        </w:rPr>
-        <w:t>CI/CD automation pipelines</w:t>
-      </w:r>
-      <w:r>
-        <w:rPr>
-          <w:rFonts w:ascii="Times New Roman" w:eastAsia="Times New Roman" w:hAnsi="Times New Roman" w:cs="Times New Roman"/>
-          <w:sz w:val="24"/>
-          <w:szCs w:val="24"/>
-        </w:rPr>
-        <w:t xml:space="preserve"> using Jenkins and GitHub Actions, significantly reducing release cycles while ensuring security compliance.</w:t>
+        <w:lastRenderedPageBreak/>
+        <w:t xml:space="preserve">Replaced slow dashboard queries with indexed </w:t>
+      </w:r>
+      <w:r>
+        <w:rPr>
+          <w:rFonts w:ascii="Times New Roman" w:eastAsia="Times New Roman" w:hAnsi="Times New Roman" w:cs="Times New Roman"/>
+          <w:b/>
+          <w:bCs/>
+          <w:sz w:val="24"/>
+          <w:szCs w:val="24"/>
+        </w:rPr>
+        <w:t>PostgreSQL</w:t>
+      </w:r>
+      <w:r>
+        <w:rPr>
+          <w:rFonts w:ascii="Times New Roman" w:eastAsia="Times New Roman" w:hAnsi="Times New Roman" w:cs="Times New Roman"/>
+          <w:sz w:val="24"/>
+          <w:szCs w:val="24"/>
+        </w:rPr>
+        <w:t xml:space="preserve"> access patterns, </w:t>
+      </w:r>
+      <w:proofErr w:type="spellStart"/>
+      <w:r>
+        <w:rPr>
+          <w:rFonts w:ascii="Times New Roman" w:eastAsia="Times New Roman" w:hAnsi="Times New Roman" w:cs="Times New Roman"/>
+          <w:b/>
+          <w:bCs/>
+          <w:sz w:val="24"/>
+          <w:szCs w:val="24"/>
+        </w:rPr>
+        <w:t>Redis</w:t>
+      </w:r>
+      <w:proofErr w:type="spellEnd"/>
+      <w:r>
+        <w:rPr>
+          <w:rFonts w:ascii="Times New Roman" w:eastAsia="Times New Roman" w:hAnsi="Times New Roman" w:cs="Times New Roman"/>
+          <w:b/>
+          <w:bCs/>
+          <w:sz w:val="24"/>
+          <w:szCs w:val="24"/>
+        </w:rPr>
+        <w:t>-backed caching</w:t>
+      </w:r>
+      <w:r>
+        <w:rPr>
+          <w:rFonts w:ascii="Times New Roman" w:eastAsia="Times New Roman" w:hAnsi="Times New Roman" w:cs="Times New Roman"/>
+          <w:sz w:val="24"/>
+          <w:szCs w:val="24"/>
+        </w:rPr>
+        <w:t xml:space="preserve">, and paginated API responses, cutting high-volume report load times by </w:t>
+      </w:r>
+      <w:r>
+        <w:rPr>
+          <w:rFonts w:ascii="Times New Roman" w:eastAsia="Times New Roman" w:hAnsi="Times New Roman" w:cs="Times New Roman"/>
+          <w:b/>
+          <w:bCs/>
+          <w:sz w:val="24"/>
+          <w:szCs w:val="24"/>
+        </w:rPr>
+        <w:t>35%</w:t>
+      </w:r>
+      <w:r>
+        <w:rPr>
+          <w:rFonts w:ascii="Times New Roman" w:eastAsia="Times New Roman" w:hAnsi="Times New Roman" w:cs="Times New Roman"/>
+          <w:sz w:val="24"/>
+          <w:szCs w:val="24"/>
+        </w:rPr>
+        <w:t xml:space="preserve"> during peak customer activity.</w:t>
       </w:r>
     </w:p>
     <w:p>
@@ -701,7 +1443,7 @@
         <w:pStyle w:val="ListParagraph"/>
         <w:numPr>
           <w:ilvl w:val="0"/>
-          <w:numId w:val="18"/>
+          <w:numId w:val="30"/>
         </w:numPr>
         <w:spacing w:before="100" w:beforeAutospacing="1" w:after="100" w:afterAutospacing="1" w:line="240" w:lineRule="auto"/>
         <w:jc w:val="both"/>
@@ -717,17 +1459,7 @@
           <w:sz w:val="24"/>
           <w:szCs w:val="24"/>
         </w:rPr>
-        <w:t xml:space="preserve">Integrated </w:t>
-      </w:r>
-      <w:r>
-        <w:rPr>
-          <w:rFonts w:ascii="Times New Roman" w:eastAsia="Times New Roman" w:hAnsi="Times New Roman" w:cs="Times New Roman"/>
-          <w:b/>
-          <w:bCs/>
-          <w:sz w:val="24"/>
-          <w:szCs w:val="24"/>
-        </w:rPr>
-        <w:t xml:space="preserve">third-party APIs and </w:t>
+        <w:t xml:space="preserve">Built new customer-facing notification, document upload, and audit-history features using </w:t>
       </w:r>
       <w:proofErr w:type="spellStart"/>
       <w:r>
@@ -738,7 +1470,7 @@
           <w:sz w:val="24"/>
           <w:szCs w:val="24"/>
         </w:rPr>
-        <w:t>GraphQL</w:t>
+        <w:t>Vue</w:t>
       </w:r>
       <w:proofErr w:type="spellEnd"/>
       <w:r>
@@ -749,15 +1481,53 @@
           <w:sz w:val="24"/>
           <w:szCs w:val="24"/>
         </w:rPr>
-        <w:t xml:space="preserve"> endpoints</w:t>
-      </w:r>
-      <w:r>
-        <w:rPr>
-          <w:rFonts w:ascii="Times New Roman" w:eastAsia="Times New Roman" w:hAnsi="Times New Roman" w:cs="Times New Roman"/>
-          <w:sz w:val="24"/>
-          <w:szCs w:val="24"/>
-        </w:rPr>
-        <w:t>, maintaining resilience through proper error handling and retry strategies in distributed systems.</w:t>
+        <w:t xml:space="preserve"> Router</w:t>
+      </w:r>
+      <w:r>
+        <w:rPr>
+          <w:rFonts w:ascii="Times New Roman" w:eastAsia="Times New Roman" w:hAnsi="Times New Roman" w:cs="Times New Roman"/>
+          <w:sz w:val="24"/>
+          <w:szCs w:val="24"/>
+        </w:rPr>
+        <w:t xml:space="preserve">, </w:t>
+      </w:r>
+      <w:proofErr w:type="spellStart"/>
+      <w:r>
+        <w:rPr>
+          <w:rFonts w:ascii="Times New Roman" w:eastAsia="Times New Roman" w:hAnsi="Times New Roman" w:cs="Times New Roman"/>
+          <w:b/>
+          <w:bCs/>
+          <w:sz w:val="24"/>
+          <w:szCs w:val="24"/>
+        </w:rPr>
+        <w:t>Pinia</w:t>
+      </w:r>
+      <w:proofErr w:type="spellEnd"/>
+      <w:r>
+        <w:rPr>
+          <w:rFonts w:ascii="Times New Roman" w:eastAsia="Times New Roman" w:hAnsi="Times New Roman" w:cs="Times New Roman"/>
+          <w:sz w:val="24"/>
+          <w:szCs w:val="24"/>
+        </w:rPr>
+        <w:t xml:space="preserve">, </w:t>
+      </w:r>
+      <w:r>
+        <w:rPr>
+          <w:rFonts w:ascii="Times New Roman" w:eastAsia="Times New Roman" w:hAnsi="Times New Roman" w:cs="Times New Roman"/>
+          <w:b/>
+          <w:bCs/>
+          <w:sz w:val="24"/>
+          <w:szCs w:val="24"/>
+        </w:rPr>
+        <w:t>Node.js workers</w:t>
+      </w:r>
+      <w:r>
+        <w:rPr>
+          <w:rFonts w:ascii="Times New Roman" w:eastAsia="Times New Roman" w:hAnsi="Times New Roman" w:cs="Times New Roman"/>
+          <w:sz w:val="24"/>
+          <w:szCs w:val="24"/>
+        </w:rPr>
+        <w:t>, S3-compatible storage, and background retry queues.</w:t>
       </w:r>
     </w:p>
     <w:p>
@@ -765,7 +1535,7 @@
         <w:pStyle w:val="ListParagraph"/>
         <w:numPr>
           <w:ilvl w:val="0"/>
-          <w:numId w:val="18"/>
+          <w:numId w:val="30"/>
         </w:numPr>
         <w:spacing w:before="100" w:beforeAutospacing="1" w:after="100" w:afterAutospacing="1" w:line="240" w:lineRule="auto"/>
         <w:jc w:val="both"/>
@@ -781,25 +1551,61 @@
           <w:sz w:val="24"/>
           <w:szCs w:val="24"/>
         </w:rPr>
-        <w:t xml:space="preserve">Conducted </w:t>
-      </w:r>
-      <w:r>
-        <w:rPr>
-          <w:rFonts w:ascii="Times New Roman" w:eastAsia="Times New Roman" w:hAnsi="Times New Roman" w:cs="Times New Roman"/>
-          <w:b/>
-          <w:bCs/>
-          <w:sz w:val="24"/>
-          <w:szCs w:val="24"/>
-        </w:rPr>
-        <w:t>cloud cost optimization</w:t>
-      </w:r>
-      <w:r>
-        <w:rPr>
-          <w:rFonts w:ascii="Times New Roman" w:eastAsia="Times New Roman" w:hAnsi="Times New Roman" w:cs="Times New Roman"/>
-          <w:sz w:val="24"/>
-          <w:szCs w:val="24"/>
-        </w:rPr>
-        <w:t xml:space="preserve"> by analyzing AWS usage, leveraging reserved instances and auto-scaling groups, improving efficiency in production.</w:t>
+        <w:t xml:space="preserve">Improved </w:t>
+      </w:r>
+      <w:r>
+        <w:rPr>
+          <w:rFonts w:ascii="Times New Roman" w:eastAsia="Times New Roman" w:hAnsi="Times New Roman" w:cs="Times New Roman"/>
+          <w:b/>
+          <w:bCs/>
+          <w:sz w:val="24"/>
+          <w:szCs w:val="24"/>
+        </w:rPr>
+        <w:t>CI/CD pipelines</w:t>
+      </w:r>
+      <w:r>
+        <w:rPr>
+          <w:rFonts w:ascii="Times New Roman" w:eastAsia="Times New Roman" w:hAnsi="Times New Roman" w:cs="Times New Roman"/>
+          <w:sz w:val="24"/>
+          <w:szCs w:val="24"/>
+        </w:rPr>
+        <w:t xml:space="preserve"> with </w:t>
+      </w:r>
+      <w:r>
+        <w:rPr>
+          <w:rFonts w:ascii="Times New Roman" w:eastAsia="Times New Roman" w:hAnsi="Times New Roman" w:cs="Times New Roman"/>
+          <w:b/>
+          <w:bCs/>
+          <w:sz w:val="24"/>
+          <w:szCs w:val="24"/>
+        </w:rPr>
+        <w:t>Docker</w:t>
+      </w:r>
+      <w:r>
+        <w:rPr>
+          <w:rFonts w:ascii="Times New Roman" w:eastAsia="Times New Roman" w:hAnsi="Times New Roman" w:cs="Times New Roman"/>
+          <w:sz w:val="24"/>
+          <w:szCs w:val="24"/>
+        </w:rPr>
+        <w:t xml:space="preserve">, </w:t>
+      </w:r>
+      <w:r>
+        <w:rPr>
+          <w:rFonts w:ascii="Times New Roman" w:eastAsia="Times New Roman" w:hAnsi="Times New Roman" w:cs="Times New Roman"/>
+          <w:b/>
+          <w:bCs/>
+          <w:sz w:val="24"/>
+          <w:szCs w:val="24"/>
+        </w:rPr>
+        <w:t>GitHub Actions</w:t>
+      </w:r>
+      <w:r>
+        <w:rPr>
+          <w:rFonts w:ascii="Times New Roman" w:eastAsia="Times New Roman" w:hAnsi="Times New Roman" w:cs="Times New Roman"/>
+          <w:sz w:val="24"/>
+          <w:szCs w:val="24"/>
+        </w:rPr>
+        <w:t>, test gates, and environment-specific configuration, making releases safer across staging and production without blocking urgent hotfixes.</w:t>
       </w:r>
     </w:p>
     <w:p>
@@ -807,7 +1613,7 @@
         <w:pStyle w:val="ListParagraph"/>
         <w:numPr>
           <w:ilvl w:val="0"/>
-          <w:numId w:val="18"/>
+          <w:numId w:val="30"/>
         </w:numPr>
         <w:spacing w:before="100" w:beforeAutospacing="1" w:after="100" w:afterAutospacing="1" w:line="240" w:lineRule="auto"/>
         <w:jc w:val="both"/>
@@ -823,29 +1629,92 @@
           <w:sz w:val="24"/>
           <w:szCs w:val="24"/>
         </w:rPr>
-        <w:t xml:space="preserve">Mentored junior developers, providing technical reviews and knowledge-sharing sessions on </w:t>
-      </w:r>
-      <w:r>
-        <w:rPr>
-          <w:rFonts w:ascii="Times New Roman" w:eastAsia="Times New Roman" w:hAnsi="Times New Roman" w:cs="Times New Roman"/>
-          <w:b/>
-          <w:bCs/>
-          <w:sz w:val="24"/>
-          <w:szCs w:val="24"/>
-        </w:rPr>
-        <w:t>Vue.js, Node.js, Docker, and database performance tuning</w:t>
-      </w:r>
-      <w:r>
-        <w:rPr>
-          <w:rFonts w:ascii="Times New Roman" w:eastAsia="Times New Roman" w:hAnsi="Times New Roman" w:cs="Times New Roman"/>
-          <w:sz w:val="24"/>
-          <w:szCs w:val="24"/>
-        </w:rPr>
-        <w:t>.</w:t>
+        <w:t xml:space="preserve">Added unit, integration, and component coverage with </w:t>
+      </w:r>
+      <w:proofErr w:type="spellStart"/>
+      <w:r>
+        <w:rPr>
+          <w:rFonts w:ascii="Times New Roman" w:eastAsia="Times New Roman" w:hAnsi="Times New Roman" w:cs="Times New Roman"/>
+          <w:b/>
+          <w:bCs/>
+          <w:sz w:val="24"/>
+          <w:szCs w:val="24"/>
+        </w:rPr>
+        <w:t>Vitest</w:t>
+      </w:r>
+      <w:proofErr w:type="spellEnd"/>
+      <w:r>
+        <w:rPr>
+          <w:rFonts w:ascii="Times New Roman" w:eastAsia="Times New Roman" w:hAnsi="Times New Roman" w:cs="Times New Roman"/>
+          <w:sz w:val="24"/>
+          <w:szCs w:val="24"/>
+        </w:rPr>
+        <w:t xml:space="preserve">, </w:t>
+      </w:r>
+      <w:r>
+        <w:rPr>
+          <w:rFonts w:ascii="Times New Roman" w:eastAsia="Times New Roman" w:hAnsi="Times New Roman" w:cs="Times New Roman"/>
+          <w:b/>
+          <w:bCs/>
+          <w:sz w:val="24"/>
+          <w:szCs w:val="24"/>
+        </w:rPr>
+        <w:t>Jest</w:t>
+      </w:r>
+      <w:r>
+        <w:rPr>
+          <w:rFonts w:ascii="Times New Roman" w:eastAsia="Times New Roman" w:hAnsi="Times New Roman" w:cs="Times New Roman"/>
+          <w:sz w:val="24"/>
+          <w:szCs w:val="24"/>
+        </w:rPr>
+        <w:t xml:space="preserve">, </w:t>
+      </w:r>
+      <w:proofErr w:type="spellStart"/>
+      <w:r>
+        <w:rPr>
+          <w:rFonts w:ascii="Times New Roman" w:eastAsia="Times New Roman" w:hAnsi="Times New Roman" w:cs="Times New Roman"/>
+          <w:b/>
+          <w:bCs/>
+          <w:sz w:val="24"/>
+          <w:szCs w:val="24"/>
+        </w:rPr>
+        <w:t>Supertest</w:t>
+      </w:r>
+      <w:proofErr w:type="spellEnd"/>
+      <w:r>
+        <w:rPr>
+          <w:rFonts w:ascii="Times New Roman" w:eastAsia="Times New Roman" w:hAnsi="Times New Roman" w:cs="Times New Roman"/>
+          <w:sz w:val="24"/>
+          <w:szCs w:val="24"/>
+        </w:rPr>
+        <w:t xml:space="preserve">, and </w:t>
+      </w:r>
+      <w:r>
+        <w:rPr>
+          <w:rFonts w:ascii="Times New Roman" w:eastAsia="Times New Roman" w:hAnsi="Times New Roman" w:cs="Times New Roman"/>
+          <w:b/>
+          <w:bCs/>
+          <w:sz w:val="24"/>
+          <w:szCs w:val="24"/>
+        </w:rPr>
+        <w:t>Playwright</w:t>
+      </w:r>
+      <w:r>
+        <w:rPr>
+          <w:rFonts w:ascii="Times New Roman" w:eastAsia="Times New Roman" w:hAnsi="Times New Roman" w:cs="Times New Roman"/>
+          <w:sz w:val="24"/>
+          <w:szCs w:val="24"/>
+        </w:rPr>
+        <w:t>, catching permission regressions, date-format errors, and API contract mismatches before release.</w:t>
       </w:r>
     </w:p>
     <w:p>
       <w:pPr>
+        <w:pStyle w:val="ListParagraph"/>
+        <w:numPr>
+          <w:ilvl w:val="0"/>
+          <w:numId w:val="30"/>
+        </w:numPr>
         <w:spacing w:before="100" w:beforeAutospacing="1" w:after="100" w:afterAutospacing="1" w:line="240" w:lineRule="auto"/>
         <w:jc w:val="both"/>
         <w:rPr>
@@ -854,9 +1723,40 @@
           <w:szCs w:val="24"/>
         </w:rPr>
       </w:pPr>
+      <w:r>
+        <w:rPr>
+          <w:rFonts w:ascii="Times New Roman" w:eastAsia="Times New Roman" w:hAnsi="Times New Roman" w:cs="Times New Roman"/>
+          <w:sz w:val="24"/>
+          <w:szCs w:val="24"/>
+        </w:rPr>
+        <w:t xml:space="preserve">Partnered with product managers, QA engineers, and cloud teams to break large modernization work into incremental releases, balancing </w:t>
+      </w:r>
+      <w:r>
+        <w:rPr>
+          <w:rFonts w:ascii="Times New Roman" w:eastAsia="Times New Roman" w:hAnsi="Times New Roman" w:cs="Times New Roman"/>
+          <w:b/>
+          <w:bCs/>
+          <w:sz w:val="24"/>
+          <w:szCs w:val="24"/>
+        </w:rPr>
+        <w:t>technical debt reduction</w:t>
+      </w:r>
+      <w:r>
+        <w:rPr>
+          <w:rFonts w:ascii="Times New Roman" w:eastAsia="Times New Roman" w:hAnsi="Times New Roman" w:cs="Times New Roman"/>
+          <w:sz w:val="24"/>
+          <w:szCs w:val="24"/>
+        </w:rPr>
+        <w:t xml:space="preserve"> with visible business value.</w:t>
+      </w:r>
     </w:p>
     <w:p>
       <w:pPr>
+        <w:pStyle w:val="ListParagraph"/>
+        <w:numPr>
+          <w:ilvl w:val="0"/>
+          <w:numId w:val="30"/>
+        </w:numPr>
         <w:spacing w:before="100" w:beforeAutospacing="1" w:after="100" w:afterAutospacing="1" w:line="240" w:lineRule="auto"/>
         <w:jc w:val="both"/>
         <w:rPr>
@@ -865,6 +1765,54 @@
           <w:szCs w:val="24"/>
         </w:rPr>
       </w:pPr>
+      <w:r>
+        <w:rPr>
+          <w:rFonts w:ascii="Times New Roman" w:eastAsia="Times New Roman" w:hAnsi="Times New Roman" w:cs="Times New Roman"/>
+          <w:sz w:val="24"/>
+          <w:szCs w:val="24"/>
+        </w:rPr>
+        <w:t xml:space="preserve">Mentored mid-level engineers through code reviews, pairing sessions, and architecture discussions focused on </w:t>
+      </w:r>
+      <w:r>
+        <w:rPr>
+          <w:rFonts w:ascii="Times New Roman" w:eastAsia="Times New Roman" w:hAnsi="Times New Roman" w:cs="Times New Roman"/>
+          <w:b/>
+          <w:bCs/>
+          <w:sz w:val="24"/>
+          <w:szCs w:val="24"/>
+        </w:rPr>
+        <w:t xml:space="preserve">modular </w:t>
+      </w:r>
+      <w:proofErr w:type="spellStart"/>
+      <w:r>
+        <w:rPr>
+          <w:rFonts w:ascii="Times New Roman" w:eastAsia="Times New Roman" w:hAnsi="Times New Roman" w:cs="Times New Roman"/>
+          <w:b/>
+          <w:bCs/>
+          <w:sz w:val="24"/>
+          <w:szCs w:val="24"/>
+        </w:rPr>
+        <w:t>Vue</w:t>
+      </w:r>
+      <w:proofErr w:type="spellEnd"/>
+      <w:r>
+        <w:rPr>
+          <w:rFonts w:ascii="Times New Roman" w:eastAsia="Times New Roman" w:hAnsi="Times New Roman" w:cs="Times New Roman"/>
+          <w:b/>
+          <w:bCs/>
+          <w:sz w:val="24"/>
+          <w:szCs w:val="24"/>
+        </w:rPr>
+        <w:t xml:space="preserve"> design</w:t>
+      </w:r>
+      <w:r>
+        <w:rPr>
+          <w:rFonts w:ascii="Times New Roman" w:eastAsia="Times New Roman" w:hAnsi="Times New Roman" w:cs="Times New Roman"/>
+          <w:sz w:val="24"/>
+          <w:szCs w:val="24"/>
+        </w:rPr>
+        <w:t>, secure Node.js patterns, observability, and pragmatic trade-off decisions.</w:t>
+      </w:r>
     </w:p>
     <w:p>
       <w:pPr>
@@ -888,7 +1836,6 @@
           <w:sz w:val="24"/>
           <w:szCs w:val="24"/>
         </w:rPr>
-        <w:lastRenderedPageBreak/>
         <w:t>Hexaview</w:t>
       </w:r>
       <w:proofErr w:type="spellEnd"/>
@@ -952,7 +1899,7 @@
         <w:pStyle w:val="ListParagraph"/>
         <w:numPr>
           <w:ilvl w:val="0"/>
-          <w:numId w:val="20"/>
+          <w:numId w:val="31"/>
         </w:numPr>
         <w:spacing w:before="100" w:beforeAutospacing="1" w:after="100" w:afterAutospacing="1" w:line="240" w:lineRule="auto"/>
         <w:jc w:val="both"/>
@@ -968,25 +1915,139 @@
           <w:sz w:val="24"/>
           <w:szCs w:val="24"/>
         </w:rPr>
-        <w:t xml:space="preserve">Developed </w:t>
-      </w:r>
-      <w:r>
-        <w:rPr>
-          <w:rFonts w:ascii="Times New Roman" w:eastAsia="Times New Roman" w:hAnsi="Times New Roman" w:cs="Times New Roman"/>
-          <w:b/>
-          <w:bCs/>
-          <w:sz w:val="24"/>
-          <w:szCs w:val="24"/>
-        </w:rPr>
-        <w:t>end-to-end web applications</w:t>
-      </w:r>
-      <w:r>
-        <w:rPr>
-          <w:rFonts w:ascii="Times New Roman" w:eastAsia="Times New Roman" w:hAnsi="Times New Roman" w:cs="Times New Roman"/>
-          <w:sz w:val="24"/>
-          <w:szCs w:val="24"/>
-        </w:rPr>
-        <w:t xml:space="preserve"> using Vue.js for frontend and Node.js for backend, ensuring responsiveness, accessibility, and cross-browser compatibility.</w:t>
+        <w:t xml:space="preserve">Developed enterprise web applications using </w:t>
+      </w:r>
+      <w:proofErr w:type="spellStart"/>
+      <w:r>
+        <w:rPr>
+          <w:rFonts w:ascii="Times New Roman" w:eastAsia="Times New Roman" w:hAnsi="Times New Roman" w:cs="Times New Roman"/>
+          <w:b/>
+          <w:bCs/>
+          <w:sz w:val="24"/>
+          <w:szCs w:val="24"/>
+        </w:rPr>
+        <w:t>Vue</w:t>
+      </w:r>
+      <w:proofErr w:type="spellEnd"/>
+      <w:r>
+        <w:rPr>
+          <w:rFonts w:ascii="Times New Roman" w:eastAsia="Times New Roman" w:hAnsi="Times New Roman" w:cs="Times New Roman"/>
+          <w:b/>
+          <w:bCs/>
+          <w:sz w:val="24"/>
+          <w:szCs w:val="24"/>
+        </w:rPr>
+        <w:t xml:space="preserve"> 2.x</w:t>
+      </w:r>
+      <w:r>
+        <w:rPr>
+          <w:rFonts w:ascii="Times New Roman" w:eastAsia="Times New Roman" w:hAnsi="Times New Roman" w:cs="Times New Roman"/>
+          <w:sz w:val="24"/>
+          <w:szCs w:val="24"/>
+        </w:rPr>
+        <w:t xml:space="preserve">, </w:t>
+      </w:r>
+      <w:r>
+        <w:rPr>
+          <w:rFonts w:ascii="Times New Roman" w:eastAsia="Times New Roman" w:hAnsi="Times New Roman" w:cs="Times New Roman"/>
+          <w:b/>
+          <w:bCs/>
+          <w:sz w:val="24"/>
+          <w:szCs w:val="24"/>
+        </w:rPr>
+        <w:t>JavaScript/</w:t>
+      </w:r>
+      <w:proofErr w:type="spellStart"/>
+      <w:r>
+        <w:rPr>
+          <w:rFonts w:ascii="Times New Roman" w:eastAsia="Times New Roman" w:hAnsi="Times New Roman" w:cs="Times New Roman"/>
+          <w:b/>
+          <w:bCs/>
+          <w:sz w:val="24"/>
+          <w:szCs w:val="24"/>
+        </w:rPr>
+        <w:t>TypeScript</w:t>
+      </w:r>
+      <w:proofErr w:type="spellEnd"/>
+      <w:r>
+        <w:rPr>
+          <w:rFonts w:ascii="Times New Roman" w:eastAsia="Times New Roman" w:hAnsi="Times New Roman" w:cs="Times New Roman"/>
+          <w:sz w:val="24"/>
+          <w:szCs w:val="24"/>
+        </w:rPr>
+        <w:t xml:space="preserve">, </w:t>
+      </w:r>
+      <w:r>
+        <w:rPr>
+          <w:rFonts w:ascii="Times New Roman" w:eastAsia="Times New Roman" w:hAnsi="Times New Roman" w:cs="Times New Roman"/>
+          <w:b/>
+          <w:bCs/>
+          <w:sz w:val="24"/>
+          <w:szCs w:val="24"/>
+        </w:rPr>
+        <w:t>Node.js 8/12/14</w:t>
+      </w:r>
+      <w:r>
+        <w:rPr>
+          <w:rFonts w:ascii="Times New Roman" w:eastAsia="Times New Roman" w:hAnsi="Times New Roman" w:cs="Times New Roman"/>
+          <w:sz w:val="24"/>
+          <w:szCs w:val="24"/>
+        </w:rPr>
+        <w:t xml:space="preserve">, </w:t>
+      </w:r>
+      <w:r>
+        <w:rPr>
+          <w:rFonts w:ascii="Times New Roman" w:eastAsia="Times New Roman" w:hAnsi="Times New Roman" w:cs="Times New Roman"/>
+          <w:b/>
+          <w:bCs/>
+          <w:sz w:val="24"/>
+          <w:szCs w:val="24"/>
+        </w:rPr>
+        <w:t>Express 4</w:t>
+      </w:r>
+      <w:r>
+        <w:rPr>
+          <w:rFonts w:ascii="Times New Roman" w:eastAsia="Times New Roman" w:hAnsi="Times New Roman" w:cs="Times New Roman"/>
+          <w:sz w:val="24"/>
+          <w:szCs w:val="24"/>
+        </w:rPr>
+        <w:t xml:space="preserve">, </w:t>
+      </w:r>
+      <w:r>
+        <w:rPr>
+          <w:rFonts w:ascii="Times New Roman" w:eastAsia="Times New Roman" w:hAnsi="Times New Roman" w:cs="Times New Roman"/>
+          <w:b/>
+          <w:bCs/>
+          <w:sz w:val="24"/>
+          <w:szCs w:val="24"/>
+        </w:rPr>
+        <w:t>MongoDB</w:t>
+      </w:r>
+      <w:r>
+        <w:rPr>
+          <w:rFonts w:ascii="Times New Roman" w:eastAsia="Times New Roman" w:hAnsi="Times New Roman" w:cs="Times New Roman"/>
+          <w:sz w:val="24"/>
+          <w:szCs w:val="24"/>
+        </w:rPr>
+        <w:t xml:space="preserve">, and </w:t>
+      </w:r>
+      <w:r>
+        <w:rPr>
+          <w:rFonts w:ascii="Times New Roman" w:eastAsia="Times New Roman" w:hAnsi="Times New Roman" w:cs="Times New Roman"/>
+          <w:b/>
+          <w:bCs/>
+          <w:sz w:val="24"/>
+          <w:szCs w:val="24"/>
+        </w:rPr>
+        <w:t>MySQL</w:t>
+      </w:r>
+      <w:r>
+        <w:rPr>
+          <w:rFonts w:ascii="Times New Roman" w:eastAsia="Times New Roman" w:hAnsi="Times New Roman" w:cs="Times New Roman"/>
+          <w:sz w:val="24"/>
+          <w:szCs w:val="24"/>
+        </w:rPr>
+        <w:t>, supporting customer service, analytics, and internal workflow teams.</w:t>
       </w:r>
     </w:p>
     <w:p>
@@ -994,7 +2055,7 @@
         <w:pStyle w:val="ListParagraph"/>
         <w:numPr>
           <w:ilvl w:val="0"/>
-          <w:numId w:val="20"/>
+          <w:numId w:val="31"/>
         </w:numPr>
         <w:spacing w:before="100" w:beforeAutospacing="1" w:after="100" w:afterAutospacing="1" w:line="240" w:lineRule="auto"/>
         <w:jc w:val="both"/>
@@ -1004,23 +2065,23 @@
           <w:szCs w:val="24"/>
         </w:rPr>
       </w:pPr>
-      <w:r>
-        <w:rPr>
-          <w:rFonts w:ascii="Times New Roman" w:eastAsia="Times New Roman" w:hAnsi="Times New Roman" w:cs="Times New Roman"/>
-          <w:sz w:val="24"/>
-          <w:szCs w:val="24"/>
-        </w:rPr>
-        <w:t xml:space="preserve">Implemented </w:t>
-      </w:r>
-      <w:r>
-        <w:rPr>
-          <w:rFonts w:ascii="Times New Roman" w:eastAsia="Times New Roman" w:hAnsi="Times New Roman" w:cs="Times New Roman"/>
-          <w:b/>
-          <w:bCs/>
-          <w:sz w:val="24"/>
-          <w:szCs w:val="24"/>
-        </w:rPr>
-        <w:t xml:space="preserve">REST APIs and </w:t>
+      <w:proofErr w:type="gramStart"/>
+      <w:r>
+        <w:rPr>
+          <w:rFonts w:ascii="Times New Roman" w:eastAsia="Times New Roman" w:hAnsi="Times New Roman" w:cs="Times New Roman"/>
+          <w:sz w:val="24"/>
+          <w:szCs w:val="24"/>
+        </w:rPr>
+        <w:t>Migrated</w:t>
+      </w:r>
+      <w:proofErr w:type="gramEnd"/>
+      <w:r>
+        <w:rPr>
+          <w:rFonts w:ascii="Times New Roman" w:eastAsia="Times New Roman" w:hAnsi="Times New Roman" w:cs="Times New Roman"/>
+          <w:sz w:val="24"/>
+          <w:szCs w:val="24"/>
+        </w:rPr>
+        <w:t xml:space="preserve"> selected jQuery and server-rendered pages into </w:t>
       </w:r>
       <w:proofErr w:type="spellStart"/>
       <w:r>
@@ -1031,7 +2092,7 @@
           <w:sz w:val="24"/>
           <w:szCs w:val="24"/>
         </w:rPr>
-        <w:t>GraphQL</w:t>
+        <w:t>Vue</w:t>
       </w:r>
       <w:proofErr w:type="spellEnd"/>
       <w:r>
@@ -1042,15 +2103,33 @@
           <w:sz w:val="24"/>
           <w:szCs w:val="24"/>
         </w:rPr>
-        <w:t xml:space="preserve"> services</w:t>
-      </w:r>
-      <w:r>
-        <w:rPr>
-          <w:rFonts w:ascii="Times New Roman" w:eastAsia="Times New Roman" w:hAnsi="Times New Roman" w:cs="Times New Roman"/>
-          <w:sz w:val="24"/>
-          <w:szCs w:val="24"/>
-        </w:rPr>
-        <w:t xml:space="preserve"> in Node.js, integrating with external data providers and enhancing interoperability with partner systems.</w:t>
+        <w:t xml:space="preserve"> single-page modules</w:t>
+      </w:r>
+      <w:r>
+        <w:rPr>
+          <w:rFonts w:ascii="Times New Roman" w:eastAsia="Times New Roman" w:hAnsi="Times New Roman" w:cs="Times New Roman"/>
+          <w:sz w:val="24"/>
+          <w:szCs w:val="24"/>
+        </w:rPr>
+        <w:t xml:space="preserve"> with reusable state, routing, and API integration patterns, improving user task completion time by </w:t>
+      </w:r>
+      <w:r>
+        <w:rPr>
+          <w:rFonts w:ascii="Times New Roman" w:eastAsia="Times New Roman" w:hAnsi="Times New Roman" w:cs="Times New Roman"/>
+          <w:b/>
+          <w:bCs/>
+          <w:sz w:val="24"/>
+          <w:szCs w:val="24"/>
+        </w:rPr>
+        <w:t>31%</w:t>
+      </w:r>
+      <w:r>
+        <w:rPr>
+          <w:rFonts w:ascii="Times New Roman" w:eastAsia="Times New Roman" w:hAnsi="Times New Roman" w:cs="Times New Roman"/>
+          <w:sz w:val="24"/>
+          <w:szCs w:val="24"/>
+        </w:rPr>
+        <w:t xml:space="preserve"> for operational screens.</w:t>
       </w:r>
     </w:p>
     <w:p>
@@ -1058,7 +2137,7 @@
         <w:pStyle w:val="ListParagraph"/>
         <w:numPr>
           <w:ilvl w:val="0"/>
-          <w:numId w:val="20"/>
+          <w:numId w:val="31"/>
         </w:numPr>
         <w:spacing w:before="100" w:beforeAutospacing="1" w:after="100" w:afterAutospacing="1" w:line="240" w:lineRule="auto"/>
         <w:jc w:val="both"/>
@@ -1074,43 +2153,25 @@
           <w:sz w:val="24"/>
           <w:szCs w:val="24"/>
         </w:rPr>
-        <w:t xml:space="preserve">Leveraged </w:t>
-      </w:r>
-      <w:r>
-        <w:rPr>
-          <w:rFonts w:ascii="Times New Roman" w:eastAsia="Times New Roman" w:hAnsi="Times New Roman" w:cs="Times New Roman"/>
-          <w:b/>
-          <w:bCs/>
-          <w:sz w:val="24"/>
-          <w:szCs w:val="24"/>
-        </w:rPr>
-        <w:t>Docker and Kubernetes</w:t>
-      </w:r>
-      <w:r>
-        <w:rPr>
-          <w:rFonts w:ascii="Times New Roman" w:eastAsia="Times New Roman" w:hAnsi="Times New Roman" w:cs="Times New Roman"/>
-          <w:sz w:val="24"/>
-          <w:szCs w:val="24"/>
-        </w:rPr>
-        <w:t xml:space="preserve"> to deploy </w:t>
-      </w:r>
-      <w:proofErr w:type="spellStart"/>
-      <w:r>
-        <w:rPr>
-          <w:rFonts w:ascii="Times New Roman" w:eastAsia="Times New Roman" w:hAnsi="Times New Roman" w:cs="Times New Roman"/>
-          <w:sz w:val="24"/>
-          <w:szCs w:val="24"/>
-        </w:rPr>
-        <w:t>microservices</w:t>
-      </w:r>
-      <w:proofErr w:type="spellEnd"/>
-      <w:r>
-        <w:rPr>
-          <w:rFonts w:ascii="Times New Roman" w:eastAsia="Times New Roman" w:hAnsi="Times New Roman" w:cs="Times New Roman"/>
-          <w:sz w:val="24"/>
-          <w:szCs w:val="24"/>
-        </w:rPr>
-        <w:t xml:space="preserve"> across hybrid cloud infrastructure, ensuring high availability and automated scaling.</w:t>
+        <w:t xml:space="preserve">Built </w:t>
+      </w:r>
+      <w:r>
+        <w:rPr>
+          <w:rFonts w:ascii="Times New Roman" w:eastAsia="Times New Roman" w:hAnsi="Times New Roman" w:cs="Times New Roman"/>
+          <w:b/>
+          <w:bCs/>
+          <w:sz w:val="24"/>
+          <w:szCs w:val="24"/>
+        </w:rPr>
+        <w:t>RESTful Node.js APIs</w:t>
+      </w:r>
+      <w:r>
+        <w:rPr>
+          <w:rFonts w:ascii="Times New Roman" w:eastAsia="Times New Roman" w:hAnsi="Times New Roman" w:cs="Times New Roman"/>
+          <w:sz w:val="24"/>
+          <w:szCs w:val="24"/>
+        </w:rPr>
+        <w:t xml:space="preserve"> for user profiles, search, reporting, permissions, and file-processing workflows, keeping endpoints versioned and backward compatible during gradual front-end replacement.</w:t>
       </w:r>
     </w:p>
     <w:p>
@@ -1118,7 +2179,7 @@
         <w:pStyle w:val="ListParagraph"/>
         <w:numPr>
           <w:ilvl w:val="0"/>
-          <w:numId w:val="20"/>
+          <w:numId w:val="31"/>
         </w:numPr>
         <w:spacing w:before="100" w:beforeAutospacing="1" w:after="100" w:afterAutospacing="1" w:line="240" w:lineRule="auto"/>
         <w:jc w:val="both"/>
@@ -1134,25 +2195,7 @@
           <w:sz w:val="24"/>
           <w:szCs w:val="24"/>
         </w:rPr>
-        <w:t xml:space="preserve">Optimized </w:t>
-      </w:r>
-      <w:r>
-        <w:rPr>
-          <w:rFonts w:ascii="Times New Roman" w:eastAsia="Times New Roman" w:hAnsi="Times New Roman" w:cs="Times New Roman"/>
-          <w:b/>
-          <w:bCs/>
-          <w:sz w:val="24"/>
-          <w:szCs w:val="24"/>
-        </w:rPr>
-        <w:t>SQL and NoSQL databases</w:t>
-      </w:r>
-      <w:r>
-        <w:rPr>
-          <w:rFonts w:ascii="Times New Roman" w:eastAsia="Times New Roman" w:hAnsi="Times New Roman" w:cs="Times New Roman"/>
-          <w:sz w:val="24"/>
-          <w:szCs w:val="24"/>
-        </w:rPr>
-        <w:t xml:space="preserve">, introducing caching with </w:t>
+        <w:t xml:space="preserve">Fixed production issues involving duplicate form submissions, memory-heavy exports, inconsistent </w:t>
       </w:r>
       <w:proofErr w:type="spellStart"/>
       <w:r>
@@ -1161,7 +2204,7 @@
           <w:sz w:val="24"/>
           <w:szCs w:val="24"/>
         </w:rPr>
-        <w:t>Redis</w:t>
+        <w:t>timezone</w:t>
       </w:r>
       <w:proofErr w:type="spellEnd"/>
       <w:r>
@@ -1170,7 +2213,25 @@
           <w:sz w:val="24"/>
           <w:szCs w:val="24"/>
         </w:rPr>
-        <w:t xml:space="preserve"> to accelerate performance while reducing load on transactional systems.</w:t>
+        <w:t xml:space="preserve"> conversion, and poorly handled </w:t>
+      </w:r>
+      <w:r>
+        <w:rPr>
+          <w:rFonts w:ascii="Times New Roman" w:eastAsia="Times New Roman" w:hAnsi="Times New Roman" w:cs="Times New Roman"/>
+          <w:b/>
+          <w:bCs/>
+          <w:sz w:val="24"/>
+          <w:szCs w:val="24"/>
+        </w:rPr>
+        <w:t>500 errors</w:t>
+      </w:r>
+      <w:r>
+        <w:rPr>
+          <w:rFonts w:ascii="Times New Roman" w:eastAsia="Times New Roman" w:hAnsi="Times New Roman" w:cs="Times New Roman"/>
+          <w:sz w:val="24"/>
+          <w:szCs w:val="24"/>
+        </w:rPr>
+        <w:t xml:space="preserve"> by adding validation, queueing, logging, and fallback behavior.</w:t>
       </w:r>
     </w:p>
     <w:p>
@@ -1178,7 +2239,7 @@
         <w:pStyle w:val="ListParagraph"/>
         <w:numPr>
           <w:ilvl w:val="0"/>
-          <w:numId w:val="20"/>
+          <w:numId w:val="31"/>
         </w:numPr>
         <w:spacing w:before="100" w:beforeAutospacing="1" w:after="100" w:afterAutospacing="1" w:line="240" w:lineRule="auto"/>
         <w:jc w:val="both"/>
@@ -1194,25 +2255,25 @@
           <w:sz w:val="24"/>
           <w:szCs w:val="24"/>
         </w:rPr>
-        <w:t xml:space="preserve">Designed </w:t>
-      </w:r>
-      <w:r>
-        <w:rPr>
-          <w:rFonts w:ascii="Times New Roman" w:eastAsia="Times New Roman" w:hAnsi="Times New Roman" w:cs="Times New Roman"/>
-          <w:b/>
-          <w:bCs/>
-          <w:sz w:val="24"/>
-          <w:szCs w:val="24"/>
-        </w:rPr>
-        <w:t>cloud-native applications</w:t>
-      </w:r>
-      <w:r>
-        <w:rPr>
-          <w:rFonts w:ascii="Times New Roman" w:eastAsia="Times New Roman" w:hAnsi="Times New Roman" w:cs="Times New Roman"/>
-          <w:sz w:val="24"/>
-          <w:szCs w:val="24"/>
-        </w:rPr>
-        <w:t xml:space="preserve"> across AWS and GCP, using S3, Lambda, Pub/Sub, and </w:t>
+        <w:t xml:space="preserve">Refactored older callback-heavy </w:t>
+      </w:r>
+      <w:r>
+        <w:rPr>
+          <w:rFonts w:ascii="Times New Roman" w:eastAsia="Times New Roman" w:hAnsi="Times New Roman" w:cs="Times New Roman"/>
+          <w:b/>
+          <w:bCs/>
+          <w:sz w:val="24"/>
+          <w:szCs w:val="24"/>
+        </w:rPr>
+        <w:t>Node.js services</w:t>
+      </w:r>
+      <w:r>
+        <w:rPr>
+          <w:rFonts w:ascii="Times New Roman" w:eastAsia="Times New Roman" w:hAnsi="Times New Roman" w:cs="Times New Roman"/>
+          <w:sz w:val="24"/>
+          <w:szCs w:val="24"/>
+        </w:rPr>
+        <w:t xml:space="preserve"> into promise-based and </w:t>
       </w:r>
       <w:proofErr w:type="spellStart"/>
       <w:r>
@@ -1221,7 +2282,7 @@
           <w:sz w:val="24"/>
           <w:szCs w:val="24"/>
         </w:rPr>
-        <w:t>Firestore</w:t>
+        <w:t>async</w:t>
       </w:r>
       <w:proofErr w:type="spellEnd"/>
       <w:r>
@@ -1230,7 +2291,7 @@
           <w:sz w:val="24"/>
           <w:szCs w:val="24"/>
         </w:rPr>
-        <w:t xml:space="preserve"> for secure and scalable business workflows.</w:t>
+        <w:t>/await workflows over time, improving readability and reducing defects during feature changes.</w:t>
       </w:r>
     </w:p>
     <w:p>
@@ -1238,7 +2299,7 @@
         <w:pStyle w:val="ListParagraph"/>
         <w:numPr>
           <w:ilvl w:val="0"/>
-          <w:numId w:val="20"/>
+          <w:numId w:val="31"/>
         </w:numPr>
         <w:spacing w:before="100" w:beforeAutospacing="1" w:after="100" w:afterAutospacing="1" w:line="240" w:lineRule="auto"/>
         <w:jc w:val="both"/>
@@ -1254,7 +2315,37 @@
           <w:sz w:val="24"/>
           <w:szCs w:val="24"/>
         </w:rPr>
-        <w:t>Collaborated with QA teams to design automated test strategies, reducing regressions and improving confidence in production deployments.</w:t>
+        <w:t xml:space="preserve">Implemented complex </w:t>
+      </w:r>
+      <w:proofErr w:type="spellStart"/>
+      <w:r>
+        <w:rPr>
+          <w:rFonts w:ascii="Times New Roman" w:eastAsia="Times New Roman" w:hAnsi="Times New Roman" w:cs="Times New Roman"/>
+          <w:b/>
+          <w:bCs/>
+          <w:sz w:val="24"/>
+          <w:szCs w:val="24"/>
+        </w:rPr>
+        <w:t>Vue</w:t>
+      </w:r>
+      <w:proofErr w:type="spellEnd"/>
+      <w:r>
+        <w:rPr>
+          <w:rFonts w:ascii="Times New Roman" w:eastAsia="Times New Roman" w:hAnsi="Times New Roman" w:cs="Times New Roman"/>
+          <w:b/>
+          <w:bCs/>
+          <w:sz w:val="24"/>
+          <w:szCs w:val="24"/>
+        </w:rPr>
+        <w:t xml:space="preserve"> components</w:t>
+      </w:r>
+      <w:r>
+        <w:rPr>
+          <w:rFonts w:ascii="Times New Roman" w:eastAsia="Times New Roman" w:hAnsi="Times New Roman" w:cs="Times New Roman"/>
+          <w:sz w:val="24"/>
+          <w:szCs w:val="24"/>
+        </w:rPr>
+        <w:t xml:space="preserve"> for editable grids, filters, modal workflows, and approval screens, giving business users faster access to structured data without manual spreadsheet handoffs.</w:t>
       </w:r>
     </w:p>
     <w:p>
@@ -1262,7 +2353,7 @@
         <w:pStyle w:val="ListParagraph"/>
         <w:numPr>
           <w:ilvl w:val="0"/>
-          <w:numId w:val="20"/>
+          <w:numId w:val="31"/>
         </w:numPr>
         <w:spacing w:before="100" w:beforeAutospacing="1" w:after="100" w:afterAutospacing="1" w:line="240" w:lineRule="auto"/>
         <w:jc w:val="both"/>
@@ -1278,61 +2369,25 @@
           <w:sz w:val="24"/>
           <w:szCs w:val="24"/>
         </w:rPr>
-        <w:t xml:space="preserve">Created </w:t>
-      </w:r>
-      <w:r>
-        <w:rPr>
-          <w:rFonts w:ascii="Times New Roman" w:eastAsia="Times New Roman" w:hAnsi="Times New Roman" w:cs="Times New Roman"/>
-          <w:b/>
-          <w:bCs/>
-          <w:sz w:val="24"/>
-          <w:szCs w:val="24"/>
-        </w:rPr>
-        <w:t>real-time dashboards</w:t>
-      </w:r>
-      <w:r>
-        <w:rPr>
-          <w:rFonts w:ascii="Times New Roman" w:eastAsia="Times New Roman" w:hAnsi="Times New Roman" w:cs="Times New Roman"/>
-          <w:sz w:val="24"/>
-          <w:szCs w:val="24"/>
-        </w:rPr>
-        <w:t xml:space="preserve"> with </w:t>
-      </w:r>
-      <w:proofErr w:type="spellStart"/>
-      <w:r>
-        <w:rPr>
-          <w:rFonts w:ascii="Times New Roman" w:eastAsia="Times New Roman" w:hAnsi="Times New Roman" w:cs="Times New Roman"/>
-          <w:sz w:val="24"/>
-          <w:szCs w:val="24"/>
-        </w:rPr>
-        <w:t>WebSockets</w:t>
-      </w:r>
-      <w:proofErr w:type="spellEnd"/>
-      <w:r>
-        <w:rPr>
-          <w:rFonts w:ascii="Times New Roman" w:eastAsia="Times New Roman" w:hAnsi="Times New Roman" w:cs="Times New Roman"/>
-          <w:sz w:val="24"/>
-          <w:szCs w:val="24"/>
-        </w:rPr>
-        <w:t xml:space="preserve"> and event-driven </w:t>
-      </w:r>
-      <w:proofErr w:type="spellStart"/>
-      <w:r>
-        <w:rPr>
-          <w:rFonts w:ascii="Times New Roman" w:eastAsia="Times New Roman" w:hAnsi="Times New Roman" w:cs="Times New Roman"/>
-          <w:sz w:val="24"/>
-          <w:szCs w:val="24"/>
-        </w:rPr>
-        <w:t>microservices</w:t>
-      </w:r>
-      <w:proofErr w:type="spellEnd"/>
-      <w:r>
-        <w:rPr>
-          <w:rFonts w:ascii="Times New Roman" w:eastAsia="Times New Roman" w:hAnsi="Times New Roman" w:cs="Times New Roman"/>
-          <w:sz w:val="24"/>
-          <w:szCs w:val="24"/>
-        </w:rPr>
-        <w:t>, enhancing data visibility for enterprise clients.</w:t>
+        <w:t xml:space="preserve">Strengthened database reliability through </w:t>
+      </w:r>
+      <w:r>
+        <w:rPr>
+          <w:rFonts w:ascii="Times New Roman" w:eastAsia="Times New Roman" w:hAnsi="Times New Roman" w:cs="Times New Roman"/>
+          <w:b/>
+          <w:bCs/>
+          <w:sz w:val="24"/>
+          <w:szCs w:val="24"/>
+        </w:rPr>
+        <w:t>query optimization</w:t>
+      </w:r>
+      <w:r>
+        <w:rPr>
+          <w:rFonts w:ascii="Times New Roman" w:eastAsia="Times New Roman" w:hAnsi="Times New Roman" w:cs="Times New Roman"/>
+          <w:sz w:val="24"/>
+          <w:szCs w:val="24"/>
+        </w:rPr>
+        <w:t>, compound indexes, transaction boundaries, and safer migration scripts across MySQL and MongoDB-backed services.</w:t>
       </w:r>
     </w:p>
     <w:p>
@@ -1340,7 +2395,7 @@
         <w:pStyle w:val="ListParagraph"/>
         <w:numPr>
           <w:ilvl w:val="0"/>
-          <w:numId w:val="20"/>
+          <w:numId w:val="31"/>
         </w:numPr>
         <w:spacing w:before="100" w:beforeAutospacing="1" w:after="100" w:afterAutospacing="1" w:line="240" w:lineRule="auto"/>
         <w:jc w:val="both"/>
@@ -1356,25 +2411,67 @@
           <w:sz w:val="24"/>
           <w:szCs w:val="24"/>
         </w:rPr>
-        <w:t xml:space="preserve">Conducted </w:t>
-      </w:r>
-      <w:r>
-        <w:rPr>
-          <w:rFonts w:ascii="Times New Roman" w:eastAsia="Times New Roman" w:hAnsi="Times New Roman" w:cs="Times New Roman"/>
-          <w:b/>
-          <w:bCs/>
-          <w:sz w:val="24"/>
-          <w:szCs w:val="24"/>
-        </w:rPr>
-        <w:t>code reviews, refactoring, and performance audits</w:t>
-      </w:r>
-      <w:r>
-        <w:rPr>
-          <w:rFonts w:ascii="Times New Roman" w:eastAsia="Times New Roman" w:hAnsi="Times New Roman" w:cs="Times New Roman"/>
-          <w:sz w:val="24"/>
-          <w:szCs w:val="24"/>
-        </w:rPr>
-        <w:t>, ensuring maintainability and long-term scalability of core applications.</w:t>
+        <w:t xml:space="preserve">Supported </w:t>
+      </w:r>
+      <w:r>
+        <w:rPr>
+          <w:rFonts w:ascii="Times New Roman" w:eastAsia="Times New Roman" w:hAnsi="Times New Roman" w:cs="Times New Roman"/>
+          <w:b/>
+          <w:bCs/>
+          <w:sz w:val="24"/>
+          <w:szCs w:val="24"/>
+        </w:rPr>
+        <w:t>AWS deployments</w:t>
+      </w:r>
+      <w:r>
+        <w:rPr>
+          <w:rFonts w:ascii="Times New Roman" w:eastAsia="Times New Roman" w:hAnsi="Times New Roman" w:cs="Times New Roman"/>
+          <w:sz w:val="24"/>
+          <w:szCs w:val="24"/>
+        </w:rPr>
+        <w:t xml:space="preserve"> with Docker, Elastic Beanstalk/ECS patterns, </w:t>
+      </w:r>
+      <w:proofErr w:type="spellStart"/>
+      <w:r>
+        <w:rPr>
+          <w:rFonts w:ascii="Times New Roman" w:eastAsia="Times New Roman" w:hAnsi="Times New Roman" w:cs="Times New Roman"/>
+          <w:sz w:val="24"/>
+          <w:szCs w:val="24"/>
+        </w:rPr>
+        <w:t>CloudWatch</w:t>
+      </w:r>
+      <w:proofErr w:type="spellEnd"/>
+      <w:r>
+        <w:rPr>
+          <w:rFonts w:ascii="Times New Roman" w:eastAsia="Times New Roman" w:hAnsi="Times New Roman" w:cs="Times New Roman"/>
+          <w:sz w:val="24"/>
+          <w:szCs w:val="24"/>
+        </w:rPr>
+        <w:t xml:space="preserve"> logs, S3 assets, and environment-based configuration for staging and production.</w:t>
+      </w:r>
+    </w:p>
+    <w:p>
+      <w:pPr>
+        <w:pStyle w:val="ListParagraph"/>
+        <w:numPr>
+          <w:ilvl w:val="0"/>
+          <w:numId w:val="31"/>
+        </w:numPr>
+        <w:spacing w:before="100" w:beforeAutospacing="1" w:after="100" w:afterAutospacing="1" w:line="240" w:lineRule="auto"/>
+        <w:jc w:val="both"/>
+        <w:rPr>
+          <w:rFonts w:ascii="Times New Roman" w:eastAsia="Times New Roman" w:hAnsi="Times New Roman" w:cs="Times New Roman"/>
+          <w:sz w:val="24"/>
+          <w:szCs w:val="24"/>
+        </w:rPr>
+      </w:pPr>
+      <w:r>
+        <w:rPr>
+          <w:rFonts w:ascii="Times New Roman" w:eastAsia="Times New Roman" w:hAnsi="Times New Roman" w:cs="Times New Roman"/>
+          <w:sz w:val="24"/>
+          <w:szCs w:val="24"/>
+        </w:rPr>
+        <w:t>Collaborated with distributed engineers in Agile ceremonies, reviewed pull requests, wrote technical handoff notes, and helped standardize reusable front-end and backend conventions.</w:t>
       </w:r>
     </w:p>
     <w:p>
@@ -1462,7 +2559,7 @@
         <w:pStyle w:val="ListParagraph"/>
         <w:numPr>
           <w:ilvl w:val="0"/>
-          <w:numId w:val="22"/>
+          <w:numId w:val="32"/>
         </w:numPr>
         <w:spacing w:before="100" w:beforeAutospacing="1" w:after="100" w:afterAutospacing="1" w:line="240" w:lineRule="auto"/>
         <w:jc w:val="both"/>
@@ -1478,43 +2575,151 @@
           <w:sz w:val="24"/>
           <w:szCs w:val="24"/>
         </w:rPr>
-        <w:t xml:space="preserve">Built </w:t>
-      </w:r>
-      <w:r>
-        <w:rPr>
-          <w:rFonts w:ascii="Times New Roman" w:eastAsia="Times New Roman" w:hAnsi="Times New Roman" w:cs="Times New Roman"/>
-          <w:b/>
-          <w:bCs/>
-          <w:sz w:val="24"/>
-          <w:szCs w:val="24"/>
-        </w:rPr>
-        <w:t>modular Vue.js components</w:t>
-      </w:r>
-      <w:r>
-        <w:rPr>
-          <w:rFonts w:ascii="Times New Roman" w:eastAsia="Times New Roman" w:hAnsi="Times New Roman" w:cs="Times New Roman"/>
-          <w:sz w:val="24"/>
-          <w:szCs w:val="24"/>
-        </w:rPr>
-        <w:t xml:space="preserve"> and </w:t>
-      </w:r>
-      <w:r>
-        <w:rPr>
-          <w:rFonts w:ascii="Times New Roman" w:eastAsia="Times New Roman" w:hAnsi="Times New Roman" w:cs="Times New Roman"/>
-          <w:b/>
-          <w:bCs/>
-          <w:sz w:val="24"/>
-          <w:szCs w:val="24"/>
-        </w:rPr>
-        <w:t>Node.js backend APIs</w:t>
-      </w:r>
-      <w:r>
-        <w:rPr>
-          <w:rFonts w:ascii="Times New Roman" w:eastAsia="Times New Roman" w:hAnsi="Times New Roman" w:cs="Times New Roman"/>
-          <w:sz w:val="24"/>
-          <w:szCs w:val="24"/>
-        </w:rPr>
-        <w:t>, standardizing coding practices and improving frontend-backend integration workflows.</w:t>
+        <w:t xml:space="preserve">Built and maintained web applications with </w:t>
+      </w:r>
+      <w:r>
+        <w:rPr>
+          <w:rFonts w:ascii="Times New Roman" w:eastAsia="Times New Roman" w:hAnsi="Times New Roman" w:cs="Times New Roman"/>
+          <w:b/>
+          <w:bCs/>
+          <w:sz w:val="24"/>
+          <w:szCs w:val="24"/>
+        </w:rPr>
+        <w:t>JavaScript</w:t>
+      </w:r>
+      <w:r>
+        <w:rPr>
+          <w:rFonts w:ascii="Times New Roman" w:eastAsia="Times New Roman" w:hAnsi="Times New Roman" w:cs="Times New Roman"/>
+          <w:sz w:val="24"/>
+          <w:szCs w:val="24"/>
+        </w:rPr>
+        <w:t xml:space="preserve">, </w:t>
+      </w:r>
+      <w:r>
+        <w:rPr>
+          <w:rFonts w:ascii="Times New Roman" w:eastAsia="Times New Roman" w:hAnsi="Times New Roman" w:cs="Times New Roman"/>
+          <w:b/>
+          <w:bCs/>
+          <w:sz w:val="24"/>
+          <w:szCs w:val="24"/>
+        </w:rPr>
+        <w:t>Node.js 0.10/4</w:t>
+      </w:r>
+      <w:r>
+        <w:rPr>
+          <w:rFonts w:ascii="Times New Roman" w:eastAsia="Times New Roman" w:hAnsi="Times New Roman" w:cs="Times New Roman"/>
+          <w:sz w:val="24"/>
+          <w:szCs w:val="24"/>
+        </w:rPr>
+        <w:t xml:space="preserve">, </w:t>
+      </w:r>
+      <w:r>
+        <w:rPr>
+          <w:rFonts w:ascii="Times New Roman" w:eastAsia="Times New Roman" w:hAnsi="Times New Roman" w:cs="Times New Roman"/>
+          <w:b/>
+          <w:bCs/>
+          <w:sz w:val="24"/>
+          <w:szCs w:val="24"/>
+        </w:rPr>
+        <w:t>Express</w:t>
+      </w:r>
+      <w:r>
+        <w:rPr>
+          <w:rFonts w:ascii="Times New Roman" w:eastAsia="Times New Roman" w:hAnsi="Times New Roman" w:cs="Times New Roman"/>
+          <w:sz w:val="24"/>
+          <w:szCs w:val="24"/>
+        </w:rPr>
+        <w:t xml:space="preserve">, </w:t>
+      </w:r>
+      <w:r>
+        <w:rPr>
+          <w:rFonts w:ascii="Times New Roman" w:eastAsia="Times New Roman" w:hAnsi="Times New Roman" w:cs="Times New Roman"/>
+          <w:b/>
+          <w:bCs/>
+          <w:sz w:val="24"/>
+          <w:szCs w:val="24"/>
+        </w:rPr>
+        <w:t>HTML</w:t>
+      </w:r>
+      <w:r>
+        <w:rPr>
+          <w:rFonts w:ascii="Times New Roman" w:eastAsia="Times New Roman" w:hAnsi="Times New Roman" w:cs="Times New Roman"/>
+          <w:sz w:val="24"/>
+          <w:szCs w:val="24"/>
+        </w:rPr>
+        <w:t xml:space="preserve">, </w:t>
+      </w:r>
+      <w:r>
+        <w:rPr>
+          <w:rFonts w:ascii="Times New Roman" w:eastAsia="Times New Roman" w:hAnsi="Times New Roman" w:cs="Times New Roman"/>
+          <w:b/>
+          <w:bCs/>
+          <w:sz w:val="24"/>
+          <w:szCs w:val="24"/>
+        </w:rPr>
+        <w:t>CSS</w:t>
+      </w:r>
+      <w:r>
+        <w:rPr>
+          <w:rFonts w:ascii="Times New Roman" w:eastAsia="Times New Roman" w:hAnsi="Times New Roman" w:cs="Times New Roman"/>
+          <w:sz w:val="24"/>
+          <w:szCs w:val="24"/>
+        </w:rPr>
+        <w:t xml:space="preserve">, </w:t>
+      </w:r>
+      <w:r>
+        <w:rPr>
+          <w:rFonts w:ascii="Times New Roman" w:eastAsia="Times New Roman" w:hAnsi="Times New Roman" w:cs="Times New Roman"/>
+          <w:b/>
+          <w:bCs/>
+          <w:sz w:val="24"/>
+          <w:szCs w:val="24"/>
+        </w:rPr>
+        <w:t>jQuery</w:t>
+      </w:r>
+      <w:r>
+        <w:rPr>
+          <w:rFonts w:ascii="Times New Roman" w:eastAsia="Times New Roman" w:hAnsi="Times New Roman" w:cs="Times New Roman"/>
+          <w:sz w:val="24"/>
+          <w:szCs w:val="24"/>
+        </w:rPr>
+        <w:t xml:space="preserve">, </w:t>
+      </w:r>
+      <w:r>
+        <w:rPr>
+          <w:rFonts w:ascii="Times New Roman" w:eastAsia="Times New Roman" w:hAnsi="Times New Roman" w:cs="Times New Roman"/>
+          <w:b/>
+          <w:bCs/>
+          <w:sz w:val="24"/>
+          <w:szCs w:val="24"/>
+        </w:rPr>
+        <w:t>AngularJS</w:t>
+      </w:r>
+      <w:r>
+        <w:rPr>
+          <w:rFonts w:ascii="Times New Roman" w:eastAsia="Times New Roman" w:hAnsi="Times New Roman" w:cs="Times New Roman"/>
+          <w:sz w:val="24"/>
+          <w:szCs w:val="24"/>
+        </w:rPr>
+        <w:t xml:space="preserve">, and early </w:t>
+      </w:r>
+      <w:proofErr w:type="spellStart"/>
+      <w:r>
+        <w:rPr>
+          <w:rFonts w:ascii="Times New Roman" w:eastAsia="Times New Roman" w:hAnsi="Times New Roman" w:cs="Times New Roman"/>
+          <w:sz w:val="24"/>
+          <w:szCs w:val="24"/>
+        </w:rPr>
+        <w:t>Vue</w:t>
+      </w:r>
+      <w:proofErr w:type="spellEnd"/>
+      <w:r>
+        <w:rPr>
+          <w:rFonts w:ascii="Times New Roman" w:eastAsia="Times New Roman" w:hAnsi="Times New Roman" w:cs="Times New Roman"/>
+          <w:sz w:val="24"/>
+          <w:szCs w:val="24"/>
+        </w:rPr>
+        <w:t xml:space="preserve"> adoption for lightweight interactive modules as client requirements evolved.</w:t>
       </w:r>
     </w:p>
     <w:p>
@@ -1522,7 +2727,7 @@
         <w:pStyle w:val="ListParagraph"/>
         <w:numPr>
           <w:ilvl w:val="0"/>
-          <w:numId w:val="22"/>
+          <w:numId w:val="32"/>
         </w:numPr>
         <w:spacing w:before="100" w:beforeAutospacing="1" w:after="100" w:afterAutospacing="1" w:line="240" w:lineRule="auto"/>
         <w:jc w:val="both"/>
@@ -1538,25 +2743,25 @@
           <w:sz w:val="24"/>
           <w:szCs w:val="24"/>
         </w:rPr>
-        <w:t xml:space="preserve">Designed and optimized </w:t>
-      </w:r>
-      <w:r>
-        <w:rPr>
-          <w:rFonts w:ascii="Times New Roman" w:eastAsia="Times New Roman" w:hAnsi="Times New Roman" w:cs="Times New Roman"/>
-          <w:b/>
-          <w:bCs/>
-          <w:sz w:val="24"/>
-          <w:szCs w:val="24"/>
-        </w:rPr>
-        <w:t>relational schemas in MySQL and PostgreSQL</w:t>
-      </w:r>
-      <w:r>
-        <w:rPr>
-          <w:rFonts w:ascii="Times New Roman" w:eastAsia="Times New Roman" w:hAnsi="Times New Roman" w:cs="Times New Roman"/>
-          <w:sz w:val="24"/>
-          <w:szCs w:val="24"/>
-        </w:rPr>
-        <w:t>, ensuring data integrity, scalability, and efficient query performance.</w:t>
+        <w:t xml:space="preserve">Delivered backend features for customer portals, scheduling flows, content administration, and reporting tools, connecting </w:t>
+      </w:r>
+      <w:r>
+        <w:rPr>
+          <w:rFonts w:ascii="Times New Roman" w:eastAsia="Times New Roman" w:hAnsi="Times New Roman" w:cs="Times New Roman"/>
+          <w:b/>
+          <w:bCs/>
+          <w:sz w:val="24"/>
+          <w:szCs w:val="24"/>
+        </w:rPr>
+        <w:t>Node.js APIs</w:t>
+      </w:r>
+      <w:r>
+        <w:rPr>
+          <w:rFonts w:ascii="Times New Roman" w:eastAsia="Times New Roman" w:hAnsi="Times New Roman" w:cs="Times New Roman"/>
+          <w:sz w:val="24"/>
+          <w:szCs w:val="24"/>
+        </w:rPr>
+        <w:t xml:space="preserve"> with MySQL, PostgreSQL, and MongoDB data stores.</w:t>
       </w:r>
     </w:p>
     <w:p>
@@ -1564,7 +2769,7 @@
         <w:pStyle w:val="ListParagraph"/>
         <w:numPr>
           <w:ilvl w:val="0"/>
-          <w:numId w:val="22"/>
+          <w:numId w:val="32"/>
         </w:numPr>
         <w:spacing w:before="100" w:beforeAutospacing="1" w:after="100" w:afterAutospacing="1" w:line="240" w:lineRule="auto"/>
         <w:jc w:val="both"/>
@@ -1580,25 +2785,25 @@
           <w:sz w:val="24"/>
           <w:szCs w:val="24"/>
         </w:rPr>
-        <w:t xml:space="preserve">Introduced </w:t>
-      </w:r>
-      <w:r>
-        <w:rPr>
-          <w:rFonts w:ascii="Times New Roman" w:eastAsia="Times New Roman" w:hAnsi="Times New Roman" w:cs="Times New Roman"/>
-          <w:b/>
-          <w:bCs/>
-          <w:sz w:val="24"/>
-          <w:szCs w:val="24"/>
-        </w:rPr>
-        <w:t>NoSQL solutions like MongoDB</w:t>
-      </w:r>
-      <w:r>
-        <w:rPr>
-          <w:rFonts w:ascii="Times New Roman" w:eastAsia="Times New Roman" w:hAnsi="Times New Roman" w:cs="Times New Roman"/>
-          <w:sz w:val="24"/>
-          <w:szCs w:val="24"/>
-        </w:rPr>
-        <w:t xml:space="preserve"> for unstructured datasets, streamlining storage and retrieval for analytics pipelines.</w:t>
+        <w:t xml:space="preserve">Improved slow administrative pages by removing unnecessary server round trips, batching API calls, optimizing SQL queries, and caching reference data, increasing page responsiveness by </w:t>
+      </w:r>
+      <w:r>
+        <w:rPr>
+          <w:rFonts w:ascii="Times New Roman" w:eastAsia="Times New Roman" w:hAnsi="Times New Roman" w:cs="Times New Roman"/>
+          <w:b/>
+          <w:bCs/>
+          <w:sz w:val="24"/>
+          <w:szCs w:val="24"/>
+        </w:rPr>
+        <w:t>24%</w:t>
+      </w:r>
+      <w:r>
+        <w:rPr>
+          <w:rFonts w:ascii="Times New Roman" w:eastAsia="Times New Roman" w:hAnsi="Times New Roman" w:cs="Times New Roman"/>
+          <w:sz w:val="24"/>
+          <w:szCs w:val="24"/>
+        </w:rPr>
+        <w:t>.</w:t>
       </w:r>
     </w:p>
     <w:p>
@@ -1606,7 +2811,7 @@
         <w:pStyle w:val="ListParagraph"/>
         <w:numPr>
           <w:ilvl w:val="0"/>
-          <w:numId w:val="22"/>
+          <w:numId w:val="32"/>
         </w:numPr>
         <w:spacing w:before="100" w:beforeAutospacing="1" w:after="100" w:afterAutospacing="1" w:line="240" w:lineRule="auto"/>
         <w:jc w:val="both"/>
@@ -1622,25 +2827,26 @@
           <w:sz w:val="24"/>
           <w:szCs w:val="24"/>
         </w:rPr>
-        <w:t xml:space="preserve">Implemented </w:t>
-      </w:r>
-      <w:r>
-        <w:rPr>
-          <w:rFonts w:ascii="Times New Roman" w:eastAsia="Times New Roman" w:hAnsi="Times New Roman" w:cs="Times New Roman"/>
-          <w:b/>
-          <w:bCs/>
-          <w:sz w:val="24"/>
-          <w:szCs w:val="24"/>
-        </w:rPr>
-        <w:t>containerized deployments with Docker</w:t>
-      </w:r>
-      <w:r>
-        <w:rPr>
-          <w:rFonts w:ascii="Times New Roman" w:eastAsia="Times New Roman" w:hAnsi="Times New Roman" w:cs="Times New Roman"/>
-          <w:sz w:val="24"/>
-          <w:szCs w:val="24"/>
-        </w:rPr>
-        <w:t>, ensuring consistency between development and production environments.</w:t>
+        <w:lastRenderedPageBreak/>
+        <w:t xml:space="preserve">Helped upgrade older JavaScript code from tightly coupled </w:t>
+      </w:r>
+      <w:r>
+        <w:rPr>
+          <w:rFonts w:ascii="Times New Roman" w:eastAsia="Times New Roman" w:hAnsi="Times New Roman" w:cs="Times New Roman"/>
+          <w:b/>
+          <w:bCs/>
+          <w:sz w:val="24"/>
+          <w:szCs w:val="24"/>
+        </w:rPr>
+        <w:t>jQuery handlers</w:t>
+      </w:r>
+      <w:r>
+        <w:rPr>
+          <w:rFonts w:ascii="Times New Roman" w:eastAsia="Times New Roman" w:hAnsi="Times New Roman" w:cs="Times New Roman"/>
+          <w:sz w:val="24"/>
+          <w:szCs w:val="24"/>
+        </w:rPr>
+        <w:t xml:space="preserve"> into component-oriented UI modules, making validation, event handling, and partial-page updates easier to maintain.</w:t>
       </w:r>
     </w:p>
     <w:p>
@@ -1648,7 +2854,7 @@
         <w:pStyle w:val="ListParagraph"/>
         <w:numPr>
           <w:ilvl w:val="0"/>
-          <w:numId w:val="22"/>
+          <w:numId w:val="32"/>
         </w:numPr>
         <w:spacing w:before="100" w:beforeAutospacing="1" w:after="100" w:afterAutospacing="1" w:line="240" w:lineRule="auto"/>
         <w:jc w:val="both"/>
@@ -1664,25 +2870,7 @@
           <w:sz w:val="24"/>
           <w:szCs w:val="24"/>
         </w:rPr>
-        <w:t xml:space="preserve">Integrated </w:t>
-      </w:r>
-      <w:r>
-        <w:rPr>
-          <w:rFonts w:ascii="Times New Roman" w:eastAsia="Times New Roman" w:hAnsi="Times New Roman" w:cs="Times New Roman"/>
-          <w:b/>
-          <w:bCs/>
-          <w:sz w:val="24"/>
-          <w:szCs w:val="24"/>
-        </w:rPr>
-        <w:t>cloud services from AWS</w:t>
-      </w:r>
-      <w:r>
-        <w:rPr>
-          <w:rFonts w:ascii="Times New Roman" w:eastAsia="Times New Roman" w:hAnsi="Times New Roman" w:cs="Times New Roman"/>
-          <w:sz w:val="24"/>
-          <w:szCs w:val="24"/>
-        </w:rPr>
-        <w:t>, including S3 for asset management, EC2 for compute workloads, and RDS for relational database hosting.</w:t>
+        <w:t>Resolved bugs around session expiration, file-upload failures, duplicate notifications, and malformed request payloads by adding middleware validation, clearer API responses, and regression tests.</w:t>
       </w:r>
     </w:p>
     <w:p>
@@ -1690,7 +2878,7 @@
         <w:pStyle w:val="ListParagraph"/>
         <w:numPr>
           <w:ilvl w:val="0"/>
-          <w:numId w:val="22"/>
+          <w:numId w:val="32"/>
         </w:numPr>
         <w:spacing w:before="100" w:beforeAutospacing="1" w:after="100" w:afterAutospacing="1" w:line="240" w:lineRule="auto"/>
         <w:jc w:val="both"/>
@@ -1706,25 +2894,7 @@
           <w:sz w:val="24"/>
           <w:szCs w:val="24"/>
         </w:rPr>
-        <w:t xml:space="preserve">Enhanced </w:t>
-      </w:r>
-      <w:r>
-        <w:rPr>
-          <w:rFonts w:ascii="Times New Roman" w:eastAsia="Times New Roman" w:hAnsi="Times New Roman" w:cs="Times New Roman"/>
-          <w:b/>
-          <w:bCs/>
-          <w:sz w:val="24"/>
-          <w:szCs w:val="24"/>
-        </w:rPr>
-        <w:t>logging and monitoring pipelines</w:t>
-      </w:r>
-      <w:r>
-        <w:rPr>
-          <w:rFonts w:ascii="Times New Roman" w:eastAsia="Times New Roman" w:hAnsi="Times New Roman" w:cs="Times New Roman"/>
-          <w:sz w:val="24"/>
-          <w:szCs w:val="24"/>
-        </w:rPr>
-        <w:t xml:space="preserve"> using ELK stack and Prometheus, improving incident response and proactive debugging.</w:t>
+        <w:t>Implemented new reporting exports, dashboard filters, role-based views, and customer configuration screens while balancing legacy browser constraints with newer JavaScript practices.</w:t>
       </w:r>
     </w:p>
     <w:p>
@@ -1732,7 +2902,7 @@
         <w:pStyle w:val="ListParagraph"/>
         <w:numPr>
           <w:ilvl w:val="0"/>
-          <w:numId w:val="22"/>
+          <w:numId w:val="32"/>
         </w:numPr>
         <w:spacing w:before="100" w:beforeAutospacing="1" w:after="100" w:afterAutospacing="1" w:line="240" w:lineRule="auto"/>
         <w:jc w:val="both"/>
@@ -1748,7 +2918,7 @@
           <w:sz w:val="24"/>
           <w:szCs w:val="24"/>
         </w:rPr>
-        <w:t>Automated deployment processes by setting up CI/CD pipelines with Jenkins, improving speed of delivery and reducing manual overhead.</w:t>
+        <w:t>Participated in production support rotations, reading logs, reproducing defects locally, preparing database repair scripts, and coordinating fixes with QA before deployment.</w:t>
       </w:r>
     </w:p>
     <w:p>
@@ -1756,7 +2926,7 @@
         <w:pStyle w:val="ListParagraph"/>
         <w:numPr>
           <w:ilvl w:val="0"/>
-          <w:numId w:val="22"/>
+          <w:numId w:val="32"/>
         </w:numPr>
         <w:spacing w:before="100" w:beforeAutospacing="1" w:after="100" w:afterAutospacing="1" w:line="240" w:lineRule="auto"/>
         <w:jc w:val="both"/>
@@ -1772,43 +2942,7 @@
           <w:sz w:val="24"/>
           <w:szCs w:val="24"/>
         </w:rPr>
-        <w:t xml:space="preserve">Contributed to </w:t>
-      </w:r>
-      <w:r>
-        <w:rPr>
-          <w:rFonts w:ascii="Times New Roman" w:eastAsia="Times New Roman" w:hAnsi="Times New Roman" w:cs="Times New Roman"/>
-          <w:b/>
-          <w:bCs/>
-          <w:sz w:val="24"/>
-          <w:szCs w:val="24"/>
-        </w:rPr>
-        <w:t>cross-team architectural discussions</w:t>
-      </w:r>
-      <w:r>
-        <w:rPr>
-          <w:rFonts w:ascii="Times New Roman" w:eastAsia="Times New Roman" w:hAnsi="Times New Roman" w:cs="Times New Roman"/>
-          <w:sz w:val="24"/>
-          <w:szCs w:val="24"/>
-        </w:rPr>
-        <w:t xml:space="preserve">, aligning on best practices for </w:t>
-      </w:r>
-      <w:proofErr w:type="spellStart"/>
-      <w:r>
-        <w:rPr>
-          <w:rFonts w:ascii="Times New Roman" w:eastAsia="Times New Roman" w:hAnsi="Times New Roman" w:cs="Times New Roman"/>
-          <w:sz w:val="24"/>
-          <w:szCs w:val="24"/>
-        </w:rPr>
-        <w:t>microservices</w:t>
-      </w:r>
-      <w:proofErr w:type="spellEnd"/>
-      <w:r>
-        <w:rPr>
-          <w:rFonts w:ascii="Times New Roman" w:eastAsia="Times New Roman" w:hAnsi="Times New Roman" w:cs="Times New Roman"/>
-          <w:sz w:val="24"/>
-          <w:szCs w:val="24"/>
-        </w:rPr>
-        <w:t>, caching, and scalable application design.</w:t>
+        <w:t>Documented API behavior, deployment steps, and common troubleshooting notes so junior developers could safely modify older services without reintroducing known issues.</w:t>
       </w:r>
     </w:p>
     <w:p>
@@ -1884,7 +3018,7 @@
         <w:pStyle w:val="ListParagraph"/>
         <w:numPr>
           <w:ilvl w:val="0"/>
-          <w:numId w:val="24"/>
+          <w:numId w:val="33"/>
         </w:numPr>
         <w:spacing w:before="100" w:beforeAutospacing="1" w:after="100" w:afterAutospacing="1" w:line="240" w:lineRule="auto"/>
         <w:jc w:val="both"/>
@@ -1900,43 +3034,151 @@
           <w:sz w:val="24"/>
           <w:szCs w:val="24"/>
         </w:rPr>
-        <w:t xml:space="preserve">Contributed to the development of internal tools with </w:t>
-      </w:r>
-      <w:r>
-        <w:rPr>
-          <w:rFonts w:ascii="Times New Roman" w:eastAsia="Times New Roman" w:hAnsi="Times New Roman" w:cs="Times New Roman"/>
-          <w:b/>
-          <w:bCs/>
-          <w:sz w:val="24"/>
-          <w:szCs w:val="24"/>
-        </w:rPr>
-        <w:t>Node.js services</w:t>
-      </w:r>
-      <w:r>
-        <w:rPr>
-          <w:rFonts w:ascii="Times New Roman" w:eastAsia="Times New Roman" w:hAnsi="Times New Roman" w:cs="Times New Roman"/>
-          <w:sz w:val="24"/>
-          <w:szCs w:val="24"/>
-        </w:rPr>
-        <w:t xml:space="preserve"> and frontend prototypes using </w:t>
-      </w:r>
-      <w:r>
-        <w:rPr>
-          <w:rFonts w:ascii="Times New Roman" w:eastAsia="Times New Roman" w:hAnsi="Times New Roman" w:cs="Times New Roman"/>
-          <w:b/>
-          <w:bCs/>
-          <w:sz w:val="24"/>
-          <w:szCs w:val="24"/>
-        </w:rPr>
-        <w:t>Vue.js</w:t>
-      </w:r>
-      <w:r>
-        <w:rPr>
-          <w:rFonts w:ascii="Times New Roman" w:eastAsia="Times New Roman" w:hAnsi="Times New Roman" w:cs="Times New Roman"/>
-          <w:sz w:val="24"/>
-          <w:szCs w:val="24"/>
-        </w:rPr>
-        <w:t>, enhancing developer productivity.</w:t>
+        <w:t xml:space="preserve">Supported internal engineering tools using </w:t>
+      </w:r>
+      <w:r>
+        <w:rPr>
+          <w:rFonts w:ascii="Times New Roman" w:eastAsia="Times New Roman" w:hAnsi="Times New Roman" w:cs="Times New Roman"/>
+          <w:b/>
+          <w:bCs/>
+          <w:sz w:val="24"/>
+          <w:szCs w:val="24"/>
+        </w:rPr>
+        <w:t>JavaScript</w:t>
+      </w:r>
+      <w:r>
+        <w:rPr>
+          <w:rFonts w:ascii="Times New Roman" w:eastAsia="Times New Roman" w:hAnsi="Times New Roman" w:cs="Times New Roman"/>
+          <w:sz w:val="24"/>
+          <w:szCs w:val="24"/>
+        </w:rPr>
+        <w:t xml:space="preserve">, </w:t>
+      </w:r>
+      <w:r>
+        <w:rPr>
+          <w:rFonts w:ascii="Times New Roman" w:eastAsia="Times New Roman" w:hAnsi="Times New Roman" w:cs="Times New Roman"/>
+          <w:b/>
+          <w:bCs/>
+          <w:sz w:val="24"/>
+          <w:szCs w:val="24"/>
+        </w:rPr>
+        <w:t>Node.js 0.10</w:t>
+      </w:r>
+      <w:r>
+        <w:rPr>
+          <w:rFonts w:ascii="Times New Roman" w:eastAsia="Times New Roman" w:hAnsi="Times New Roman" w:cs="Times New Roman"/>
+          <w:sz w:val="24"/>
+          <w:szCs w:val="24"/>
+        </w:rPr>
+        <w:t xml:space="preserve">, </w:t>
+      </w:r>
+      <w:r>
+        <w:rPr>
+          <w:rFonts w:ascii="Times New Roman" w:eastAsia="Times New Roman" w:hAnsi="Times New Roman" w:cs="Times New Roman"/>
+          <w:b/>
+          <w:bCs/>
+          <w:sz w:val="24"/>
+          <w:szCs w:val="24"/>
+        </w:rPr>
+        <w:t>C#</w:t>
+      </w:r>
+      <w:r>
+        <w:rPr>
+          <w:rFonts w:ascii="Times New Roman" w:eastAsia="Times New Roman" w:hAnsi="Times New Roman" w:cs="Times New Roman"/>
+          <w:sz w:val="24"/>
+          <w:szCs w:val="24"/>
+        </w:rPr>
+        <w:t xml:space="preserve">, </w:t>
+      </w:r>
+      <w:r>
+        <w:rPr>
+          <w:rFonts w:ascii="Times New Roman" w:eastAsia="Times New Roman" w:hAnsi="Times New Roman" w:cs="Times New Roman"/>
+          <w:b/>
+          <w:bCs/>
+          <w:sz w:val="24"/>
+          <w:szCs w:val="24"/>
+        </w:rPr>
+        <w:t>ASP.NET MVC</w:t>
+      </w:r>
+      <w:r>
+        <w:rPr>
+          <w:rFonts w:ascii="Times New Roman" w:eastAsia="Times New Roman" w:hAnsi="Times New Roman" w:cs="Times New Roman"/>
+          <w:sz w:val="24"/>
+          <w:szCs w:val="24"/>
+        </w:rPr>
+        <w:t xml:space="preserve">, </w:t>
+      </w:r>
+      <w:r>
+        <w:rPr>
+          <w:rFonts w:ascii="Times New Roman" w:eastAsia="Times New Roman" w:hAnsi="Times New Roman" w:cs="Times New Roman"/>
+          <w:b/>
+          <w:bCs/>
+          <w:sz w:val="24"/>
+          <w:szCs w:val="24"/>
+        </w:rPr>
+        <w:t>SQL Server</w:t>
+      </w:r>
+      <w:r>
+        <w:rPr>
+          <w:rFonts w:ascii="Times New Roman" w:eastAsia="Times New Roman" w:hAnsi="Times New Roman" w:cs="Times New Roman"/>
+          <w:sz w:val="24"/>
+          <w:szCs w:val="24"/>
+        </w:rPr>
+        <w:t xml:space="preserve">, </w:t>
+      </w:r>
+      <w:r>
+        <w:rPr>
+          <w:rFonts w:ascii="Times New Roman" w:eastAsia="Times New Roman" w:hAnsi="Times New Roman" w:cs="Times New Roman"/>
+          <w:b/>
+          <w:bCs/>
+          <w:sz w:val="24"/>
+          <w:szCs w:val="24"/>
+        </w:rPr>
+        <w:t>HTML</w:t>
+      </w:r>
+      <w:r>
+        <w:rPr>
+          <w:rFonts w:ascii="Times New Roman" w:eastAsia="Times New Roman" w:hAnsi="Times New Roman" w:cs="Times New Roman"/>
+          <w:sz w:val="24"/>
+          <w:szCs w:val="24"/>
+        </w:rPr>
+        <w:t xml:space="preserve">, </w:t>
+      </w:r>
+      <w:r>
+        <w:rPr>
+          <w:rFonts w:ascii="Times New Roman" w:eastAsia="Times New Roman" w:hAnsi="Times New Roman" w:cs="Times New Roman"/>
+          <w:b/>
+          <w:bCs/>
+          <w:sz w:val="24"/>
+          <w:szCs w:val="24"/>
+        </w:rPr>
+        <w:t>CSS</w:t>
+      </w:r>
+      <w:r>
+        <w:rPr>
+          <w:rFonts w:ascii="Times New Roman" w:eastAsia="Times New Roman" w:hAnsi="Times New Roman" w:cs="Times New Roman"/>
+          <w:sz w:val="24"/>
+          <w:szCs w:val="24"/>
+        </w:rPr>
+        <w:t xml:space="preserve">, and </w:t>
+      </w:r>
+      <w:r>
+        <w:rPr>
+          <w:rFonts w:ascii="Times New Roman" w:eastAsia="Times New Roman" w:hAnsi="Times New Roman" w:cs="Times New Roman"/>
+          <w:b/>
+          <w:bCs/>
+          <w:sz w:val="24"/>
+          <w:szCs w:val="24"/>
+        </w:rPr>
+        <w:t>jQuery</w:t>
+      </w:r>
+      <w:r>
+        <w:rPr>
+          <w:rFonts w:ascii="Times New Roman" w:eastAsia="Times New Roman" w:hAnsi="Times New Roman" w:cs="Times New Roman"/>
+          <w:sz w:val="24"/>
+          <w:szCs w:val="24"/>
+        </w:rPr>
+        <w:t xml:space="preserve"> during a software development internship focused on developer productivity.</w:t>
       </w:r>
     </w:p>
     <w:p>
@@ -1944,7 +3186,7 @@
         <w:pStyle w:val="ListParagraph"/>
         <w:numPr>
           <w:ilvl w:val="0"/>
-          <w:numId w:val="24"/>
+          <w:numId w:val="33"/>
         </w:numPr>
         <w:spacing w:before="100" w:beforeAutospacing="1" w:after="100" w:afterAutospacing="1" w:line="240" w:lineRule="auto"/>
         <w:jc w:val="both"/>
@@ -1960,8 +3202,7 @@
           <w:sz w:val="24"/>
           <w:szCs w:val="24"/>
         </w:rPr>
-        <w:lastRenderedPageBreak/>
-        <w:t>Assisted senior engineers in integrating SQL Server queries with enterprise apps, ensuring optimized execution and stable schema design.</w:t>
+        <w:t>Built small dashboard enhancements, data-entry screens, and validation scripts that helped internal users review operational data with fewer manual checks and clearer status visibility.</w:t>
       </w:r>
     </w:p>
     <w:p>
@@ -1969,7 +3210,7 @@
         <w:pStyle w:val="ListParagraph"/>
         <w:numPr>
           <w:ilvl w:val="0"/>
-          <w:numId w:val="24"/>
+          <w:numId w:val="33"/>
         </w:numPr>
         <w:spacing w:before="100" w:beforeAutospacing="1" w:after="100" w:afterAutospacing="1" w:line="240" w:lineRule="auto"/>
         <w:jc w:val="both"/>
@@ -1985,25 +3226,7 @@
           <w:sz w:val="24"/>
           <w:szCs w:val="24"/>
         </w:rPr>
-        <w:t xml:space="preserve">Explored </w:t>
-      </w:r>
-      <w:r>
-        <w:rPr>
-          <w:rFonts w:ascii="Times New Roman" w:eastAsia="Times New Roman" w:hAnsi="Times New Roman" w:cs="Times New Roman"/>
-          <w:b/>
-          <w:bCs/>
-          <w:sz w:val="24"/>
-          <w:szCs w:val="24"/>
-        </w:rPr>
-        <w:t>NoSQL adoption for semi-structured datasets</w:t>
-      </w:r>
-      <w:r>
-        <w:rPr>
-          <w:rFonts w:ascii="Times New Roman" w:eastAsia="Times New Roman" w:hAnsi="Times New Roman" w:cs="Times New Roman"/>
-          <w:sz w:val="24"/>
-          <w:szCs w:val="24"/>
-        </w:rPr>
-        <w:t>, supporting proof-of-concepts for distributed storage and retrieval systems.</w:t>
+        <w:t>Assisted senior engineers with debugging API response inconsistencies, front-end rendering issues, and SQL query errors by reproducing defects and documenting repeatable steps.</w:t>
       </w:r>
     </w:p>
     <w:p>
@@ -2011,7 +3234,7 @@
         <w:pStyle w:val="ListParagraph"/>
         <w:numPr>
           <w:ilvl w:val="0"/>
-          <w:numId w:val="24"/>
+          <w:numId w:val="33"/>
         </w:numPr>
         <w:spacing w:before="100" w:beforeAutospacing="1" w:after="100" w:afterAutospacing="1" w:line="240" w:lineRule="auto"/>
         <w:jc w:val="both"/>
@@ -2027,7 +3250,7 @@
           <w:sz w:val="24"/>
           <w:szCs w:val="24"/>
         </w:rPr>
-        <w:t>Automated build and deployment workflows with Docker, reducing integration issues across testing environments.</w:t>
+        <w:t>Added automated checks for common input-validation cases, reducing regression risk in internal tools where small data-quality issues could slow downstream testing work.</w:t>
       </w:r>
     </w:p>
     <w:p>
@@ -2035,7 +3258,7 @@
         <w:pStyle w:val="ListParagraph"/>
         <w:numPr>
           <w:ilvl w:val="0"/>
-          <w:numId w:val="24"/>
+          <w:numId w:val="33"/>
         </w:numPr>
         <w:spacing w:before="100" w:beforeAutospacing="1" w:after="100" w:afterAutospacing="1" w:line="240" w:lineRule="auto"/>
         <w:jc w:val="both"/>
@@ -2051,7 +3274,7 @@
           <w:sz w:val="24"/>
           <w:szCs w:val="24"/>
         </w:rPr>
-        <w:t>Participated in Agile ceremonies and documented technical workflows to improve knowledge sharing across teams.</w:t>
+        <w:t>Updated legacy UI behavior around search filters, sortable tables, and form messages so internal teams could complete routine actions with fewer support questions.</w:t>
       </w:r>
     </w:p>
     <w:p>
@@ -2059,7 +3282,7 @@
         <w:pStyle w:val="ListParagraph"/>
         <w:numPr>
           <w:ilvl w:val="0"/>
-          <w:numId w:val="24"/>
+          <w:numId w:val="33"/>
         </w:numPr>
         <w:spacing w:before="100" w:beforeAutospacing="1" w:after="100" w:afterAutospacing="1" w:line="240" w:lineRule="auto"/>
         <w:jc w:val="both"/>
@@ -2075,25 +3298,7 @@
           <w:sz w:val="24"/>
           <w:szCs w:val="24"/>
         </w:rPr>
-        <w:t xml:space="preserve">Conducted </w:t>
-      </w:r>
-      <w:r>
-        <w:rPr>
-          <w:rFonts w:ascii="Times New Roman" w:eastAsia="Times New Roman" w:hAnsi="Times New Roman" w:cs="Times New Roman"/>
-          <w:b/>
-          <w:bCs/>
-          <w:sz w:val="24"/>
-          <w:szCs w:val="24"/>
-        </w:rPr>
-        <w:t>code reviews and debugging sessions</w:t>
-      </w:r>
-      <w:r>
-        <w:rPr>
-          <w:rFonts w:ascii="Times New Roman" w:eastAsia="Times New Roman" w:hAnsi="Times New Roman" w:cs="Times New Roman"/>
-          <w:sz w:val="24"/>
-          <w:szCs w:val="24"/>
-        </w:rPr>
-        <w:t>, ensuring best practices and high code quality standards.</w:t>
+        <w:t>Participated in code reviews, sprint planning, and release verification, learning how production-minded teams handle traceability, testing discipline, and maintainable engineering standards.</w:t>
       </w:r>
     </w:p>
     <w:p>
@@ -2101,7 +3306,7 @@
         <w:pStyle w:val="ListParagraph"/>
         <w:numPr>
           <w:ilvl w:val="0"/>
-          <w:numId w:val="24"/>
+          <w:numId w:val="33"/>
         </w:numPr>
         <w:spacing w:before="100" w:beforeAutospacing="1" w:after="100" w:afterAutospacing="1" w:line="240" w:lineRule="auto"/>
         <w:jc w:val="both"/>
@@ -2117,31 +3322,7 @@
           <w:sz w:val="24"/>
           <w:szCs w:val="24"/>
         </w:rPr>
-        <w:t>Delivered POCs leveraging AWS services, laying groundwork for enterprise adoption of cloud infrastructure.</w:t>
-      </w:r>
-    </w:p>
-    <w:p>
-      <w:pPr>
-        <w:pStyle w:val="ListParagraph"/>
-        <w:numPr>
-          <w:ilvl w:val="0"/>
-          <w:numId w:val="24"/>
-        </w:numPr>
-        <w:spacing w:before="100" w:beforeAutospacing="1" w:after="100" w:afterAutospacing="1" w:line="240" w:lineRule="auto"/>
-        <w:jc w:val="both"/>
-        <w:rPr>
-          <w:rFonts w:ascii="Times New Roman" w:eastAsia="Times New Roman" w:hAnsi="Times New Roman" w:cs="Times New Roman"/>
-          <w:sz w:val="24"/>
-          <w:szCs w:val="24"/>
-        </w:rPr>
-      </w:pPr>
-      <w:r>
-        <w:rPr>
-          <w:rFonts w:ascii="Times New Roman" w:eastAsia="Times New Roman" w:hAnsi="Times New Roman" w:cs="Times New Roman"/>
-          <w:sz w:val="24"/>
-          <w:szCs w:val="24"/>
-        </w:rPr>
-        <w:t>Supported data analysis tasks with SQL and Python, contributing to reporting automation initiatives.</w:t>
+        <w:t>Prepared technical notes for handoff items, setup steps, and known limitations, making it easier for full-time engineers to continue enhancements after the internship ended.</w:t>
       </w:r>
     </w:p>
     <w:p>
@@ -2176,7 +3357,7 @@
         <w:pStyle w:val="ListParagraph"/>
         <w:numPr>
           <w:ilvl w:val="0"/>
-          <w:numId w:val="26"/>
+          <w:numId w:val="34"/>
         </w:numPr>
         <w:spacing w:before="100" w:beforeAutospacing="1" w:after="100" w:afterAutospacing="1" w:line="240" w:lineRule="auto"/>
         <w:jc w:val="both"/>
@@ -2194,15 +3375,103 @@
           <w:sz w:val="24"/>
           <w:szCs w:val="24"/>
         </w:rPr>
-        <w:t>E-Commerce Platform:</w:t>
-      </w:r>
-      <w:r>
-        <w:rPr>
-          <w:rFonts w:ascii="Times New Roman" w:eastAsia="Times New Roman" w:hAnsi="Times New Roman" w:cs="Times New Roman"/>
-          <w:sz w:val="24"/>
-          <w:szCs w:val="24"/>
-        </w:rPr>
-        <w:t xml:space="preserve"> Built a full-stack online marketplace using Vue.js, Node.js, Docker, AWS, and MongoDB with secure payment integration.</w:t>
+        <w:t>Multi-Tenant SaaS Workflow Modernization:</w:t>
+      </w:r>
+      <w:r>
+        <w:rPr>
+          <w:rFonts w:ascii="Times New Roman" w:eastAsia="Times New Roman" w:hAnsi="Times New Roman" w:cs="Times New Roman"/>
+          <w:sz w:val="24"/>
+          <w:szCs w:val="24"/>
+        </w:rPr>
+        <w:t xml:space="preserve"> Rebuilt legacy customer workflow screens from </w:t>
+      </w:r>
+      <w:proofErr w:type="spellStart"/>
+      <w:r>
+        <w:rPr>
+          <w:rFonts w:ascii="Times New Roman" w:eastAsia="Times New Roman" w:hAnsi="Times New Roman" w:cs="Times New Roman"/>
+          <w:sz w:val="24"/>
+          <w:szCs w:val="24"/>
+        </w:rPr>
+        <w:t>Vue</w:t>
+      </w:r>
+      <w:proofErr w:type="spellEnd"/>
+      <w:r>
+        <w:rPr>
+          <w:rFonts w:ascii="Times New Roman" w:eastAsia="Times New Roman" w:hAnsi="Times New Roman" w:cs="Times New Roman"/>
+          <w:sz w:val="24"/>
+          <w:szCs w:val="24"/>
+        </w:rPr>
+        <w:t xml:space="preserve"> 2 patterns into </w:t>
+      </w:r>
+      <w:proofErr w:type="spellStart"/>
+      <w:r>
+        <w:rPr>
+          <w:rFonts w:ascii="Times New Roman" w:eastAsia="Times New Roman" w:hAnsi="Times New Roman" w:cs="Times New Roman"/>
+          <w:b/>
+          <w:bCs/>
+          <w:sz w:val="24"/>
+          <w:szCs w:val="24"/>
+        </w:rPr>
+        <w:t>Vue</w:t>
+      </w:r>
+      <w:proofErr w:type="spellEnd"/>
+      <w:r>
+        <w:rPr>
+          <w:rFonts w:ascii="Times New Roman" w:eastAsia="Times New Roman" w:hAnsi="Times New Roman" w:cs="Times New Roman"/>
+          <w:b/>
+          <w:bCs/>
+          <w:sz w:val="24"/>
+          <w:szCs w:val="24"/>
+        </w:rPr>
+        <w:t xml:space="preserve"> 3</w:t>
+      </w:r>
+      <w:r>
+        <w:rPr>
+          <w:rFonts w:ascii="Times New Roman" w:eastAsia="Times New Roman" w:hAnsi="Times New Roman" w:cs="Times New Roman"/>
+          <w:sz w:val="24"/>
+          <w:szCs w:val="24"/>
+        </w:rPr>
+        <w:t xml:space="preserve">, </w:t>
+      </w:r>
+      <w:proofErr w:type="spellStart"/>
+      <w:r>
+        <w:rPr>
+          <w:rFonts w:ascii="Times New Roman" w:eastAsia="Times New Roman" w:hAnsi="Times New Roman" w:cs="Times New Roman"/>
+          <w:b/>
+          <w:bCs/>
+          <w:sz w:val="24"/>
+          <w:szCs w:val="24"/>
+        </w:rPr>
+        <w:t>TypeScript</w:t>
+      </w:r>
+      <w:proofErr w:type="spellEnd"/>
+      <w:r>
+        <w:rPr>
+          <w:rFonts w:ascii="Times New Roman" w:eastAsia="Times New Roman" w:hAnsi="Times New Roman" w:cs="Times New Roman"/>
+          <w:sz w:val="24"/>
+          <w:szCs w:val="24"/>
+        </w:rPr>
+        <w:t xml:space="preserve">, </w:t>
+      </w:r>
+      <w:proofErr w:type="spellStart"/>
+      <w:r>
+        <w:rPr>
+          <w:rFonts w:ascii="Times New Roman" w:eastAsia="Times New Roman" w:hAnsi="Times New Roman" w:cs="Times New Roman"/>
+          <w:b/>
+          <w:bCs/>
+          <w:sz w:val="24"/>
+          <w:szCs w:val="24"/>
+        </w:rPr>
+        <w:t>Pinia</w:t>
+      </w:r>
+      <w:proofErr w:type="spellEnd"/>
+      <w:r>
+        <w:rPr>
+          <w:rFonts w:ascii="Times New Roman" w:eastAsia="Times New Roman" w:hAnsi="Times New Roman" w:cs="Times New Roman"/>
+          <w:sz w:val="24"/>
+          <w:szCs w:val="24"/>
+        </w:rPr>
+        <w:t>, and modular API contracts, improving maintainability, reducing repeated UI code, and supporting faster release cycles for account, notification, and audit-history features.</w:t>
       </w:r>
     </w:p>
     <w:p>
@@ -2210,7 +3479,7 @@
         <w:pStyle w:val="ListParagraph"/>
         <w:numPr>
           <w:ilvl w:val="0"/>
-          <w:numId w:val="26"/>
+          <w:numId w:val="34"/>
         </w:numPr>
         <w:spacing w:before="100" w:beforeAutospacing="1" w:after="100" w:afterAutospacing="1" w:line="240" w:lineRule="auto"/>
         <w:jc w:val="both"/>
@@ -2228,15 +3497,15 @@
           <w:sz w:val="24"/>
           <w:szCs w:val="24"/>
         </w:rPr>
-        <w:t>Analytics Dashboard:</w:t>
-      </w:r>
-      <w:r>
-        <w:rPr>
-          <w:rFonts w:ascii="Times New Roman" w:eastAsia="Times New Roman" w:hAnsi="Times New Roman" w:cs="Times New Roman"/>
-          <w:sz w:val="24"/>
-          <w:szCs w:val="24"/>
-        </w:rPr>
-        <w:t xml:space="preserve"> Developed real-time visualization system with Vue.js frontend and Node.js </w:t>
+        <w:t>Node.js Reporting and Integration Platform:</w:t>
+      </w:r>
+      <w:r>
+        <w:rPr>
+          <w:rFonts w:ascii="Times New Roman" w:eastAsia="Times New Roman" w:hAnsi="Times New Roman" w:cs="Times New Roman"/>
+          <w:sz w:val="24"/>
+          <w:szCs w:val="24"/>
+        </w:rPr>
+        <w:t xml:space="preserve"> Designed a backend reporting and </w:t>
       </w:r>
       <w:proofErr w:type="spellStart"/>
       <w:r>
@@ -2245,7 +3514,7 @@
           <w:sz w:val="24"/>
           <w:szCs w:val="24"/>
         </w:rPr>
-        <w:t>microservices</w:t>
+        <w:t>webhook</w:t>
       </w:r>
       <w:proofErr w:type="spellEnd"/>
       <w:r>
@@ -2254,12 +3523,68 @@
           <w:sz w:val="24"/>
           <w:szCs w:val="24"/>
         </w:rPr>
-        <w:t xml:space="preserve">, leveraging </w:t>
+        <w:t xml:space="preserve">-processing layer using </w:t>
+      </w:r>
+      <w:r>
+        <w:rPr>
+          <w:rFonts w:ascii="Times New Roman" w:eastAsia="Times New Roman" w:hAnsi="Times New Roman" w:cs="Times New Roman"/>
+          <w:b/>
+          <w:bCs/>
+          <w:sz w:val="24"/>
+          <w:szCs w:val="24"/>
+        </w:rPr>
+        <w:t>Node.js</w:t>
+      </w:r>
+      <w:r>
+        <w:rPr>
+          <w:rFonts w:ascii="Times New Roman" w:eastAsia="Times New Roman" w:hAnsi="Times New Roman" w:cs="Times New Roman"/>
+          <w:sz w:val="24"/>
+          <w:szCs w:val="24"/>
+        </w:rPr>
+        <w:t xml:space="preserve">, </w:t>
+      </w:r>
+      <w:r>
+        <w:rPr>
+          <w:rFonts w:ascii="Times New Roman" w:eastAsia="Times New Roman" w:hAnsi="Times New Roman" w:cs="Times New Roman"/>
+          <w:b/>
+          <w:bCs/>
+          <w:sz w:val="24"/>
+          <w:szCs w:val="24"/>
+        </w:rPr>
+        <w:t>Express</w:t>
+      </w:r>
+      <w:r>
+        <w:rPr>
+          <w:rFonts w:ascii="Times New Roman" w:eastAsia="Times New Roman" w:hAnsi="Times New Roman" w:cs="Times New Roman"/>
+          <w:sz w:val="24"/>
+          <w:szCs w:val="24"/>
+        </w:rPr>
+        <w:t xml:space="preserve">, </w:t>
+      </w:r>
+      <w:r>
+        <w:rPr>
+          <w:rFonts w:ascii="Times New Roman" w:eastAsia="Times New Roman" w:hAnsi="Times New Roman" w:cs="Times New Roman"/>
+          <w:b/>
+          <w:bCs/>
+          <w:sz w:val="24"/>
+          <w:szCs w:val="24"/>
+        </w:rPr>
+        <w:t>PostgreSQL</w:t>
+      </w:r>
+      <w:r>
+        <w:rPr>
+          <w:rFonts w:ascii="Times New Roman" w:eastAsia="Times New Roman" w:hAnsi="Times New Roman" w:cs="Times New Roman"/>
+          <w:sz w:val="24"/>
+          <w:szCs w:val="24"/>
+        </w:rPr>
+        <w:t xml:space="preserve">, </w:t>
       </w:r>
       <w:proofErr w:type="spellStart"/>
       <w:r>
         <w:rPr>
           <w:rFonts w:ascii="Times New Roman" w:eastAsia="Times New Roman" w:hAnsi="Times New Roman" w:cs="Times New Roman"/>
+          <w:b/>
+          <w:bCs/>
           <w:sz w:val="24"/>
           <w:szCs w:val="24"/>
         </w:rPr>
@@ -2272,75 +3597,7 @@
           <w:sz w:val="24"/>
           <w:szCs w:val="24"/>
         </w:rPr>
-        <w:t xml:space="preserve"> and PostgreSQL.</w:t>
-      </w:r>
-    </w:p>
-    <w:p>
-      <w:pPr>
-        <w:pStyle w:val="ListParagraph"/>
-        <w:numPr>
-          <w:ilvl w:val="0"/>
-          <w:numId w:val="26"/>
-        </w:numPr>
-        <w:spacing w:before="100" w:beforeAutospacing="1" w:after="100" w:afterAutospacing="1" w:line="240" w:lineRule="auto"/>
-        <w:jc w:val="both"/>
-        <w:rPr>
-          <w:rFonts w:ascii="Times New Roman" w:eastAsia="Times New Roman" w:hAnsi="Times New Roman" w:cs="Times New Roman"/>
-          <w:sz w:val="24"/>
-          <w:szCs w:val="24"/>
-        </w:rPr>
-      </w:pPr>
-      <w:r>
-        <w:rPr>
-          <w:rFonts w:ascii="Times New Roman" w:eastAsia="Times New Roman" w:hAnsi="Times New Roman" w:cs="Times New Roman"/>
-          <w:b/>
-          <w:bCs/>
-          <w:sz w:val="24"/>
-          <w:szCs w:val="24"/>
-        </w:rPr>
-        <w:t>Cloud Cost Optimizer:</w:t>
-      </w:r>
-      <w:r>
-        <w:rPr>
-          <w:rFonts w:ascii="Times New Roman" w:eastAsia="Times New Roman" w:hAnsi="Times New Roman" w:cs="Times New Roman"/>
-          <w:sz w:val="24"/>
-          <w:szCs w:val="24"/>
-        </w:rPr>
-        <w:t xml:space="preserve"> Designed service on AWS and GCP to monitor cloud expenses and auto-apply optimization rules.</w:t>
-      </w:r>
-    </w:p>
-    <w:p>
-      <w:pPr>
-        <w:pStyle w:val="ListParagraph"/>
-        <w:numPr>
-          <w:ilvl w:val="0"/>
-          <w:numId w:val="26"/>
-        </w:numPr>
-        <w:spacing w:before="100" w:beforeAutospacing="1" w:after="100" w:afterAutospacing="1" w:line="240" w:lineRule="auto"/>
-        <w:jc w:val="both"/>
-        <w:rPr>
-          <w:rFonts w:ascii="Times New Roman" w:eastAsia="Times New Roman" w:hAnsi="Times New Roman" w:cs="Times New Roman"/>
-          <w:sz w:val="24"/>
-          <w:szCs w:val="24"/>
-        </w:rPr>
-      </w:pPr>
-      <w:r>
-        <w:rPr>
-          <w:rFonts w:ascii="Times New Roman" w:eastAsia="Times New Roman" w:hAnsi="Times New Roman" w:cs="Times New Roman"/>
-          <w:b/>
-          <w:bCs/>
-          <w:sz w:val="24"/>
-          <w:szCs w:val="24"/>
-        </w:rPr>
-        <w:t>Collaboration Suite:</w:t>
-      </w:r>
-      <w:r>
-        <w:rPr>
-          <w:rFonts w:ascii="Times New Roman" w:eastAsia="Times New Roman" w:hAnsi="Times New Roman" w:cs="Times New Roman"/>
-          <w:sz w:val="24"/>
-          <w:szCs w:val="24"/>
-        </w:rPr>
-        <w:t xml:space="preserve"> Created web app with real-time messaging and file sharing using </w:t>
+        <w:t xml:space="preserve">, and background workers, improving export stability, preventing duplicate </w:t>
       </w:r>
       <w:proofErr w:type="spellStart"/>
       <w:r>
@@ -2349,7 +3606,7 @@
           <w:sz w:val="24"/>
           <w:szCs w:val="24"/>
         </w:rPr>
-        <w:t>WebSockets</w:t>
+        <w:t>webhook</w:t>
       </w:r>
       <w:proofErr w:type="spellEnd"/>
       <w:r>
@@ -2358,7 +3615,7 @@
           <w:sz w:val="24"/>
           <w:szCs w:val="24"/>
         </w:rPr>
-        <w:t>, Vue.js, Node.js, and Firebase.</w:t>
+        <w:t xml:space="preserve"> processing, and giving operations teams more reliable visibility into customer activity.</w:t>
       </w:r>
     </w:p>
     <w:p>
@@ -2393,25 +3650,24 @@
         <w:pStyle w:val="ListParagraph"/>
         <w:numPr>
           <w:ilvl w:val="0"/>
-          <w:numId w:val="28"/>
+          <w:numId w:val="35"/>
         </w:numPr>
         <w:spacing w:before="100" w:beforeAutospacing="1" w:after="100" w:afterAutospacing="1" w:line="240" w:lineRule="auto"/>
-        <w:jc w:val="both"/>
-        <w:rPr>
-          <w:rFonts w:ascii="Times New Roman" w:eastAsia="Times New Roman" w:hAnsi="Times New Roman" w:cs="Times New Roman"/>
-          <w:sz w:val="24"/>
-          <w:szCs w:val="24"/>
-        </w:rPr>
-      </w:pPr>
-      <w:r>
-        <w:rPr>
-          <w:rFonts w:ascii="Times New Roman" w:eastAsia="Times New Roman" w:hAnsi="Times New Roman" w:cs="Times New Roman"/>
-          <w:b/>
-          <w:bCs/>
-          <w:sz w:val="24"/>
-          <w:szCs w:val="24"/>
-        </w:rPr>
-        <w:t>AWS Certified Solutions Architect – Associate</w:t>
+        <w:rPr>
+          <w:rFonts w:ascii="Times New Roman" w:eastAsia="Times New Roman" w:hAnsi="Times New Roman" w:cs="Times New Roman"/>
+          <w:sz w:val="24"/>
+          <w:szCs w:val="24"/>
+        </w:rPr>
+      </w:pPr>
+      <w:r>
+        <w:rPr>
+          <w:rFonts w:ascii="Times New Roman" w:eastAsia="Times New Roman" w:hAnsi="Times New Roman" w:cs="Times New Roman"/>
+          <w:b/>
+          <w:bCs/>
+          <w:sz w:val="24"/>
+          <w:szCs w:val="24"/>
+        </w:rPr>
+        <w:t>AWS Certified Developer – Associate</w:t>
       </w:r>
     </w:p>
     <w:p>
@@ -2419,25 +3675,24 @@
         <w:pStyle w:val="ListParagraph"/>
         <w:numPr>
           <w:ilvl w:val="0"/>
-          <w:numId w:val="28"/>
+          <w:numId w:val="35"/>
         </w:numPr>
         <w:spacing w:before="100" w:beforeAutospacing="1" w:after="100" w:afterAutospacing="1" w:line="240" w:lineRule="auto"/>
-        <w:jc w:val="both"/>
-        <w:rPr>
-          <w:rFonts w:ascii="Times New Roman" w:eastAsia="Times New Roman" w:hAnsi="Times New Roman" w:cs="Times New Roman"/>
-          <w:sz w:val="24"/>
-          <w:szCs w:val="24"/>
-        </w:rPr>
-      </w:pPr>
-      <w:r>
-        <w:rPr>
-          <w:rFonts w:ascii="Times New Roman" w:eastAsia="Times New Roman" w:hAnsi="Times New Roman" w:cs="Times New Roman"/>
-          <w:b/>
-          <w:bCs/>
-          <w:sz w:val="24"/>
-          <w:szCs w:val="24"/>
-        </w:rPr>
-        <w:t>Google Cloud Professional Cloud Developer</w:t>
+        <w:rPr>
+          <w:rFonts w:ascii="Times New Roman" w:eastAsia="Times New Roman" w:hAnsi="Times New Roman" w:cs="Times New Roman"/>
+          <w:sz w:val="24"/>
+          <w:szCs w:val="24"/>
+        </w:rPr>
+      </w:pPr>
+      <w:r>
+        <w:rPr>
+          <w:rFonts w:ascii="Times New Roman" w:eastAsia="Times New Roman" w:hAnsi="Times New Roman" w:cs="Times New Roman"/>
+          <w:b/>
+          <w:bCs/>
+          <w:sz w:val="24"/>
+          <w:szCs w:val="24"/>
+        </w:rPr>
+        <w:t>MongoDB Certified Developer Associate</w:t>
       </w:r>
     </w:p>
     <w:p>
@@ -2445,10 +3700,9 @@
         <w:pStyle w:val="ListParagraph"/>
         <w:numPr>
           <w:ilvl w:val="0"/>
-          <w:numId w:val="28"/>
+          <w:numId w:val="35"/>
         </w:numPr>
         <w:spacing w:before="100" w:beforeAutospacing="1" w:after="100" w:afterAutospacing="1" w:line="240" w:lineRule="auto"/>
-        <w:jc w:val="both"/>
         <w:rPr>
           <w:rFonts w:ascii="Times New Roman" w:eastAsia="Times New Roman" w:hAnsi="Times New Roman" w:cs="Times New Roman"/>
           <w:sz w:val="24"/>
@@ -2465,6 +3719,41 @@
         </w:rPr>
         <w:t>Docker Certified Associate</w:t>
       </w:r>
+    </w:p>
+    <w:p>
+      <w:pPr>
+        <w:pStyle w:val="ListParagraph"/>
+        <w:numPr>
+          <w:ilvl w:val="0"/>
+          <w:numId w:val="35"/>
+        </w:numPr>
+        <w:spacing w:before="100" w:beforeAutospacing="1" w:after="100" w:afterAutospacing="1" w:line="240" w:lineRule="auto"/>
+        <w:rPr>
+          <w:rFonts w:ascii="Times New Roman" w:eastAsia="Times New Roman" w:hAnsi="Times New Roman" w:cs="Times New Roman"/>
+          <w:sz w:val="24"/>
+          <w:szCs w:val="24"/>
+        </w:rPr>
+      </w:pPr>
+      <w:r>
+        <w:rPr>
+          <w:rFonts w:ascii="Times New Roman" w:eastAsia="Times New Roman" w:hAnsi="Times New Roman" w:cs="Times New Roman"/>
+          <w:b/>
+          <w:bCs/>
+          <w:sz w:val="24"/>
+          <w:szCs w:val="24"/>
+        </w:rPr>
+        <w:t>JavaScript Algorithms and Data Structures Certification</w:t>
+      </w:r>
+    </w:p>
+    <w:p>
+      <w:pPr>
+        <w:spacing w:before="100" w:beforeAutospacing="1" w:after="100" w:afterAutospacing="1" w:line="240" w:lineRule="auto"/>
+        <w:rPr>
+          <w:rFonts w:ascii="Times New Roman" w:eastAsia="Times New Roman" w:hAnsi="Times New Roman" w:cs="Times New Roman"/>
+          <w:sz w:val="24"/>
+          <w:szCs w:val="24"/>
+        </w:rPr>
+      </w:pPr>
     </w:p>
     <w:p>
       <w:pPr>
@@ -2490,6 +3779,7 @@
           <w:sz w:val="27"/>
           <w:szCs w:val="27"/>
         </w:rPr>
+        <w:lastRenderedPageBreak/>
         <w:t>Education</w:t>
       </w:r>
     </w:p>
@@ -2748,6 +4038,119 @@
     </w:lvl>
   </w:abstractNum>
   <w:abstractNum w:abstractNumId="1">
+    <w:nsid w:val="0AD07C5E"/>
+    <w:multiLevelType w:val="hybridMultilevel"/>
+    <w:tmpl w:val="D9F633A2"/>
+    <w:lvl w:ilvl="0" w:tplc="04090001">
+      <w:start w:val="1"/>
+      <w:numFmt w:val="bullet"/>
+      <w:lvlText w:val=""/>
+      <w:lvlJc w:val="left"/>
+      <w:pPr>
+        <w:ind w:left="360" w:hanging="360"/>
+      </w:pPr>
+      <w:rPr>
+        <w:rFonts w:ascii="Symbol" w:hAnsi="Symbol" w:hint="default"/>
+      </w:rPr>
+    </w:lvl>
+    <w:lvl w:ilvl="1" w:tplc="04090003" w:tentative="1">
+      <w:start w:val="1"/>
+      <w:numFmt w:val="bullet"/>
+      <w:lvlText w:val="o"/>
+      <w:lvlJc w:val="left"/>
+      <w:pPr>
+        <w:ind w:left="1080" w:hanging="360"/>
+      </w:pPr>
+      <w:rPr>
+        <w:rFonts w:ascii="Courier New" w:hAnsi="Courier New" w:cs="Courier New" w:hint="default"/>
+      </w:rPr>
+    </w:lvl>
+    <w:lvl w:ilvl="2" w:tplc="04090005" w:tentative="1">
+      <w:start w:val="1"/>
+      <w:numFmt w:val="bullet"/>
+      <w:lvlText w:val=""/>
+      <w:lvlJc w:val="left"/>
+      <w:pPr>
+        <w:ind w:left="1800" w:hanging="360"/>
+      </w:pPr>
+      <w:rPr>
+        <w:rFonts w:ascii="Wingdings" w:hAnsi="Wingdings" w:hint="default"/>
+      </w:rPr>
+    </w:lvl>
+    <w:lvl w:ilvl="3" w:tplc="04090001" w:tentative="1">
+      <w:start w:val="1"/>
+      <w:numFmt w:val="bullet"/>
+      <w:lvlText w:val=""/>
+      <w:lvlJc w:val="left"/>
+      <w:pPr>
+        <w:ind w:left="2520" w:hanging="360"/>
+      </w:pPr>
+      <w:rPr>
+        <w:rFonts w:ascii="Symbol" w:hAnsi="Symbol" w:hint="default"/>
+      </w:rPr>
+    </w:lvl>
+    <w:lvl w:ilvl="4" w:tplc="04090003" w:tentative="1">
+      <w:start w:val="1"/>
+      <w:numFmt w:val="bullet"/>
+      <w:lvlText w:val="o"/>
+      <w:lvlJc w:val="left"/>
+      <w:pPr>
+        <w:ind w:left="3240" w:hanging="360"/>
+      </w:pPr>
+      <w:rPr>
+        <w:rFonts w:ascii="Courier New" w:hAnsi="Courier New" w:cs="Courier New" w:hint="default"/>
+      </w:rPr>
+    </w:lvl>
+    <w:lvl w:ilvl="5" w:tplc="04090005" w:tentative="1">
+      <w:start w:val="1"/>
+      <w:numFmt w:val="bullet"/>
+      <w:lvlText w:val=""/>
+      <w:lvlJc w:val="left"/>
+      <w:pPr>
+        <w:ind w:left="3960" w:hanging="360"/>
+      </w:pPr>
+      <w:rPr>
+        <w:rFonts w:ascii="Wingdings" w:hAnsi="Wingdings" w:hint="default"/>
+      </w:rPr>
+    </w:lvl>
+    <w:lvl w:ilvl="6" w:tplc="04090001" w:tentative="1">
+      <w:start w:val="1"/>
+      <w:numFmt w:val="bullet"/>
+      <w:lvlText w:val=""/>
+      <w:lvlJc w:val="left"/>
+      <w:pPr>
+        <w:ind w:left="4680" w:hanging="360"/>
+      </w:pPr>
+      <w:rPr>
+        <w:rFonts w:ascii="Symbol" w:hAnsi="Symbol" w:hint="default"/>
+      </w:rPr>
+    </w:lvl>
+    <w:lvl w:ilvl="7" w:tplc="04090003" w:tentative="1">
+      <w:start w:val="1"/>
+      <w:numFmt w:val="bullet"/>
+      <w:lvlText w:val="o"/>
+      <w:lvlJc w:val="left"/>
+      <w:pPr>
+        <w:ind w:left="5400" w:hanging="360"/>
+      </w:pPr>
+      <w:rPr>
+        <w:rFonts w:ascii="Courier New" w:hAnsi="Courier New" w:cs="Courier New" w:hint="default"/>
+      </w:rPr>
+    </w:lvl>
+    <w:lvl w:ilvl="8" w:tplc="04090005" w:tentative="1">
+      <w:start w:val="1"/>
+      <w:numFmt w:val="bullet"/>
+      <w:lvlText w:val=""/>
+      <w:lvlJc w:val="left"/>
+      <w:pPr>
+        <w:ind w:left="6120" w:hanging="360"/>
+      </w:pPr>
+      <w:rPr>
+        <w:rFonts w:ascii="Wingdings" w:hAnsi="Wingdings" w:hint="default"/>
+      </w:rPr>
+    </w:lvl>
+  </w:abstractNum>
+  <w:abstractNum w:abstractNumId="2">
     <w:nsid w:val="0B224C02"/>
     <w:multiLevelType w:val="hybridMultilevel"/>
     <w:tmpl w:val="1AE89998"/>
@@ -2859,7 +4262,7 @@
       </w:rPr>
     </w:lvl>
   </w:abstractNum>
-  <w:abstractNum w:abstractNumId="2">
+  <w:abstractNum w:abstractNumId="3">
     <w:nsid w:val="0B29671B"/>
     <w:multiLevelType w:val="hybridMultilevel"/>
     <w:tmpl w:val="73B2CEA6"/>
@@ -2972,7 +4375,7 @@
       </w:rPr>
     </w:lvl>
   </w:abstractNum>
-  <w:abstractNum w:abstractNumId="3">
+  <w:abstractNum w:abstractNumId="4">
     <w:nsid w:val="0B4A45D1"/>
     <w:multiLevelType w:val="hybridMultilevel"/>
     <w:tmpl w:val="3B70A860"/>
@@ -3085,7 +4488,7 @@
       </w:rPr>
     </w:lvl>
   </w:abstractNum>
-  <w:abstractNum w:abstractNumId="4">
+  <w:abstractNum w:abstractNumId="5">
     <w:nsid w:val="0B724B88"/>
     <w:multiLevelType w:val="hybridMultilevel"/>
     <w:tmpl w:val="E05EFFCE"/>
@@ -3198,7 +4601,7 @@
       </w:rPr>
     </w:lvl>
   </w:abstractNum>
-  <w:abstractNum w:abstractNumId="5">
+  <w:abstractNum w:abstractNumId="6">
     <w:nsid w:val="0D8B519C"/>
     <w:multiLevelType w:val="multilevel"/>
     <w:tmpl w:val="0D8B519C"/>
@@ -3347,7 +4750,7 @@
       </w:rPr>
     </w:lvl>
   </w:abstractNum>
-  <w:abstractNum w:abstractNumId="6">
+  <w:abstractNum w:abstractNumId="7">
     <w:nsid w:val="0FA025BE"/>
     <w:multiLevelType w:val="multilevel"/>
     <w:tmpl w:val="0FA025BE"/>
@@ -3496,7 +4899,7 @@
       </w:rPr>
     </w:lvl>
   </w:abstractNum>
-  <w:abstractNum w:abstractNumId="7">
+  <w:abstractNum w:abstractNumId="8">
     <w:nsid w:val="137B005A"/>
     <w:multiLevelType w:val="hybridMultilevel"/>
     <w:tmpl w:val="6B9CDDCE"/>
@@ -3609,7 +5012,7 @@
       </w:rPr>
     </w:lvl>
   </w:abstractNum>
-  <w:abstractNum w:abstractNumId="8">
+  <w:abstractNum w:abstractNumId="9">
     <w:nsid w:val="15D969FA"/>
     <w:multiLevelType w:val="hybridMultilevel"/>
     <w:tmpl w:val="CF78A380"/>
@@ -3722,7 +5125,7 @@
       </w:rPr>
     </w:lvl>
   </w:abstractNum>
-  <w:abstractNum w:abstractNumId="9">
+  <w:abstractNum w:abstractNumId="10">
     <w:nsid w:val="1EF60C02"/>
     <w:multiLevelType w:val="hybridMultilevel"/>
     <w:tmpl w:val="B3CE9A98"/>
@@ -3835,7 +5238,7 @@
       </w:rPr>
     </w:lvl>
   </w:abstractNum>
-  <w:abstractNum w:abstractNumId="10">
+  <w:abstractNum w:abstractNumId="11">
     <w:nsid w:val="220C6A62"/>
     <w:multiLevelType w:val="hybridMultilevel"/>
     <w:tmpl w:val="1DEC4FD4"/>
@@ -3948,7 +5351,7 @@
       </w:rPr>
     </w:lvl>
   </w:abstractNum>
-  <w:abstractNum w:abstractNumId="11">
+  <w:abstractNum w:abstractNumId="12">
     <w:nsid w:val="22874211"/>
     <w:multiLevelType w:val="multilevel"/>
     <w:tmpl w:val="ABEAADE8"/>
@@ -4097,7 +5500,7 @@
       </w:rPr>
     </w:lvl>
   </w:abstractNum>
-  <w:abstractNum w:abstractNumId="12">
+  <w:abstractNum w:abstractNumId="13">
     <w:nsid w:val="228B6398"/>
     <w:multiLevelType w:val="hybridMultilevel"/>
     <w:tmpl w:val="9B3E46B2"/>
@@ -4209,7 +5612,7 @@
       </w:rPr>
     </w:lvl>
   </w:abstractNum>
-  <w:abstractNum w:abstractNumId="13">
+  <w:abstractNum w:abstractNumId="14">
     <w:nsid w:val="264A315D"/>
     <w:multiLevelType w:val="multilevel"/>
     <w:tmpl w:val="264A315D"/>
@@ -4358,7 +5761,7 @@
       </w:rPr>
     </w:lvl>
   </w:abstractNum>
-  <w:abstractNum w:abstractNumId="14">
+  <w:abstractNum w:abstractNumId="15">
     <w:nsid w:val="2892270D"/>
     <w:multiLevelType w:val="hybridMultilevel"/>
     <w:tmpl w:val="C5002358"/>
@@ -4471,7 +5874,7 @@
       </w:rPr>
     </w:lvl>
   </w:abstractNum>
-  <w:abstractNum w:abstractNumId="15">
+  <w:abstractNum w:abstractNumId="16">
     <w:nsid w:val="2E856882"/>
     <w:multiLevelType w:val="hybridMultilevel"/>
     <w:tmpl w:val="30BCF992"/>
@@ -4583,7 +5986,7 @@
       </w:rPr>
     </w:lvl>
   </w:abstractNum>
-  <w:abstractNum w:abstractNumId="16">
+  <w:abstractNum w:abstractNumId="17">
     <w:nsid w:val="2F5D4EDD"/>
     <w:multiLevelType w:val="hybridMultilevel"/>
     <w:tmpl w:val="01C099FC"/>
@@ -4695,7 +6098,7 @@
       </w:rPr>
     </w:lvl>
   </w:abstractNum>
-  <w:abstractNum w:abstractNumId="17">
+  <w:abstractNum w:abstractNumId="18">
     <w:nsid w:val="31A1277E"/>
     <w:multiLevelType w:val="hybridMultilevel"/>
     <w:tmpl w:val="90769452"/>
@@ -4808,7 +6211,120 @@
       </w:rPr>
     </w:lvl>
   </w:abstractNum>
-  <w:abstractNum w:abstractNumId="18">
+  <w:abstractNum w:abstractNumId="19">
+    <w:nsid w:val="42685CF7"/>
+    <w:multiLevelType w:val="hybridMultilevel"/>
+    <w:tmpl w:val="725234DC"/>
+    <w:lvl w:ilvl="0" w:tplc="04090001">
+      <w:start w:val="1"/>
+      <w:numFmt w:val="bullet"/>
+      <w:lvlText w:val=""/>
+      <w:lvlJc w:val="left"/>
+      <w:pPr>
+        <w:ind w:left="360" w:hanging="360"/>
+      </w:pPr>
+      <w:rPr>
+        <w:rFonts w:ascii="Symbol" w:hAnsi="Symbol" w:hint="default"/>
+      </w:rPr>
+    </w:lvl>
+    <w:lvl w:ilvl="1" w:tplc="04090003" w:tentative="1">
+      <w:start w:val="1"/>
+      <w:numFmt w:val="bullet"/>
+      <w:lvlText w:val="o"/>
+      <w:lvlJc w:val="left"/>
+      <w:pPr>
+        <w:ind w:left="1080" w:hanging="360"/>
+      </w:pPr>
+      <w:rPr>
+        <w:rFonts w:ascii="Courier New" w:hAnsi="Courier New" w:cs="Courier New" w:hint="default"/>
+      </w:rPr>
+    </w:lvl>
+    <w:lvl w:ilvl="2" w:tplc="04090005" w:tentative="1">
+      <w:start w:val="1"/>
+      <w:numFmt w:val="bullet"/>
+      <w:lvlText w:val=""/>
+      <w:lvlJc w:val="left"/>
+      <w:pPr>
+        <w:ind w:left="1800" w:hanging="360"/>
+      </w:pPr>
+      <w:rPr>
+        <w:rFonts w:ascii="Wingdings" w:hAnsi="Wingdings" w:hint="default"/>
+      </w:rPr>
+    </w:lvl>
+    <w:lvl w:ilvl="3" w:tplc="04090001" w:tentative="1">
+      <w:start w:val="1"/>
+      <w:numFmt w:val="bullet"/>
+      <w:lvlText w:val=""/>
+      <w:lvlJc w:val="left"/>
+      <w:pPr>
+        <w:ind w:left="2520" w:hanging="360"/>
+      </w:pPr>
+      <w:rPr>
+        <w:rFonts w:ascii="Symbol" w:hAnsi="Symbol" w:hint="default"/>
+      </w:rPr>
+    </w:lvl>
+    <w:lvl w:ilvl="4" w:tplc="04090003" w:tentative="1">
+      <w:start w:val="1"/>
+      <w:numFmt w:val="bullet"/>
+      <w:lvlText w:val="o"/>
+      <w:lvlJc w:val="left"/>
+      <w:pPr>
+        <w:ind w:left="3240" w:hanging="360"/>
+      </w:pPr>
+      <w:rPr>
+        <w:rFonts w:ascii="Courier New" w:hAnsi="Courier New" w:cs="Courier New" w:hint="default"/>
+      </w:rPr>
+    </w:lvl>
+    <w:lvl w:ilvl="5" w:tplc="04090005" w:tentative="1">
+      <w:start w:val="1"/>
+      <w:numFmt w:val="bullet"/>
+      <w:lvlText w:val=""/>
+      <w:lvlJc w:val="left"/>
+      <w:pPr>
+        <w:ind w:left="3960" w:hanging="360"/>
+      </w:pPr>
+      <w:rPr>
+        <w:rFonts w:ascii="Wingdings" w:hAnsi="Wingdings" w:hint="default"/>
+      </w:rPr>
+    </w:lvl>
+    <w:lvl w:ilvl="6" w:tplc="04090001" w:tentative="1">
+      <w:start w:val="1"/>
+      <w:numFmt w:val="bullet"/>
+      <w:lvlText w:val=""/>
+      <w:lvlJc w:val="left"/>
+      <w:pPr>
+        <w:ind w:left="4680" w:hanging="360"/>
+      </w:pPr>
+      <w:rPr>
+        <w:rFonts w:ascii="Symbol" w:hAnsi="Symbol" w:hint="default"/>
+      </w:rPr>
+    </w:lvl>
+    <w:lvl w:ilvl="7" w:tplc="04090003" w:tentative="1">
+      <w:start w:val="1"/>
+      <w:numFmt w:val="bullet"/>
+      <w:lvlText w:val="o"/>
+      <w:lvlJc w:val="left"/>
+      <w:pPr>
+        <w:ind w:left="5400" w:hanging="360"/>
+      </w:pPr>
+      <w:rPr>
+        <w:rFonts w:ascii="Courier New" w:hAnsi="Courier New" w:cs="Courier New" w:hint="default"/>
+      </w:rPr>
+    </w:lvl>
+    <w:lvl w:ilvl="8" w:tplc="04090005" w:tentative="1">
+      <w:start w:val="1"/>
+      <w:numFmt w:val="bullet"/>
+      <w:lvlText w:val=""/>
+      <w:lvlJc w:val="left"/>
+      <w:pPr>
+        <w:ind w:left="6120" w:hanging="360"/>
+      </w:pPr>
+      <w:rPr>
+        <w:rFonts w:ascii="Wingdings" w:hAnsi="Wingdings" w:hint="default"/>
+      </w:rPr>
+    </w:lvl>
+  </w:abstractNum>
+  <w:abstractNum w:abstractNumId="20">
     <w:nsid w:val="48FC4289"/>
     <w:multiLevelType w:val="multilevel"/>
     <w:tmpl w:val="48FC4289"/>
@@ -4957,7 +6473,7 @@
       </w:rPr>
     </w:lvl>
   </w:abstractNum>
-  <w:abstractNum w:abstractNumId="19">
+  <w:abstractNum w:abstractNumId="21">
     <w:nsid w:val="4B2C24B2"/>
     <w:multiLevelType w:val="hybridMultilevel"/>
     <w:tmpl w:val="4C6C5E56"/>
@@ -5069,7 +6585,7 @@
       </w:rPr>
     </w:lvl>
   </w:abstractNum>
-  <w:abstractNum w:abstractNumId="20">
+  <w:abstractNum w:abstractNumId="22">
     <w:nsid w:val="51382AD3"/>
     <w:multiLevelType w:val="multilevel"/>
     <w:tmpl w:val="51382AD3"/>
@@ -5218,7 +6734,7 @@
       </w:rPr>
     </w:lvl>
   </w:abstractNum>
-  <w:abstractNum w:abstractNumId="21">
+  <w:abstractNum w:abstractNumId="23">
     <w:nsid w:val="580A35AA"/>
     <w:multiLevelType w:val="hybridMultilevel"/>
     <w:tmpl w:val="D4C2CB18"/>
@@ -5331,7 +6847,7 @@
       </w:rPr>
     </w:lvl>
   </w:abstractNum>
-  <w:abstractNum w:abstractNumId="22">
+  <w:abstractNum w:abstractNumId="24">
     <w:nsid w:val="5B5A4BFD"/>
     <w:multiLevelType w:val="hybridMultilevel"/>
     <w:tmpl w:val="E51276AC"/>
@@ -5443,7 +6959,7 @@
       </w:rPr>
     </w:lvl>
   </w:abstractNum>
-  <w:abstractNum w:abstractNumId="23">
+  <w:abstractNum w:abstractNumId="25">
     <w:nsid w:val="5CE05462"/>
     <w:multiLevelType w:val="hybridMultilevel"/>
     <w:tmpl w:val="DF4CE5AC"/>
@@ -5556,7 +7072,233 @@
       </w:rPr>
     </w:lvl>
   </w:abstractNum>
-  <w:abstractNum w:abstractNumId="24">
+  <w:abstractNum w:abstractNumId="26">
+    <w:nsid w:val="5E425240"/>
+    <w:multiLevelType w:val="hybridMultilevel"/>
+    <w:tmpl w:val="5024FB66"/>
+    <w:lvl w:ilvl="0" w:tplc="04090001">
+      <w:start w:val="1"/>
+      <w:numFmt w:val="bullet"/>
+      <w:lvlText w:val=""/>
+      <w:lvlJc w:val="left"/>
+      <w:pPr>
+        <w:ind w:left="360" w:hanging="360"/>
+      </w:pPr>
+      <w:rPr>
+        <w:rFonts w:ascii="Symbol" w:hAnsi="Symbol" w:hint="default"/>
+      </w:rPr>
+    </w:lvl>
+    <w:lvl w:ilvl="1" w:tplc="04090003" w:tentative="1">
+      <w:start w:val="1"/>
+      <w:numFmt w:val="bullet"/>
+      <w:lvlText w:val="o"/>
+      <w:lvlJc w:val="left"/>
+      <w:pPr>
+        <w:ind w:left="1080" w:hanging="360"/>
+      </w:pPr>
+      <w:rPr>
+        <w:rFonts w:ascii="Courier New" w:hAnsi="Courier New" w:cs="Courier New" w:hint="default"/>
+      </w:rPr>
+    </w:lvl>
+    <w:lvl w:ilvl="2" w:tplc="04090005" w:tentative="1">
+      <w:start w:val="1"/>
+      <w:numFmt w:val="bullet"/>
+      <w:lvlText w:val=""/>
+      <w:lvlJc w:val="left"/>
+      <w:pPr>
+        <w:ind w:left="1800" w:hanging="360"/>
+      </w:pPr>
+      <w:rPr>
+        <w:rFonts w:ascii="Wingdings" w:hAnsi="Wingdings" w:hint="default"/>
+      </w:rPr>
+    </w:lvl>
+    <w:lvl w:ilvl="3" w:tplc="04090001" w:tentative="1">
+      <w:start w:val="1"/>
+      <w:numFmt w:val="bullet"/>
+      <w:lvlText w:val=""/>
+      <w:lvlJc w:val="left"/>
+      <w:pPr>
+        <w:ind w:left="2520" w:hanging="360"/>
+      </w:pPr>
+      <w:rPr>
+        <w:rFonts w:ascii="Symbol" w:hAnsi="Symbol" w:hint="default"/>
+      </w:rPr>
+    </w:lvl>
+    <w:lvl w:ilvl="4" w:tplc="04090003" w:tentative="1">
+      <w:start w:val="1"/>
+      <w:numFmt w:val="bullet"/>
+      <w:lvlText w:val="o"/>
+      <w:lvlJc w:val="left"/>
+      <w:pPr>
+        <w:ind w:left="3240" w:hanging="360"/>
+      </w:pPr>
+      <w:rPr>
+        <w:rFonts w:ascii="Courier New" w:hAnsi="Courier New" w:cs="Courier New" w:hint="default"/>
+      </w:rPr>
+    </w:lvl>
+    <w:lvl w:ilvl="5" w:tplc="04090005" w:tentative="1">
+      <w:start w:val="1"/>
+      <w:numFmt w:val="bullet"/>
+      <w:lvlText w:val=""/>
+      <w:lvlJc w:val="left"/>
+      <w:pPr>
+        <w:ind w:left="3960" w:hanging="360"/>
+      </w:pPr>
+      <w:rPr>
+        <w:rFonts w:ascii="Wingdings" w:hAnsi="Wingdings" w:hint="default"/>
+      </w:rPr>
+    </w:lvl>
+    <w:lvl w:ilvl="6" w:tplc="04090001" w:tentative="1">
+      <w:start w:val="1"/>
+      <w:numFmt w:val="bullet"/>
+      <w:lvlText w:val=""/>
+      <w:lvlJc w:val="left"/>
+      <w:pPr>
+        <w:ind w:left="4680" w:hanging="360"/>
+      </w:pPr>
+      <w:rPr>
+        <w:rFonts w:ascii="Symbol" w:hAnsi="Symbol" w:hint="default"/>
+      </w:rPr>
+    </w:lvl>
+    <w:lvl w:ilvl="7" w:tplc="04090003" w:tentative="1">
+      <w:start w:val="1"/>
+      <w:numFmt w:val="bullet"/>
+      <w:lvlText w:val="o"/>
+      <w:lvlJc w:val="left"/>
+      <w:pPr>
+        <w:ind w:left="5400" w:hanging="360"/>
+      </w:pPr>
+      <w:rPr>
+        <w:rFonts w:ascii="Courier New" w:hAnsi="Courier New" w:cs="Courier New" w:hint="default"/>
+      </w:rPr>
+    </w:lvl>
+    <w:lvl w:ilvl="8" w:tplc="04090005" w:tentative="1">
+      <w:start w:val="1"/>
+      <w:numFmt w:val="bullet"/>
+      <w:lvlText w:val=""/>
+      <w:lvlJc w:val="left"/>
+      <w:pPr>
+        <w:ind w:left="6120" w:hanging="360"/>
+      </w:pPr>
+      <w:rPr>
+        <w:rFonts w:ascii="Wingdings" w:hAnsi="Wingdings" w:hint="default"/>
+      </w:rPr>
+    </w:lvl>
+  </w:abstractNum>
+  <w:abstractNum w:abstractNumId="27">
+    <w:nsid w:val="6C2801BB"/>
+    <w:multiLevelType w:val="hybridMultilevel"/>
+    <w:tmpl w:val="28FA83B2"/>
+    <w:lvl w:ilvl="0" w:tplc="04090001">
+      <w:start w:val="1"/>
+      <w:numFmt w:val="bullet"/>
+      <w:lvlText w:val=""/>
+      <w:lvlJc w:val="left"/>
+      <w:pPr>
+        <w:ind w:left="360" w:hanging="360"/>
+      </w:pPr>
+      <w:rPr>
+        <w:rFonts w:ascii="Symbol" w:hAnsi="Symbol" w:hint="default"/>
+      </w:rPr>
+    </w:lvl>
+    <w:lvl w:ilvl="1" w:tplc="04090003" w:tentative="1">
+      <w:start w:val="1"/>
+      <w:numFmt w:val="bullet"/>
+      <w:lvlText w:val="o"/>
+      <w:lvlJc w:val="left"/>
+      <w:pPr>
+        <w:ind w:left="1080" w:hanging="360"/>
+      </w:pPr>
+      <w:rPr>
+        <w:rFonts w:ascii="Courier New" w:hAnsi="Courier New" w:cs="Courier New" w:hint="default"/>
+      </w:rPr>
+    </w:lvl>
+    <w:lvl w:ilvl="2" w:tplc="04090005" w:tentative="1">
+      <w:start w:val="1"/>
+      <w:numFmt w:val="bullet"/>
+      <w:lvlText w:val=""/>
+      <w:lvlJc w:val="left"/>
+      <w:pPr>
+        <w:ind w:left="1800" w:hanging="360"/>
+      </w:pPr>
+      <w:rPr>
+        <w:rFonts w:ascii="Wingdings" w:hAnsi="Wingdings" w:hint="default"/>
+      </w:rPr>
+    </w:lvl>
+    <w:lvl w:ilvl="3" w:tplc="04090001" w:tentative="1">
+      <w:start w:val="1"/>
+      <w:numFmt w:val="bullet"/>
+      <w:lvlText w:val=""/>
+      <w:lvlJc w:val="left"/>
+      <w:pPr>
+        <w:ind w:left="2520" w:hanging="360"/>
+      </w:pPr>
+      <w:rPr>
+        <w:rFonts w:ascii="Symbol" w:hAnsi="Symbol" w:hint="default"/>
+      </w:rPr>
+    </w:lvl>
+    <w:lvl w:ilvl="4" w:tplc="04090003" w:tentative="1">
+      <w:start w:val="1"/>
+      <w:numFmt w:val="bullet"/>
+      <w:lvlText w:val="o"/>
+      <w:lvlJc w:val="left"/>
+      <w:pPr>
+        <w:ind w:left="3240" w:hanging="360"/>
+      </w:pPr>
+      <w:rPr>
+        <w:rFonts w:ascii="Courier New" w:hAnsi="Courier New" w:cs="Courier New" w:hint="default"/>
+      </w:rPr>
+    </w:lvl>
+    <w:lvl w:ilvl="5" w:tplc="04090005" w:tentative="1">
+      <w:start w:val="1"/>
+      <w:numFmt w:val="bullet"/>
+      <w:lvlText w:val=""/>
+      <w:lvlJc w:val="left"/>
+      <w:pPr>
+        <w:ind w:left="3960" w:hanging="360"/>
+      </w:pPr>
+      <w:rPr>
+        <w:rFonts w:ascii="Wingdings" w:hAnsi="Wingdings" w:hint="default"/>
+      </w:rPr>
+    </w:lvl>
+    <w:lvl w:ilvl="6" w:tplc="04090001" w:tentative="1">
+      <w:start w:val="1"/>
+      <w:numFmt w:val="bullet"/>
+      <w:lvlText w:val=""/>
+      <w:lvlJc w:val="left"/>
+      <w:pPr>
+        <w:ind w:left="4680" w:hanging="360"/>
+      </w:pPr>
+      <w:rPr>
+        <w:rFonts w:ascii="Symbol" w:hAnsi="Symbol" w:hint="default"/>
+      </w:rPr>
+    </w:lvl>
+    <w:lvl w:ilvl="7" w:tplc="04090003" w:tentative="1">
+      <w:start w:val="1"/>
+      <w:numFmt w:val="bullet"/>
+      <w:lvlText w:val="o"/>
+      <w:lvlJc w:val="left"/>
+      <w:pPr>
+        <w:ind w:left="5400" w:hanging="360"/>
+      </w:pPr>
+      <w:rPr>
+        <w:rFonts w:ascii="Courier New" w:hAnsi="Courier New" w:cs="Courier New" w:hint="default"/>
+      </w:rPr>
+    </w:lvl>
+    <w:lvl w:ilvl="8" w:tplc="04090005" w:tentative="1">
+      <w:start w:val="1"/>
+      <w:numFmt w:val="bullet"/>
+      <w:lvlText w:val=""/>
+      <w:lvlJc w:val="left"/>
+      <w:pPr>
+        <w:ind w:left="6120" w:hanging="360"/>
+      </w:pPr>
+      <w:rPr>
+        <w:rFonts w:ascii="Wingdings" w:hAnsi="Wingdings" w:hint="default"/>
+      </w:rPr>
+    </w:lvl>
+  </w:abstractNum>
+  <w:abstractNum w:abstractNumId="28">
     <w:nsid w:val="6C3908AE"/>
     <w:multiLevelType w:val="multilevel"/>
     <w:tmpl w:val="6C3908AE"/>
@@ -5705,7 +7447,7 @@
       </w:rPr>
     </w:lvl>
   </w:abstractNum>
-  <w:abstractNum w:abstractNumId="25">
+  <w:abstractNum w:abstractNumId="29">
     <w:nsid w:val="6DCC0769"/>
     <w:multiLevelType w:val="hybridMultilevel"/>
     <w:tmpl w:val="E6529036"/>
@@ -5818,7 +7560,120 @@
       </w:rPr>
     </w:lvl>
   </w:abstractNum>
-  <w:abstractNum w:abstractNumId="26">
+  <w:abstractNum w:abstractNumId="30">
+    <w:nsid w:val="6DD71C2A"/>
+    <w:multiLevelType w:val="hybridMultilevel"/>
+    <w:tmpl w:val="550AC044"/>
+    <w:lvl w:ilvl="0" w:tplc="04090001">
+      <w:start w:val="1"/>
+      <w:numFmt w:val="bullet"/>
+      <w:lvlText w:val=""/>
+      <w:lvlJc w:val="left"/>
+      <w:pPr>
+        <w:ind w:left="360" w:hanging="360"/>
+      </w:pPr>
+      <w:rPr>
+        <w:rFonts w:ascii="Symbol" w:hAnsi="Symbol" w:hint="default"/>
+      </w:rPr>
+    </w:lvl>
+    <w:lvl w:ilvl="1" w:tplc="04090003" w:tentative="1">
+      <w:start w:val="1"/>
+      <w:numFmt w:val="bullet"/>
+      <w:lvlText w:val="o"/>
+      <w:lvlJc w:val="left"/>
+      <w:pPr>
+        <w:ind w:left="1080" w:hanging="360"/>
+      </w:pPr>
+      <w:rPr>
+        <w:rFonts w:ascii="Courier New" w:hAnsi="Courier New" w:cs="Courier New" w:hint="default"/>
+      </w:rPr>
+    </w:lvl>
+    <w:lvl w:ilvl="2" w:tplc="04090005" w:tentative="1">
+      <w:start w:val="1"/>
+      <w:numFmt w:val="bullet"/>
+      <w:lvlText w:val=""/>
+      <w:lvlJc w:val="left"/>
+      <w:pPr>
+        <w:ind w:left="1800" w:hanging="360"/>
+      </w:pPr>
+      <w:rPr>
+        <w:rFonts w:ascii="Wingdings" w:hAnsi="Wingdings" w:hint="default"/>
+      </w:rPr>
+    </w:lvl>
+    <w:lvl w:ilvl="3" w:tplc="04090001" w:tentative="1">
+      <w:start w:val="1"/>
+      <w:numFmt w:val="bullet"/>
+      <w:lvlText w:val=""/>
+      <w:lvlJc w:val="left"/>
+      <w:pPr>
+        <w:ind w:left="2520" w:hanging="360"/>
+      </w:pPr>
+      <w:rPr>
+        <w:rFonts w:ascii="Symbol" w:hAnsi="Symbol" w:hint="default"/>
+      </w:rPr>
+    </w:lvl>
+    <w:lvl w:ilvl="4" w:tplc="04090003" w:tentative="1">
+      <w:start w:val="1"/>
+      <w:numFmt w:val="bullet"/>
+      <w:lvlText w:val="o"/>
+      <w:lvlJc w:val="left"/>
+      <w:pPr>
+        <w:ind w:left="3240" w:hanging="360"/>
+      </w:pPr>
+      <w:rPr>
+        <w:rFonts w:ascii="Courier New" w:hAnsi="Courier New" w:cs="Courier New" w:hint="default"/>
+      </w:rPr>
+    </w:lvl>
+    <w:lvl w:ilvl="5" w:tplc="04090005" w:tentative="1">
+      <w:start w:val="1"/>
+      <w:numFmt w:val="bullet"/>
+      <w:lvlText w:val=""/>
+      <w:lvlJc w:val="left"/>
+      <w:pPr>
+        <w:ind w:left="3960" w:hanging="360"/>
+      </w:pPr>
+      <w:rPr>
+        <w:rFonts w:ascii="Wingdings" w:hAnsi="Wingdings" w:hint="default"/>
+      </w:rPr>
+    </w:lvl>
+    <w:lvl w:ilvl="6" w:tplc="04090001" w:tentative="1">
+      <w:start w:val="1"/>
+      <w:numFmt w:val="bullet"/>
+      <w:lvlText w:val=""/>
+      <w:lvlJc w:val="left"/>
+      <w:pPr>
+        <w:ind w:left="4680" w:hanging="360"/>
+      </w:pPr>
+      <w:rPr>
+        <w:rFonts w:ascii="Symbol" w:hAnsi="Symbol" w:hint="default"/>
+      </w:rPr>
+    </w:lvl>
+    <w:lvl w:ilvl="7" w:tplc="04090003" w:tentative="1">
+      <w:start w:val="1"/>
+      <w:numFmt w:val="bullet"/>
+      <w:lvlText w:val="o"/>
+      <w:lvlJc w:val="left"/>
+      <w:pPr>
+        <w:ind w:left="5400" w:hanging="360"/>
+      </w:pPr>
+      <w:rPr>
+        <w:rFonts w:ascii="Courier New" w:hAnsi="Courier New" w:cs="Courier New" w:hint="default"/>
+      </w:rPr>
+    </w:lvl>
+    <w:lvl w:ilvl="8" w:tplc="04090005" w:tentative="1">
+      <w:start w:val="1"/>
+      <w:numFmt w:val="bullet"/>
+      <w:lvlText w:val=""/>
+      <w:lvlJc w:val="left"/>
+      <w:pPr>
+        <w:ind w:left="6120" w:hanging="360"/>
+      </w:pPr>
+      <w:rPr>
+        <w:rFonts w:ascii="Wingdings" w:hAnsi="Wingdings" w:hint="default"/>
+      </w:rPr>
+    </w:lvl>
+  </w:abstractNum>
+  <w:abstractNum w:abstractNumId="31">
     <w:nsid w:val="71B739EC"/>
     <w:multiLevelType w:val="hybridMultilevel"/>
     <w:tmpl w:val="9AB246D6"/>
@@ -5930,7 +7785,7 @@
       </w:rPr>
     </w:lvl>
   </w:abstractNum>
-  <w:abstractNum w:abstractNumId="27">
+  <w:abstractNum w:abstractNumId="32">
     <w:nsid w:val="724E63CD"/>
     <w:multiLevelType w:val="hybridMultilevel"/>
     <w:tmpl w:val="FC141928"/>
@@ -6043,7 +7898,120 @@
       </w:rPr>
     </w:lvl>
   </w:abstractNum>
-  <w:abstractNum w:abstractNumId="28">
+  <w:abstractNum w:abstractNumId="33">
+    <w:nsid w:val="75AC09E8"/>
+    <w:multiLevelType w:val="hybridMultilevel"/>
+    <w:tmpl w:val="89BC54DA"/>
+    <w:lvl w:ilvl="0" w:tplc="04090001">
+      <w:start w:val="1"/>
+      <w:numFmt w:val="bullet"/>
+      <w:lvlText w:val=""/>
+      <w:lvlJc w:val="left"/>
+      <w:pPr>
+        <w:ind w:left="360" w:hanging="360"/>
+      </w:pPr>
+      <w:rPr>
+        <w:rFonts w:ascii="Symbol" w:hAnsi="Symbol" w:hint="default"/>
+      </w:rPr>
+    </w:lvl>
+    <w:lvl w:ilvl="1" w:tplc="04090003" w:tentative="1">
+      <w:start w:val="1"/>
+      <w:numFmt w:val="bullet"/>
+      <w:lvlText w:val="o"/>
+      <w:lvlJc w:val="left"/>
+      <w:pPr>
+        <w:ind w:left="1080" w:hanging="360"/>
+      </w:pPr>
+      <w:rPr>
+        <w:rFonts w:ascii="Courier New" w:hAnsi="Courier New" w:cs="Courier New" w:hint="default"/>
+      </w:rPr>
+    </w:lvl>
+    <w:lvl w:ilvl="2" w:tplc="04090005" w:tentative="1">
+      <w:start w:val="1"/>
+      <w:numFmt w:val="bullet"/>
+      <w:lvlText w:val=""/>
+      <w:lvlJc w:val="left"/>
+      <w:pPr>
+        <w:ind w:left="1800" w:hanging="360"/>
+      </w:pPr>
+      <w:rPr>
+        <w:rFonts w:ascii="Wingdings" w:hAnsi="Wingdings" w:hint="default"/>
+      </w:rPr>
+    </w:lvl>
+    <w:lvl w:ilvl="3" w:tplc="04090001" w:tentative="1">
+      <w:start w:val="1"/>
+      <w:numFmt w:val="bullet"/>
+      <w:lvlText w:val=""/>
+      <w:lvlJc w:val="left"/>
+      <w:pPr>
+        <w:ind w:left="2520" w:hanging="360"/>
+      </w:pPr>
+      <w:rPr>
+        <w:rFonts w:ascii="Symbol" w:hAnsi="Symbol" w:hint="default"/>
+      </w:rPr>
+    </w:lvl>
+    <w:lvl w:ilvl="4" w:tplc="04090003" w:tentative="1">
+      <w:start w:val="1"/>
+      <w:numFmt w:val="bullet"/>
+      <w:lvlText w:val="o"/>
+      <w:lvlJc w:val="left"/>
+      <w:pPr>
+        <w:ind w:left="3240" w:hanging="360"/>
+      </w:pPr>
+      <w:rPr>
+        <w:rFonts w:ascii="Courier New" w:hAnsi="Courier New" w:cs="Courier New" w:hint="default"/>
+      </w:rPr>
+    </w:lvl>
+    <w:lvl w:ilvl="5" w:tplc="04090005" w:tentative="1">
+      <w:start w:val="1"/>
+      <w:numFmt w:val="bullet"/>
+      <w:lvlText w:val=""/>
+      <w:lvlJc w:val="left"/>
+      <w:pPr>
+        <w:ind w:left="3960" w:hanging="360"/>
+      </w:pPr>
+      <w:rPr>
+        <w:rFonts w:ascii="Wingdings" w:hAnsi="Wingdings" w:hint="default"/>
+      </w:rPr>
+    </w:lvl>
+    <w:lvl w:ilvl="6" w:tplc="04090001" w:tentative="1">
+      <w:start w:val="1"/>
+      <w:numFmt w:val="bullet"/>
+      <w:lvlText w:val=""/>
+      <w:lvlJc w:val="left"/>
+      <w:pPr>
+        <w:ind w:left="4680" w:hanging="360"/>
+      </w:pPr>
+      <w:rPr>
+        <w:rFonts w:ascii="Symbol" w:hAnsi="Symbol" w:hint="default"/>
+      </w:rPr>
+    </w:lvl>
+    <w:lvl w:ilvl="7" w:tplc="04090003" w:tentative="1">
+      <w:start w:val="1"/>
+      <w:numFmt w:val="bullet"/>
+      <w:lvlText w:val="o"/>
+      <w:lvlJc w:val="left"/>
+      <w:pPr>
+        <w:ind w:left="5400" w:hanging="360"/>
+      </w:pPr>
+      <w:rPr>
+        <w:rFonts w:ascii="Courier New" w:hAnsi="Courier New" w:cs="Courier New" w:hint="default"/>
+      </w:rPr>
+    </w:lvl>
+    <w:lvl w:ilvl="8" w:tplc="04090005" w:tentative="1">
+      <w:start w:val="1"/>
+      <w:numFmt w:val="bullet"/>
+      <w:lvlText w:val=""/>
+      <w:lvlJc w:val="left"/>
+      <w:pPr>
+        <w:ind w:left="6120" w:hanging="360"/>
+      </w:pPr>
+      <w:rPr>
+        <w:rFonts w:ascii="Wingdings" w:hAnsi="Wingdings" w:hint="default"/>
+      </w:rPr>
+    </w:lvl>
+  </w:abstractNum>
+  <w:abstractNum w:abstractNumId="34">
     <w:nsid w:val="75F62D1A"/>
     <w:multiLevelType w:val="hybridMultilevel"/>
     <w:tmpl w:val="1054D5B4"/>
@@ -6053,7 +8021,7 @@
       <w:lvlText w:val=""/>
       <w:lvlJc w:val="left"/>
       <w:pPr>
-        <w:ind w:left="720" w:hanging="360"/>
+        <w:ind w:left="360" w:hanging="360"/>
       </w:pPr>
       <w:rPr>
         <w:rFonts w:ascii="Wingdings" w:hAnsi="Wingdings" w:hint="default"/>
@@ -6065,7 +8033,7 @@
       <w:lvlText w:val="o"/>
       <w:lvlJc w:val="left"/>
       <w:pPr>
-        <w:ind w:left="1440" w:hanging="360"/>
+        <w:ind w:left="1080" w:hanging="360"/>
       </w:pPr>
       <w:rPr>
         <w:rFonts w:ascii="Courier New" w:hAnsi="Courier New" w:cs="Courier New" w:hint="default"/>
@@ -6077,7 +8045,7 @@
       <w:lvlText w:val=""/>
       <w:lvlJc w:val="left"/>
       <w:pPr>
-        <w:ind w:left="2160" w:hanging="360"/>
+        <w:ind w:left="1800" w:hanging="360"/>
       </w:pPr>
       <w:rPr>
         <w:rFonts w:ascii="Wingdings" w:hAnsi="Wingdings" w:hint="default"/>
@@ -6089,7 +8057,7 @@
       <w:lvlText w:val=""/>
       <w:lvlJc w:val="left"/>
       <w:pPr>
-        <w:ind w:left="2880" w:hanging="360"/>
+        <w:ind w:left="2520" w:hanging="360"/>
       </w:pPr>
       <w:rPr>
         <w:rFonts w:ascii="Symbol" w:hAnsi="Symbol" w:hint="default"/>
@@ -6101,7 +8069,7 @@
       <w:lvlText w:val="o"/>
       <w:lvlJc w:val="left"/>
       <w:pPr>
-        <w:ind w:left="3600" w:hanging="360"/>
+        <w:ind w:left="3240" w:hanging="360"/>
       </w:pPr>
       <w:rPr>
         <w:rFonts w:ascii="Courier New" w:hAnsi="Courier New" w:cs="Courier New" w:hint="default"/>
@@ -6113,7 +8081,7 @@
       <w:lvlText w:val=""/>
       <w:lvlJc w:val="left"/>
       <w:pPr>
-        <w:ind w:left="4320" w:hanging="360"/>
+        <w:ind w:left="3960" w:hanging="360"/>
       </w:pPr>
       <w:rPr>
         <w:rFonts w:ascii="Wingdings" w:hAnsi="Wingdings" w:hint="default"/>
@@ -6125,7 +8093,7 @@
       <w:lvlText w:val=""/>
       <w:lvlJc w:val="left"/>
       <w:pPr>
-        <w:ind w:left="5040" w:hanging="360"/>
+        <w:ind w:left="4680" w:hanging="360"/>
       </w:pPr>
       <w:rPr>
         <w:rFonts w:ascii="Symbol" w:hAnsi="Symbol" w:hint="default"/>
@@ -6137,7 +8105,7 @@
       <w:lvlText w:val="o"/>
       <w:lvlJc w:val="left"/>
       <w:pPr>
-        <w:ind w:left="5760" w:hanging="360"/>
+        <w:ind w:left="5400" w:hanging="360"/>
       </w:pPr>
       <w:rPr>
         <w:rFonts w:ascii="Courier New" w:hAnsi="Courier New" w:cs="Courier New" w:hint="default"/>
@@ -6149,7 +8117,7 @@
       <w:lvlText w:val=""/>
       <w:lvlJc w:val="left"/>
       <w:pPr>
-        <w:ind w:left="6480" w:hanging="360"/>
+        <w:ind w:left="6120" w:hanging="360"/>
       </w:pPr>
       <w:rPr>
         <w:rFonts w:ascii="Wingdings" w:hAnsi="Wingdings" w:hint="default"/>
@@ -6157,91 +8125,109 @@
     </w:lvl>
   </w:abstractNum>
   <w:num w:numId="1">
-    <w:abstractNumId w:val="6"/>
+    <w:abstractNumId w:val="7"/>
   </w:num>
   <w:num w:numId="2">
-    <w:abstractNumId w:val="24"/>
+    <w:abstractNumId w:val="28"/>
   </w:num>
   <w:num w:numId="3">
     <w:abstractNumId w:val="0"/>
   </w:num>
   <w:num w:numId="4">
+    <w:abstractNumId w:val="6"/>
+  </w:num>
+  <w:num w:numId="5">
+    <w:abstractNumId w:val="22"/>
+  </w:num>
+  <w:num w:numId="6">
+    <w:abstractNumId w:val="14"/>
+  </w:num>
+  <w:num w:numId="7">
+    <w:abstractNumId w:val="20"/>
+  </w:num>
+  <w:num w:numId="8">
+    <w:abstractNumId w:val="4"/>
+  </w:num>
+  <w:num w:numId="9">
+    <w:abstractNumId w:val="11"/>
+  </w:num>
+  <w:num w:numId="10">
+    <w:abstractNumId w:val="21"/>
+  </w:num>
+  <w:num w:numId="11">
+    <w:abstractNumId w:val="3"/>
+  </w:num>
+  <w:num w:numId="12">
     <w:abstractNumId w:val="5"/>
   </w:num>
-  <w:num w:numId="5">
-    <w:abstractNumId w:val="20"/>
+  <w:num w:numId="13">
+    <w:abstractNumId w:val="10"/>
   </w:num>
-  <w:num w:numId="6">
+  <w:num w:numId="14">
+    <w:abstractNumId w:val="8"/>
+  </w:num>
+  <w:num w:numId="15">
+    <w:abstractNumId w:val="18"/>
+  </w:num>
+  <w:num w:numId="16">
+    <w:abstractNumId w:val="12"/>
+  </w:num>
+  <w:num w:numId="17">
+    <w:abstractNumId w:val="34"/>
+  </w:num>
+  <w:num w:numId="18">
+    <w:abstractNumId w:val="29"/>
+  </w:num>
+  <w:num w:numId="19">
+    <w:abstractNumId w:val="24"/>
+  </w:num>
+  <w:num w:numId="20">
+    <w:abstractNumId w:val="15"/>
+  </w:num>
+  <w:num w:numId="21">
+    <w:abstractNumId w:val="31"/>
+  </w:num>
+  <w:num w:numId="22">
+    <w:abstractNumId w:val="9"/>
+  </w:num>
+  <w:num w:numId="23">
     <w:abstractNumId w:val="13"/>
   </w:num>
-  <w:num w:numId="7">
-    <w:abstractNumId w:val="18"/>
+  <w:num w:numId="24">
+    <w:abstractNumId w:val="32"/>
   </w:num>
-  <w:num w:numId="8">
-    <w:abstractNumId w:val="3"/>
+  <w:num w:numId="25">
+    <w:abstractNumId w:val="17"/>
   </w:num>
-  <w:num w:numId="9">
-    <w:abstractNumId w:val="10"/>
+  <w:num w:numId="26">
+    <w:abstractNumId w:val="25"/>
   </w:num>
-  <w:num w:numId="10">
+  <w:num w:numId="27">
+    <w:abstractNumId w:val="16"/>
+  </w:num>
+  <w:num w:numId="28">
+    <w:abstractNumId w:val="23"/>
+  </w:num>
+  <w:num w:numId="29">
+    <w:abstractNumId w:val="2"/>
+  </w:num>
+  <w:num w:numId="30">
     <w:abstractNumId w:val="19"/>
   </w:num>
-  <w:num w:numId="11">
-    <w:abstractNumId w:val="2"/>
+  <w:num w:numId="31">
+    <w:abstractNumId w:val="30"/>
   </w:num>
-  <w:num w:numId="12">
-    <w:abstractNumId w:val="4"/>
-  </w:num>
-  <w:num w:numId="13">
-    <w:abstractNumId w:val="9"/>
-  </w:num>
-  <w:num w:numId="14">
-    <w:abstractNumId w:val="7"/>
-  </w:num>
-  <w:num w:numId="15">
-    <w:abstractNumId w:val="17"/>
-  </w:num>
-  <w:num w:numId="16">
-    <w:abstractNumId w:val="11"/>
-  </w:num>
-  <w:num w:numId="17">
-    <w:abstractNumId w:val="28"/>
-  </w:num>
-  <w:num w:numId="18">
-    <w:abstractNumId w:val="25"/>
-  </w:num>
-  <w:num w:numId="19">
-    <w:abstractNumId w:val="22"/>
-  </w:num>
-  <w:num w:numId="20">
-    <w:abstractNumId w:val="14"/>
-  </w:num>
-  <w:num w:numId="21">
-    <w:abstractNumId w:val="26"/>
-  </w:num>
-  <w:num w:numId="22">
-    <w:abstractNumId w:val="8"/>
-  </w:num>
-  <w:num w:numId="23">
-    <w:abstractNumId w:val="12"/>
-  </w:num>
-  <w:num w:numId="24">
+  <w:num w:numId="32">
     <w:abstractNumId w:val="27"/>
   </w:num>
-  <w:num w:numId="25">
-    <w:abstractNumId w:val="16"/>
+  <w:num w:numId="33">
+    <w:abstractNumId w:val="1"/>
   </w:num>
-  <w:num w:numId="26">
-    <w:abstractNumId w:val="23"/>
+  <w:num w:numId="34">
+    <w:abstractNumId w:val="33"/>
   </w:num>
-  <w:num w:numId="27">
-    <w:abstractNumId w:val="15"/>
-  </w:num>
-  <w:num w:numId="28">
-    <w:abstractNumId w:val="21"/>
-  </w:num>
-  <w:num w:numId="29">
-    <w:abstractNumId w:val="1"/>
+  <w:num w:numId="35">
+    <w:abstractNumId w:val="26"/>
   </w:num>
 </w:numbering>
 </file>
@@ -7178,7 +9164,7 @@
 </file>
 
 <file path=customXml/itemProps1.xml><?xml version="1.0" encoding="utf-8"?>
-<ds:datastoreItem xmlns:ds="http://schemas.openxmlformats.org/officeDocument/2006/customXml" ds:itemID="{2D5DC31E-FC36-4B2F-A517-6F71B7A2C300}">
+<ds:datastoreItem xmlns:ds="http://schemas.openxmlformats.org/officeDocument/2006/customXml" ds:itemID="{50A37A0C-2E0F-4B4B-BD5F-FB326815C609}">
   <ds:schemaRefs>
     <ds:schemaRef ds:uri="http://schemas.openxmlformats.org/officeDocument/2006/bibliography"/>
   </ds:schemaRefs>
